--- a/data/outputs/docx/Grade 10 Bio/Bio 2.1/Biology_PlantNutrition_CBE_LessonSequence.docx
+++ b/data/outputs/docx/Grade 10 Bio/Bio 2.1/Biology_PlantNutrition_CBE_LessonSequence.docx
@@ -18,6 +18,7 @@
           <w:sz w:val="28"/>
           <w:szCs w:val="28"/>
         </w:rPr>
+        <w:t xml:space="preserve">BIOLOGY GRADE 10: NUTRITION IN PLANTS</w:t>
       </w:r>
     </w:p>
     <w:p>
@@ -36,6 +37,7 @@
           <w:sz w:val="22"/>
           <w:szCs w:val="22"/>
         </w:rPr>
+        <w:t xml:space="preserve">CBE Phenomenon-Driven Lesson Sequence - Sub-Strand 2.1 (12 Lessons)</w:t>
       </w:r>
     </w:p>
     <w:p>
@@ -2593,11 +2595,11 @@
       </w:tblPr>
       <w:tblGrid>
         <w:gridCol w:w="900"/>
+        <w:gridCol w:w="2300"/>
         <w:gridCol w:w="2556"/>
-        <w:gridCol w:w="2556"/>
-        <w:gridCol w:w="2556"/>
-        <w:gridCol w:w="2556"/>
-        <w:gridCol w:w="2556"/>
+        <w:gridCol w:w="3324"/>
+        <w:gridCol w:w="2300"/>
+        <w:gridCol w:w="2300"/>
       </w:tblGrid>
       <w:tr>
         <w:tc>
@@ -2669,7 +2671,7 @@
         </w:tc>
         <w:tc>
           <w:tcPr>
-            <w:tcW w:type="dxa" w:w="2556"/>
+            <w:tcW w:type="dxa" w:w="2300"/>
             <w:shd w:fill="2E75B6" w:color="auto" w:val="clear"/>
             <w:tcMar>
               <w:top w:type="dxa" w:w="60"/>
@@ -2733,7 +2735,7 @@
         </w:tc>
         <w:tc>
           <w:tcPr>
-            <w:tcW w:type="dxa" w:w="2556"/>
+            <w:tcW w:type="dxa" w:w="3324"/>
             <w:shd w:fill="2E75B6" w:color="auto" w:val="clear"/>
             <w:tcMar>
               <w:top w:type="dxa" w:w="60"/>
@@ -2765,7 +2767,7 @@
         </w:tc>
         <w:tc>
           <w:tcPr>
-            <w:tcW w:type="dxa" w:w="2556"/>
+            <w:tcW w:type="dxa" w:w="2300"/>
             <w:shd w:fill="1F6B75" w:color="auto" w:val="clear"/>
             <w:tcMar>
               <w:top w:type="dxa" w:w="60"/>
@@ -2797,7 +2799,7 @@
         </w:tc>
         <w:tc>
           <w:tcPr>
-            <w:tcW w:type="dxa" w:w="2556"/>
+            <w:tcW w:type="dxa" w:w="2300"/>
             <w:shd w:fill="2E75B6" w:color="auto" w:val="clear"/>
             <w:tcMar>
               <w:top w:type="dxa" w:w="60"/>
@@ -2863,7 +2865,7 @@
         </w:tc>
         <w:tc>
           <w:tcPr>
-            <w:tcW w:type="dxa" w:w="2556"/>
+            <w:tcW w:type="dxa" w:w="2300"/>
             <w:shd w:fill="FFFFFF" w:color="auto" w:val="clear"/>
             <w:tcMar>
               <w:top w:type="dxa" w:w="60"/>
@@ -2925,7 +2927,7 @@
             <w:pPr>
               <w:spacing w:after="20" w:before="0"/>
             </w:pPr>
-            <w:hyperlink w:history="1" r:id="rIdouaiclgwdyxdkfafv7p24">
+            <w:hyperlink w:history="1" r:id="rIdg4j860wghg51gmycw61rj">
               <w:r>
                 <w:rPr>
                   <w:rFonts w:ascii="Arial" w:cs="Arial" w:eastAsia="Arial" w:hAnsi="Arial"/>
@@ -2958,7 +2960,7 @@
               <w:spacing w:after="10" w:before="0"/>
               <w:ind w:left="120"/>
             </w:pPr>
-            <w:hyperlink w:history="1" r:id="rIddiqp4vz-1c47kjymfzrvq">
+            <w:hyperlink w:history="1" r:id="rIdedewlu6kucdwgghwbpdeb">
               <w:r>
                 <w:rPr>
                   <w:rFonts w:ascii="Arial" w:cs="Arial" w:eastAsia="Arial" w:hAnsi="Arial"/>
@@ -3003,7 +3005,7 @@
             <w:pPr>
               <w:spacing w:after="20" w:before="0"/>
             </w:pPr>
-            <w:hyperlink w:history="1" r:id="rIdzvadns6b3vkpxcbyiqdqz">
+            <w:hyperlink w:history="1" r:id="rIdbhb-1vlzzjhdaz8rzg7ik">
               <w:r>
                 <w:rPr>
                   <w:rFonts w:ascii="Arial" w:cs="Arial" w:eastAsia="Arial" w:hAnsi="Arial"/>
@@ -3036,7 +3038,7 @@
               <w:spacing w:after="10" w:before="0"/>
               <w:ind w:left="120"/>
             </w:pPr>
-            <w:hyperlink w:history="1" r:id="rIdji4_3ehb19fb4ytejs_5p">
+            <w:hyperlink w:history="1" r:id="rIdu_lasenl2jdleayvocgyw">
               <w:r>
                 <w:rPr>
                   <w:rFonts w:ascii="Arial" w:cs="Arial" w:eastAsia="Arial" w:hAnsi="Arial"/>
@@ -3052,7 +3054,7 @@
         </w:tc>
         <w:tc>
           <w:tcPr>
-            <w:tcW w:type="dxa" w:w="2556"/>
+            <w:tcW w:type="dxa" w:w="3324"/>
             <w:shd w:fill="FFFFFF" w:color="auto" w:val="clear"/>
             <w:tcMar>
               <w:top w:type="dxa" w:w="60"/>
@@ -3103,7 +3105,7 @@
         </w:tc>
         <w:tc>
           <w:tcPr>
-            <w:tcW w:type="dxa" w:w="2556"/>
+            <w:tcW w:type="dxa" w:w="2300"/>
             <w:shd w:fill="F2F2F2" w:color="auto" w:val="clear"/>
             <w:tcMar>
               <w:top w:type="dxa" w:w="60"/>
@@ -3135,7 +3137,7 @@
         </w:tc>
         <w:tc>
           <w:tcPr>
-            <w:tcW w:type="dxa" w:w="2556"/>
+            <w:tcW w:type="dxa" w:w="2300"/>
             <w:shd w:fill="FFFFFF" w:color="auto" w:val="clear"/>
             <w:tcMar>
               <w:top w:type="dxa" w:w="60"/>
@@ -3201,7 +3203,7 @@
         </w:tc>
         <w:tc>
           <w:tcPr>
-            <w:tcW w:type="dxa" w:w="2556"/>
+            <w:tcW w:type="dxa" w:w="2300"/>
             <w:shd w:fill="FFFFFF" w:color="auto" w:val="clear"/>
             <w:tcMar>
               <w:top w:type="dxa" w:w="60"/>
@@ -3263,7 +3265,7 @@
             <w:pPr>
               <w:spacing w:after="20" w:before="0"/>
             </w:pPr>
-            <w:hyperlink w:history="1" r:id="rIdhfsgvp1lru4mhu6wggt_n">
+            <w:hyperlink w:history="1" r:id="rIdg1g8i0c7rv5kjbjiwqxjy">
               <w:r>
                 <w:rPr>
                   <w:rFonts w:ascii="Arial" w:cs="Arial" w:eastAsia="Arial" w:hAnsi="Arial"/>
@@ -3296,7 +3298,7 @@
               <w:spacing w:after="10" w:before="0"/>
               <w:ind w:left="120"/>
             </w:pPr>
-            <w:hyperlink w:history="1" r:id="rIdawujxxu9q3zkewhm66xvh">
+            <w:hyperlink w:history="1" r:id="rIdiy_7n_mumeyva7kz8mwja">
               <w:r>
                 <w:rPr>
                   <w:rFonts w:ascii="Arial" w:cs="Arial" w:eastAsia="Arial" w:hAnsi="Arial"/>
@@ -3341,7 +3343,7 @@
             <w:pPr>
               <w:spacing w:after="20" w:before="0"/>
             </w:pPr>
-            <w:hyperlink w:history="1" r:id="rIdzmwrkwzaowrsimhpzbw-k">
+            <w:hyperlink w:history="1" r:id="rIdeukykrgzyjtqg2ajstzsq">
               <w:r>
                 <w:rPr>
                   <w:rFonts w:ascii="Arial" w:cs="Arial" w:eastAsia="Arial" w:hAnsi="Arial"/>
@@ -3374,7 +3376,7 @@
               <w:spacing w:after="10" w:before="0"/>
               <w:ind w:left="120"/>
             </w:pPr>
-            <w:hyperlink w:history="1" r:id="rIduqdu6mn3kobir7ohv6-uk">
+            <w:hyperlink w:history="1" r:id="rIdnfxe77z5uccmlzqyardk9">
               <w:r>
                 <w:rPr>
                   <w:rFonts w:ascii="Arial" w:cs="Arial" w:eastAsia="Arial" w:hAnsi="Arial"/>
@@ -3390,7 +3392,7 @@
         </w:tc>
         <w:tc>
           <w:tcPr>
-            <w:tcW w:type="dxa" w:w="2556"/>
+            <w:tcW w:type="dxa" w:w="3324"/>
             <w:shd w:fill="FFFFFF" w:color="auto" w:val="clear"/>
             <w:tcMar>
               <w:top w:type="dxa" w:w="60"/>
@@ -3441,7 +3443,7 @@
         </w:tc>
         <w:tc>
           <w:tcPr>
-            <w:tcW w:type="dxa" w:w="2556"/>
+            <w:tcW w:type="dxa" w:w="2300"/>
             <w:shd w:fill="F2F2F2" w:color="auto" w:val="clear"/>
             <w:tcMar>
               <w:top w:type="dxa" w:w="60"/>
@@ -3473,7 +3475,7 @@
         </w:tc>
         <w:tc>
           <w:tcPr>
-            <w:tcW w:type="dxa" w:w="2556"/>
+            <w:tcW w:type="dxa" w:w="2300"/>
             <w:shd w:fill="FFFFFF" w:color="auto" w:val="clear"/>
             <w:tcMar>
               <w:top w:type="dxa" w:w="60"/>
@@ -3539,7 +3541,7 @@
         </w:tc>
         <w:tc>
           <w:tcPr>
-            <w:tcW w:type="dxa" w:w="2556"/>
+            <w:tcW w:type="dxa" w:w="2300"/>
             <w:shd w:fill="FFFFFF" w:color="auto" w:val="clear"/>
             <w:tcMar>
               <w:top w:type="dxa" w:w="60"/>
@@ -3601,7 +3603,7 @@
             <w:pPr>
               <w:spacing w:after="20" w:before="0"/>
             </w:pPr>
-            <w:hyperlink w:history="1" r:id="rIdjhhsyj05vh7btiut_vji_">
+            <w:hyperlink w:history="1" r:id="rIdxfc1ydv0dhorks7wpoo-f">
               <w:r>
                 <w:rPr>
                   <w:rFonts w:ascii="Arial" w:cs="Arial" w:eastAsia="Arial" w:hAnsi="Arial"/>
@@ -3634,7 +3636,7 @@
               <w:spacing w:after="10" w:before="0"/>
               <w:ind w:left="120"/>
             </w:pPr>
-            <w:hyperlink w:history="1" r:id="rId9tdr7qnzud4-ufmzrbftl">
+            <w:hyperlink w:history="1" r:id="rIdyufeusjhkkfmn2lidrk3b">
               <w:r>
                 <w:rPr>
                   <w:rFonts w:ascii="Arial" w:cs="Arial" w:eastAsia="Arial" w:hAnsi="Arial"/>
@@ -3679,7 +3681,7 @@
             <w:pPr>
               <w:spacing w:after="20" w:before="0"/>
             </w:pPr>
-            <w:hyperlink w:history="1" r:id="rIda-hucpyf4zaeiqfi-pffg">
+            <w:hyperlink w:history="1" r:id="rIdmclrrvg1nmkxd7kbvix3g">
               <w:r>
                 <w:rPr>
                   <w:rFonts w:ascii="Arial" w:cs="Arial" w:eastAsia="Arial" w:hAnsi="Arial"/>
@@ -3712,7 +3714,7 @@
               <w:spacing w:after="10" w:before="0"/>
               <w:ind w:left="120"/>
             </w:pPr>
-            <w:hyperlink w:history="1" r:id="rIdx-afo7rwz2rafwcknqy6p">
+            <w:hyperlink w:history="1" r:id="rId6xsd9xlcpb0varh3ak-db">
               <w:r>
                 <w:rPr>
                   <w:rFonts w:ascii="Arial" w:cs="Arial" w:eastAsia="Arial" w:hAnsi="Arial"/>
@@ -3728,7 +3730,7 @@
         </w:tc>
         <w:tc>
           <w:tcPr>
-            <w:tcW w:type="dxa" w:w="2556"/>
+            <w:tcW w:type="dxa" w:w="3324"/>
             <w:shd w:fill="FFFFFF" w:color="auto" w:val="clear"/>
             <w:tcMar>
               <w:top w:type="dxa" w:w="60"/>
@@ -3779,7 +3781,7 @@
         </w:tc>
         <w:tc>
           <w:tcPr>
-            <w:tcW w:type="dxa" w:w="2556"/>
+            <w:tcW w:type="dxa" w:w="2300"/>
             <w:shd w:fill="F2F2F2" w:color="auto" w:val="clear"/>
             <w:tcMar>
               <w:top w:type="dxa" w:w="60"/>
@@ -3811,7 +3813,7 @@
         </w:tc>
         <w:tc>
           <w:tcPr>
-            <w:tcW w:type="dxa" w:w="2556"/>
+            <w:tcW w:type="dxa" w:w="2300"/>
             <w:shd w:fill="FFFFFF" w:color="auto" w:val="clear"/>
             <w:tcMar>
               <w:top w:type="dxa" w:w="60"/>
@@ -3877,7 +3879,7 @@
         </w:tc>
         <w:tc>
           <w:tcPr>
-            <w:tcW w:type="dxa" w:w="2556"/>
+            <w:tcW w:type="dxa" w:w="2300"/>
             <w:shd w:fill="FFFFFF" w:color="auto" w:val="clear"/>
             <w:tcMar>
               <w:top w:type="dxa" w:w="60"/>
@@ -3939,7 +3941,7 @@
             <w:pPr>
               <w:spacing w:after="20" w:before="0"/>
             </w:pPr>
-            <w:hyperlink w:history="1" r:id="rIddwcc4hdetmbrlzprjwf85">
+            <w:hyperlink w:history="1" r:id="rIdwhjwqs8ctfa5jyruzalmi">
               <w:r>
                 <w:rPr>
                   <w:rFonts w:ascii="Arial" w:cs="Arial" w:eastAsia="Arial" w:hAnsi="Arial"/>
@@ -3972,7 +3974,7 @@
               <w:spacing w:after="10" w:before="0"/>
               <w:ind w:left="120"/>
             </w:pPr>
-            <w:hyperlink w:history="1" r:id="rIdytbet0qouor3evp0tlmpk">
+            <w:hyperlink w:history="1" r:id="rId1j49mpc-ipvio-4eec2ak">
               <w:r>
                 <w:rPr>
                   <w:rFonts w:ascii="Arial" w:cs="Arial" w:eastAsia="Arial" w:hAnsi="Arial"/>
@@ -4017,7 +4019,7 @@
             <w:pPr>
               <w:spacing w:after="20" w:before="0"/>
             </w:pPr>
-            <w:hyperlink w:history="1" r:id="rId94w4zvybsktrru8whx8ot">
+            <w:hyperlink w:history="1" r:id="rIdzawsnencpbjjjmsrrl0r8">
               <w:r>
                 <w:rPr>
                   <w:rFonts w:ascii="Arial" w:cs="Arial" w:eastAsia="Arial" w:hAnsi="Arial"/>
@@ -4050,7 +4052,7 @@
               <w:spacing w:after="10" w:before="0"/>
               <w:ind w:left="120"/>
             </w:pPr>
-            <w:hyperlink w:history="1" r:id="rId4yrqj-ba5kdswfds9kaic">
+            <w:hyperlink w:history="1" r:id="rIdn5rsq304x5ozudih6od28">
               <w:r>
                 <w:rPr>
                   <w:rFonts w:ascii="Arial" w:cs="Arial" w:eastAsia="Arial" w:hAnsi="Arial"/>
@@ -4066,7 +4068,7 @@
         </w:tc>
         <w:tc>
           <w:tcPr>
-            <w:tcW w:type="dxa" w:w="2556"/>
+            <w:tcW w:type="dxa" w:w="3324"/>
             <w:shd w:fill="FFFFFF" w:color="auto" w:val="clear"/>
             <w:tcMar>
               <w:top w:type="dxa" w:w="60"/>
@@ -4098,7 +4100,7 @@
         </w:tc>
         <w:tc>
           <w:tcPr>
-            <w:tcW w:type="dxa" w:w="2556"/>
+            <w:tcW w:type="dxa" w:w="2300"/>
             <w:shd w:fill="F2F2F2" w:color="auto" w:val="clear"/>
             <w:tcMar>
               <w:top w:type="dxa" w:w="60"/>
@@ -4130,7 +4132,7 @@
         </w:tc>
         <w:tc>
           <w:tcPr>
-            <w:tcW w:type="dxa" w:w="2556"/>
+            <w:tcW w:type="dxa" w:w="2300"/>
             <w:shd w:fill="FFFFFF" w:color="auto" w:val="clear"/>
             <w:tcMar>
               <w:top w:type="dxa" w:w="60"/>
@@ -4196,7 +4198,7 @@
         </w:tc>
         <w:tc>
           <w:tcPr>
-            <w:tcW w:type="dxa" w:w="2556"/>
+            <w:tcW w:type="dxa" w:w="2300"/>
             <w:shd w:fill="FFFFFF" w:color="auto" w:val="clear"/>
             <w:tcMar>
               <w:top w:type="dxa" w:w="60"/>
@@ -4258,7 +4260,7 @@
             <w:pPr>
               <w:spacing w:after="20" w:before="0"/>
             </w:pPr>
-            <w:hyperlink w:history="1" r:id="rIdeyyfodsw7rb8dyaq9rfp5">
+            <w:hyperlink w:history="1" r:id="rIdbs8lzhm-9p_r382qze0qt">
               <w:r>
                 <w:rPr>
                   <w:rFonts w:ascii="Arial" w:cs="Arial" w:eastAsia="Arial" w:hAnsi="Arial"/>
@@ -4291,7 +4293,7 @@
               <w:spacing w:after="10" w:before="0"/>
               <w:ind w:left="120"/>
             </w:pPr>
-            <w:hyperlink w:history="1" r:id="rIdtrnhx3shbmaar0ibcwwa2">
+            <w:hyperlink w:history="1" r:id="rId4zaguh4vk77l4fb5rdvfa">
               <w:r>
                 <w:rPr>
                   <w:rFonts w:ascii="Arial" w:cs="Arial" w:eastAsia="Arial" w:hAnsi="Arial"/>
@@ -4336,7 +4338,7 @@
             <w:pPr>
               <w:spacing w:after="20" w:before="0"/>
             </w:pPr>
-            <w:hyperlink w:history="1" r:id="rIdihd6t0lizgk94bmdloa0f">
+            <w:hyperlink w:history="1" r:id="rIdwj8l1xtibgstna63dz4kb">
               <w:r>
                 <w:rPr>
                   <w:rFonts w:ascii="Arial" w:cs="Arial" w:eastAsia="Arial" w:hAnsi="Arial"/>
@@ -4369,7 +4371,7 @@
               <w:spacing w:after="10" w:before="0"/>
               <w:ind w:left="120"/>
             </w:pPr>
-            <w:hyperlink w:history="1" r:id="rIddscqhyu319pdfa8ikavbp">
+            <w:hyperlink w:history="1" r:id="rIdhdsnvmmbdbdbvgzdwyoqd">
               <w:r>
                 <w:rPr>
                   <w:rFonts w:ascii="Arial" w:cs="Arial" w:eastAsia="Arial" w:hAnsi="Arial"/>
@@ -4385,7 +4387,7 @@
         </w:tc>
         <w:tc>
           <w:tcPr>
-            <w:tcW w:type="dxa" w:w="2556"/>
+            <w:tcW w:type="dxa" w:w="3324"/>
             <w:shd w:fill="FFFFFF" w:color="auto" w:val="clear"/>
             <w:tcMar>
               <w:top w:type="dxa" w:w="60"/>
@@ -4436,7 +4438,7 @@
         </w:tc>
         <w:tc>
           <w:tcPr>
-            <w:tcW w:type="dxa" w:w="2556"/>
+            <w:tcW w:type="dxa" w:w="2300"/>
             <w:shd w:fill="F2F2F2" w:color="auto" w:val="clear"/>
             <w:tcMar>
               <w:top w:type="dxa" w:w="60"/>
@@ -4468,7 +4470,7 @@
         </w:tc>
         <w:tc>
           <w:tcPr>
-            <w:tcW w:type="dxa" w:w="2556"/>
+            <w:tcW w:type="dxa" w:w="2300"/>
             <w:shd w:fill="FFFFFF" w:color="auto" w:val="clear"/>
             <w:tcMar>
               <w:top w:type="dxa" w:w="60"/>
@@ -6009,11 +6011,11 @@
       </w:tblPr>
       <w:tblGrid>
         <w:gridCol w:w="900"/>
+        <w:gridCol w:w="2300"/>
         <w:gridCol w:w="2556"/>
-        <w:gridCol w:w="2556"/>
-        <w:gridCol w:w="2556"/>
-        <w:gridCol w:w="2556"/>
-        <w:gridCol w:w="2556"/>
+        <w:gridCol w:w="3324"/>
+        <w:gridCol w:w="2300"/>
+        <w:gridCol w:w="2300"/>
       </w:tblGrid>
       <w:tr>
         <w:tc>
@@ -6085,7 +6087,7 @@
         </w:tc>
         <w:tc>
           <w:tcPr>
-            <w:tcW w:type="dxa" w:w="2556"/>
+            <w:tcW w:type="dxa" w:w="2300"/>
             <w:shd w:fill="2E75B6" w:color="auto" w:val="clear"/>
             <w:tcMar>
               <w:top w:type="dxa" w:w="60"/>
@@ -6149,7 +6151,7 @@
         </w:tc>
         <w:tc>
           <w:tcPr>
-            <w:tcW w:type="dxa" w:w="2556"/>
+            <w:tcW w:type="dxa" w:w="3324"/>
             <w:shd w:fill="2E75B6" w:color="auto" w:val="clear"/>
             <w:tcMar>
               <w:top w:type="dxa" w:w="60"/>
@@ -6181,7 +6183,7 @@
         </w:tc>
         <w:tc>
           <w:tcPr>
-            <w:tcW w:type="dxa" w:w="2556"/>
+            <w:tcW w:type="dxa" w:w="2300"/>
             <w:shd w:fill="1F6B75" w:color="auto" w:val="clear"/>
             <w:tcMar>
               <w:top w:type="dxa" w:w="60"/>
@@ -6213,7 +6215,7 @@
         </w:tc>
         <w:tc>
           <w:tcPr>
-            <w:tcW w:type="dxa" w:w="2556"/>
+            <w:tcW w:type="dxa" w:w="2300"/>
             <w:shd w:fill="2E75B6" w:color="auto" w:val="clear"/>
             <w:tcMar>
               <w:top w:type="dxa" w:w="60"/>
@@ -6279,7 +6281,7 @@
         </w:tc>
         <w:tc>
           <w:tcPr>
-            <w:tcW w:type="dxa" w:w="2556"/>
+            <w:tcW w:type="dxa" w:w="2300"/>
             <w:shd w:fill="FFFFFF" w:color="auto" w:val="clear"/>
             <w:tcMar>
               <w:top w:type="dxa" w:w="60"/>
@@ -6341,7 +6343,7 @@
             <w:pPr>
               <w:spacing w:after="20" w:before="0"/>
             </w:pPr>
-            <w:hyperlink w:history="1" r:id="rId04ibgaorgtr9abceiv6r1">
+            <w:hyperlink w:history="1" r:id="rIdkgmyojn9ue2pdyuvr_emb">
               <w:r>
                 <w:rPr>
                   <w:rFonts w:ascii="Arial" w:cs="Arial" w:eastAsia="Arial" w:hAnsi="Arial"/>
@@ -6374,7 +6376,7 @@
               <w:spacing w:after="10" w:before="0"/>
               <w:ind w:left="120"/>
             </w:pPr>
-            <w:hyperlink w:history="1" r:id="rIdc6cufd1mhhkhhxtfksoxm">
+            <w:hyperlink w:history="1" r:id="rIdvtgnneagnzr21tqnxekek">
               <w:r>
                 <w:rPr>
                   <w:rFonts w:ascii="Arial" w:cs="Arial" w:eastAsia="Arial" w:hAnsi="Arial"/>
@@ -6419,7 +6421,7 @@
             <w:pPr>
               <w:spacing w:after="20" w:before="0"/>
             </w:pPr>
-            <w:hyperlink w:history="1" r:id="rIdc_wnczqglzszf80sgjk3i">
+            <w:hyperlink w:history="1" r:id="rId211clhmjgczfnnpufmqil">
               <w:r>
                 <w:rPr>
                   <w:rFonts w:ascii="Arial" w:cs="Arial" w:eastAsia="Arial" w:hAnsi="Arial"/>
@@ -6452,7 +6454,7 @@
               <w:spacing w:after="10" w:before="0"/>
               <w:ind w:left="120"/>
             </w:pPr>
-            <w:hyperlink w:history="1" r:id="rIdi64sjag7tbnxz6afuohtz">
+            <w:hyperlink w:history="1" r:id="rIdg-8_wlhu5hpf0eto6-nex">
               <w:r>
                 <w:rPr>
                   <w:rFonts w:ascii="Arial" w:cs="Arial" w:eastAsia="Arial" w:hAnsi="Arial"/>
@@ -6468,7 +6470,7 @@
         </w:tc>
         <w:tc>
           <w:tcPr>
-            <w:tcW w:type="dxa" w:w="2556"/>
+            <w:tcW w:type="dxa" w:w="3324"/>
             <w:shd w:fill="FFFFFF" w:color="auto" w:val="clear"/>
             <w:tcMar>
               <w:top w:type="dxa" w:w="60"/>
@@ -6519,7 +6521,7 @@
         </w:tc>
         <w:tc>
           <w:tcPr>
-            <w:tcW w:type="dxa" w:w="2556"/>
+            <w:tcW w:type="dxa" w:w="2300"/>
             <w:shd w:fill="F2F2F2" w:color="auto" w:val="clear"/>
             <w:tcMar>
               <w:top w:type="dxa" w:w="60"/>
@@ -6551,7 +6553,7 @@
         </w:tc>
         <w:tc>
           <w:tcPr>
-            <w:tcW w:type="dxa" w:w="2556"/>
+            <w:tcW w:type="dxa" w:w="2300"/>
             <w:shd w:fill="FFFFFF" w:color="auto" w:val="clear"/>
             <w:tcMar>
               <w:top w:type="dxa" w:w="60"/>
@@ -6617,7 +6619,7 @@
         </w:tc>
         <w:tc>
           <w:tcPr>
-            <w:tcW w:type="dxa" w:w="2556"/>
+            <w:tcW w:type="dxa" w:w="2300"/>
             <w:shd w:fill="FFFFFF" w:color="auto" w:val="clear"/>
             <w:tcMar>
               <w:top w:type="dxa" w:w="60"/>
@@ -6679,7 +6681,7 @@
             <w:pPr>
               <w:spacing w:after="20" w:before="0"/>
             </w:pPr>
-            <w:hyperlink w:history="1" r:id="rIdowxch-stzthg91izx8bc4">
+            <w:hyperlink w:history="1" r:id="rIdglzaqasis66xapffrdwop">
               <w:r>
                 <w:rPr>
                   <w:rFonts w:ascii="Arial" w:cs="Arial" w:eastAsia="Arial" w:hAnsi="Arial"/>
@@ -6712,7 +6714,7 @@
               <w:spacing w:after="10" w:before="0"/>
               <w:ind w:left="120"/>
             </w:pPr>
-            <w:hyperlink w:history="1" r:id="rIdiso_yvkeru-l5l9kcyymt">
+            <w:hyperlink w:history="1" r:id="rIdewfhjem1xmbx_e2aijuiv">
               <w:r>
                 <w:rPr>
                   <w:rFonts w:ascii="Arial" w:cs="Arial" w:eastAsia="Arial" w:hAnsi="Arial"/>
@@ -6757,7 +6759,7 @@
             <w:pPr>
               <w:spacing w:after="20" w:before="0"/>
             </w:pPr>
-            <w:hyperlink w:history="1" r:id="rId1eqpj2qbrrliwmt55rfv6">
+            <w:hyperlink w:history="1" r:id="rId5bgvvh4h2ce5s8g5oenpl">
               <w:r>
                 <w:rPr>
                   <w:rFonts w:ascii="Arial" w:cs="Arial" w:eastAsia="Arial" w:hAnsi="Arial"/>
@@ -6790,7 +6792,7 @@
               <w:spacing w:after="10" w:before="0"/>
               <w:ind w:left="120"/>
             </w:pPr>
-            <w:hyperlink w:history="1" r:id="rId90yu39cdbc_4gnhzdmvnp">
+            <w:hyperlink w:history="1" r:id="rIdglslwzn9mldkgmufg6fqp">
               <w:r>
                 <w:rPr>
                   <w:rFonts w:ascii="Arial" w:cs="Arial" w:eastAsia="Arial" w:hAnsi="Arial"/>
@@ -6806,7 +6808,7 @@
         </w:tc>
         <w:tc>
           <w:tcPr>
-            <w:tcW w:type="dxa" w:w="2556"/>
+            <w:tcW w:type="dxa" w:w="3324"/>
             <w:shd w:fill="FFFFFF" w:color="auto" w:val="clear"/>
             <w:tcMar>
               <w:top w:type="dxa" w:w="60"/>
@@ -6838,7 +6840,7 @@
         </w:tc>
         <w:tc>
           <w:tcPr>
-            <w:tcW w:type="dxa" w:w="2556"/>
+            <w:tcW w:type="dxa" w:w="2300"/>
             <w:shd w:fill="F2F2F2" w:color="auto" w:val="clear"/>
             <w:tcMar>
               <w:top w:type="dxa" w:w="60"/>
@@ -6870,7 +6872,7 @@
         </w:tc>
         <w:tc>
           <w:tcPr>
-            <w:tcW w:type="dxa" w:w="2556"/>
+            <w:tcW w:type="dxa" w:w="2300"/>
             <w:shd w:fill="FFFFFF" w:color="auto" w:val="clear"/>
             <w:tcMar>
               <w:top w:type="dxa" w:w="60"/>
@@ -6936,7 +6938,7 @@
         </w:tc>
         <w:tc>
           <w:tcPr>
-            <w:tcW w:type="dxa" w:w="2556"/>
+            <w:tcW w:type="dxa" w:w="2300"/>
             <w:shd w:fill="FFFFFF" w:color="auto" w:val="clear"/>
             <w:tcMar>
               <w:top w:type="dxa" w:w="60"/>
@@ -6998,7 +7000,7 @@
             <w:pPr>
               <w:spacing w:after="20" w:before="0"/>
             </w:pPr>
-            <w:hyperlink w:history="1" r:id="rIdimz40wgukd5rvwruuz6ci">
+            <w:hyperlink w:history="1" r:id="rIdjm470ewch2oa2nfxskqw1">
               <w:r>
                 <w:rPr>
                   <w:rFonts w:ascii="Arial" w:cs="Arial" w:eastAsia="Arial" w:hAnsi="Arial"/>
@@ -7031,7 +7033,7 @@
               <w:spacing w:after="10" w:before="0"/>
               <w:ind w:left="120"/>
             </w:pPr>
-            <w:hyperlink w:history="1" r:id="rIds3pnhxvozvxrvqlrfilg2">
+            <w:hyperlink w:history="1" r:id="rIdkfodmcks4ou2iyh1cupoe">
               <w:r>
                 <w:rPr>
                   <w:rFonts w:ascii="Arial" w:cs="Arial" w:eastAsia="Arial" w:hAnsi="Arial"/>
@@ -7076,7 +7078,7 @@
             <w:pPr>
               <w:spacing w:after="20" w:before="0"/>
             </w:pPr>
-            <w:hyperlink w:history="1" r:id="rId-s7ztk_xxd6yscx4tswt7">
+            <w:hyperlink w:history="1" r:id="rIda_m0ynkfxpgub1dkoh_g_">
               <w:r>
                 <w:rPr>
                   <w:rFonts w:ascii="Arial" w:cs="Arial" w:eastAsia="Arial" w:hAnsi="Arial"/>
@@ -7109,7 +7111,7 @@
               <w:spacing w:after="10" w:before="0"/>
               <w:ind w:left="120"/>
             </w:pPr>
-            <w:hyperlink w:history="1" r:id="rIdchdlaeyhqyyfnjusrrkna">
+            <w:hyperlink w:history="1" r:id="rIdsvknvwldlvko7chv6k5me">
               <w:r>
                 <w:rPr>
                   <w:rFonts w:ascii="Arial" w:cs="Arial" w:eastAsia="Arial" w:hAnsi="Arial"/>
@@ -7125,7 +7127,7 @@
         </w:tc>
         <w:tc>
           <w:tcPr>
-            <w:tcW w:type="dxa" w:w="2556"/>
+            <w:tcW w:type="dxa" w:w="3324"/>
             <w:shd w:fill="FFFFFF" w:color="auto" w:val="clear"/>
             <w:tcMar>
               <w:top w:type="dxa" w:w="60"/>
@@ -7157,7 +7159,7 @@
         </w:tc>
         <w:tc>
           <w:tcPr>
-            <w:tcW w:type="dxa" w:w="2556"/>
+            <w:tcW w:type="dxa" w:w="2300"/>
             <w:shd w:fill="F2F2F2" w:color="auto" w:val="clear"/>
             <w:tcMar>
               <w:top w:type="dxa" w:w="60"/>
@@ -7189,7 +7191,7 @@
         </w:tc>
         <w:tc>
           <w:tcPr>
-            <w:tcW w:type="dxa" w:w="2556"/>
+            <w:tcW w:type="dxa" w:w="2300"/>
             <w:shd w:fill="FFFFFF" w:color="auto" w:val="clear"/>
             <w:tcMar>
               <w:top w:type="dxa" w:w="60"/>
@@ -7255,7 +7257,7 @@
         </w:tc>
         <w:tc>
           <w:tcPr>
-            <w:tcW w:type="dxa" w:w="2556"/>
+            <w:tcW w:type="dxa" w:w="2300"/>
             <w:shd w:fill="FFFFFF" w:color="auto" w:val="clear"/>
             <w:tcMar>
               <w:top w:type="dxa" w:w="60"/>
@@ -7317,7 +7319,7 @@
             <w:pPr>
               <w:spacing w:after="20" w:before="0"/>
             </w:pPr>
-            <w:hyperlink w:history="1" r:id="rIday5uofunjm7a6zui6xigw">
+            <w:hyperlink w:history="1" r:id="rIdcfxgp_m9va9ea7q_zub-s">
               <w:r>
                 <w:rPr>
                   <w:rFonts w:ascii="Arial" w:cs="Arial" w:eastAsia="Arial" w:hAnsi="Arial"/>
@@ -7350,7 +7352,7 @@
               <w:spacing w:after="10" w:before="0"/>
               <w:ind w:left="120"/>
             </w:pPr>
-            <w:hyperlink w:history="1" r:id="rIdodpxkwlf8qqzwejeb49qq">
+            <w:hyperlink w:history="1" r:id="rId1kyna8dhjkx0oxsrvktn1">
               <w:r>
                 <w:rPr>
                   <w:rFonts w:ascii="Arial" w:cs="Arial" w:eastAsia="Arial" w:hAnsi="Arial"/>
@@ -7395,7 +7397,7 @@
             <w:pPr>
               <w:spacing w:after="20" w:before="0"/>
             </w:pPr>
-            <w:hyperlink w:history="1" r:id="rIdhew4jjweulxszfqsokvpy">
+            <w:hyperlink w:history="1" r:id="rIdqc9rzq9-bkrj3w6hojbu0">
               <w:r>
                 <w:rPr>
                   <w:rFonts w:ascii="Arial" w:cs="Arial" w:eastAsia="Arial" w:hAnsi="Arial"/>
@@ -7428,7 +7430,7 @@
               <w:spacing w:after="10" w:before="0"/>
               <w:ind w:left="120"/>
             </w:pPr>
-            <w:hyperlink w:history="1" r:id="rIdcrnsov4c0zggnmzhnzqnr">
+            <w:hyperlink w:history="1" r:id="rIdvd22fy2wwcrwmwhbb7nal">
               <w:r>
                 <w:rPr>
                   <w:rFonts w:ascii="Arial" w:cs="Arial" w:eastAsia="Arial" w:hAnsi="Arial"/>
@@ -7444,7 +7446,7 @@
         </w:tc>
         <w:tc>
           <w:tcPr>
-            <w:tcW w:type="dxa" w:w="2556"/>
+            <w:tcW w:type="dxa" w:w="3324"/>
             <w:shd w:fill="FFFFFF" w:color="auto" w:val="clear"/>
             <w:tcMar>
               <w:top w:type="dxa" w:w="60"/>
@@ -7476,7 +7478,7 @@
         </w:tc>
         <w:tc>
           <w:tcPr>
-            <w:tcW w:type="dxa" w:w="2556"/>
+            <w:tcW w:type="dxa" w:w="2300"/>
             <w:shd w:fill="F2F2F2" w:color="auto" w:val="clear"/>
             <w:tcMar>
               <w:top w:type="dxa" w:w="60"/>
@@ -7508,7 +7510,7 @@
         </w:tc>
         <w:tc>
           <w:tcPr>
-            <w:tcW w:type="dxa" w:w="2556"/>
+            <w:tcW w:type="dxa" w:w="2300"/>
             <w:shd w:fill="FFFFFF" w:color="auto" w:val="clear"/>
             <w:tcMar>
               <w:top w:type="dxa" w:w="60"/>
@@ -7574,7 +7576,7 @@
         </w:tc>
         <w:tc>
           <w:tcPr>
-            <w:tcW w:type="dxa" w:w="2556"/>
+            <w:tcW w:type="dxa" w:w="2300"/>
             <w:shd w:fill="FFFFFF" w:color="auto" w:val="clear"/>
             <w:tcMar>
               <w:top w:type="dxa" w:w="60"/>
@@ -7636,7 +7638,7 @@
             <w:pPr>
               <w:spacing w:after="20" w:before="0"/>
             </w:pPr>
-            <w:hyperlink w:history="1" r:id="rId-meiukxxl-oxo0uit1wqr">
+            <w:hyperlink w:history="1" r:id="rIdoxz5lj2--s4k74f6l4nkh">
               <w:r>
                 <w:rPr>
                   <w:rFonts w:ascii="Arial" w:cs="Arial" w:eastAsia="Arial" w:hAnsi="Arial"/>
@@ -7669,7 +7671,7 @@
               <w:spacing w:after="10" w:before="0"/>
               <w:ind w:left="120"/>
             </w:pPr>
-            <w:hyperlink w:history="1" r:id="rIdcqj2auae7cvypmxuzlbgy">
+            <w:hyperlink w:history="1" r:id="rIdgj7sixegbfh-lkeh_1zps">
               <w:r>
                 <w:rPr>
                   <w:rFonts w:ascii="Arial" w:cs="Arial" w:eastAsia="Arial" w:hAnsi="Arial"/>
@@ -7714,7 +7716,7 @@
             <w:pPr>
               <w:spacing w:after="20" w:before="0"/>
             </w:pPr>
-            <w:hyperlink w:history="1" r:id="rIdhzrrjdka1w0ygxj3pr9cw">
+            <w:hyperlink w:history="1" r:id="rIddlv8ovxazufyynovktqd0">
               <w:r>
                 <w:rPr>
                   <w:rFonts w:ascii="Arial" w:cs="Arial" w:eastAsia="Arial" w:hAnsi="Arial"/>
@@ -7747,7 +7749,7 @@
               <w:spacing w:after="10" w:before="0"/>
               <w:ind w:left="120"/>
             </w:pPr>
-            <w:hyperlink w:history="1" r:id="rIdnztcj42fj6jieobo9vxu6">
+            <w:hyperlink w:history="1" r:id="rIdmmfbylxtsvlen7renxsha">
               <w:r>
                 <w:rPr>
                   <w:rFonts w:ascii="Arial" w:cs="Arial" w:eastAsia="Arial" w:hAnsi="Arial"/>
@@ -7763,7 +7765,7 @@
         </w:tc>
         <w:tc>
           <w:tcPr>
-            <w:tcW w:type="dxa" w:w="2556"/>
+            <w:tcW w:type="dxa" w:w="3324"/>
             <w:shd w:fill="FFFFFF" w:color="auto" w:val="clear"/>
             <w:tcMar>
               <w:top w:type="dxa" w:w="60"/>
@@ -7795,7 +7797,7 @@
         </w:tc>
         <w:tc>
           <w:tcPr>
-            <w:tcW w:type="dxa" w:w="2556"/>
+            <w:tcW w:type="dxa" w:w="2300"/>
             <w:shd w:fill="F2F2F2" w:color="auto" w:val="clear"/>
             <w:tcMar>
               <w:top w:type="dxa" w:w="60"/>
@@ -7827,7 +7829,7 @@
         </w:tc>
         <w:tc>
           <w:tcPr>
-            <w:tcW w:type="dxa" w:w="2556"/>
+            <w:tcW w:type="dxa" w:w="2300"/>
             <w:shd w:fill="FFFFFF" w:color="auto" w:val="clear"/>
             <w:tcMar>
               <w:top w:type="dxa" w:w="60"/>
@@ -9368,11 +9370,11 @@
       </w:tblPr>
       <w:tblGrid>
         <w:gridCol w:w="900"/>
+        <w:gridCol w:w="2300"/>
         <w:gridCol w:w="2556"/>
-        <w:gridCol w:w="2556"/>
-        <w:gridCol w:w="2556"/>
-        <w:gridCol w:w="2556"/>
-        <w:gridCol w:w="2556"/>
+        <w:gridCol w:w="3324"/>
+        <w:gridCol w:w="2300"/>
+        <w:gridCol w:w="2300"/>
       </w:tblGrid>
       <w:tr>
         <w:tc>
@@ -9444,7 +9446,7 @@
         </w:tc>
         <w:tc>
           <w:tcPr>
-            <w:tcW w:type="dxa" w:w="2556"/>
+            <w:tcW w:type="dxa" w:w="2300"/>
             <w:shd w:fill="2E75B6" w:color="auto" w:val="clear"/>
             <w:tcMar>
               <w:top w:type="dxa" w:w="60"/>
@@ -9508,7 +9510,7 @@
         </w:tc>
         <w:tc>
           <w:tcPr>
-            <w:tcW w:type="dxa" w:w="2556"/>
+            <w:tcW w:type="dxa" w:w="3324"/>
             <w:shd w:fill="2E75B6" w:color="auto" w:val="clear"/>
             <w:tcMar>
               <w:top w:type="dxa" w:w="60"/>
@@ -9540,7 +9542,7 @@
         </w:tc>
         <w:tc>
           <w:tcPr>
-            <w:tcW w:type="dxa" w:w="2556"/>
+            <w:tcW w:type="dxa" w:w="2300"/>
             <w:shd w:fill="1F6B75" w:color="auto" w:val="clear"/>
             <w:tcMar>
               <w:top w:type="dxa" w:w="60"/>
@@ -9572,7 +9574,7 @@
         </w:tc>
         <w:tc>
           <w:tcPr>
-            <w:tcW w:type="dxa" w:w="2556"/>
+            <w:tcW w:type="dxa" w:w="2300"/>
             <w:shd w:fill="2E75B6" w:color="auto" w:val="clear"/>
             <w:tcMar>
               <w:top w:type="dxa" w:w="60"/>
@@ -9638,7 +9640,7 @@
         </w:tc>
         <w:tc>
           <w:tcPr>
-            <w:tcW w:type="dxa" w:w="2556"/>
+            <w:tcW w:type="dxa" w:w="2300"/>
             <w:shd w:fill="FFFFFF" w:color="auto" w:val="clear"/>
             <w:tcMar>
               <w:top w:type="dxa" w:w="60"/>
@@ -9700,7 +9702,7 @@
             <w:pPr>
               <w:spacing w:after="20" w:before="0"/>
             </w:pPr>
-            <w:hyperlink w:history="1" r:id="rIdjiklalim_jmnrkyleclgv">
+            <w:hyperlink w:history="1" r:id="rIdedgdeexlsj73ymqt9a6-9">
               <w:r>
                 <w:rPr>
                   <w:rFonts w:ascii="Arial" w:cs="Arial" w:eastAsia="Arial" w:hAnsi="Arial"/>
@@ -9733,7 +9735,7 @@
               <w:spacing w:after="10" w:before="0"/>
               <w:ind w:left="120"/>
             </w:pPr>
-            <w:hyperlink w:history="1" r:id="rIdsp50wvb1ujib_w5osnrxz">
+            <w:hyperlink w:history="1" r:id="rIduny24xdu3hek_brnso8oc">
               <w:r>
                 <w:rPr>
                   <w:rFonts w:ascii="Arial" w:cs="Arial" w:eastAsia="Arial" w:hAnsi="Arial"/>
@@ -9778,7 +9780,7 @@
             <w:pPr>
               <w:spacing w:after="20" w:before="0"/>
             </w:pPr>
-            <w:hyperlink w:history="1" r:id="rIdaed7tljlleekohtma0tyl">
+            <w:hyperlink w:history="1" r:id="rIdrgfzzc7t73afjfozbwzsu">
               <w:r>
                 <w:rPr>
                   <w:rFonts w:ascii="Arial" w:cs="Arial" w:eastAsia="Arial" w:hAnsi="Arial"/>
@@ -9811,7 +9813,7 @@
               <w:spacing w:after="10" w:before="0"/>
               <w:ind w:left="120"/>
             </w:pPr>
-            <w:hyperlink w:history="1" r:id="rId1u7btory3oksoo5kmqbor">
+            <w:hyperlink w:history="1" r:id="rIdso8ocgtqy9nfmm_oolpxk">
               <w:r>
                 <w:rPr>
                   <w:rFonts w:ascii="Arial" w:cs="Arial" w:eastAsia="Arial" w:hAnsi="Arial"/>
@@ -9827,7 +9829,7 @@
         </w:tc>
         <w:tc>
           <w:tcPr>
-            <w:tcW w:type="dxa" w:w="2556"/>
+            <w:tcW w:type="dxa" w:w="3324"/>
             <w:shd w:fill="FFFFFF" w:color="auto" w:val="clear"/>
             <w:tcMar>
               <w:top w:type="dxa" w:w="60"/>
@@ -9859,7 +9861,7 @@
         </w:tc>
         <w:tc>
           <w:tcPr>
-            <w:tcW w:type="dxa" w:w="2556"/>
+            <w:tcW w:type="dxa" w:w="2300"/>
             <w:shd w:fill="F2F2F2" w:color="auto" w:val="clear"/>
             <w:tcMar>
               <w:top w:type="dxa" w:w="60"/>
@@ -9891,7 +9893,7 @@
         </w:tc>
         <w:tc>
           <w:tcPr>
-            <w:tcW w:type="dxa" w:w="2556"/>
+            <w:tcW w:type="dxa" w:w="2300"/>
             <w:shd w:fill="FFFFFF" w:color="auto" w:val="clear"/>
             <w:tcMar>
               <w:top w:type="dxa" w:w="60"/>
@@ -9957,7 +9959,7 @@
         </w:tc>
         <w:tc>
           <w:tcPr>
-            <w:tcW w:type="dxa" w:w="2556"/>
+            <w:tcW w:type="dxa" w:w="2300"/>
             <w:shd w:fill="FFFFFF" w:color="auto" w:val="clear"/>
             <w:tcMar>
               <w:top w:type="dxa" w:w="60"/>
@@ -10019,7 +10021,7 @@
             <w:pPr>
               <w:spacing w:after="20" w:before="0"/>
             </w:pPr>
-            <w:hyperlink w:history="1" r:id="rIdlum6xmaf-gfd5kxbw2uo7">
+            <w:hyperlink w:history="1" r:id="rIdwyycpwp89jcaxtr7rz8aa">
               <w:r>
                 <w:rPr>
                   <w:rFonts w:ascii="Arial" w:cs="Arial" w:eastAsia="Arial" w:hAnsi="Arial"/>
@@ -10052,7 +10054,7 @@
               <w:spacing w:after="10" w:before="0"/>
               <w:ind w:left="120"/>
             </w:pPr>
-            <w:hyperlink w:history="1" r:id="rId31ugwaijihw1n-mrhcwkz">
+            <w:hyperlink w:history="1" r:id="rId_ox4xrjatawdbkqzrc-ol">
               <w:r>
                 <w:rPr>
                   <w:rFonts w:ascii="Arial" w:cs="Arial" w:eastAsia="Arial" w:hAnsi="Arial"/>
@@ -10097,7 +10099,7 @@
             <w:pPr>
               <w:spacing w:after="20" w:before="0"/>
             </w:pPr>
-            <w:hyperlink w:history="1" r:id="rIdks3d8lw5gqt19jpnu_f7z">
+            <w:hyperlink w:history="1" r:id="rIdb5ykbcxpsxrhoexfhi9eh">
               <w:r>
                 <w:rPr>
                   <w:rFonts w:ascii="Arial" w:cs="Arial" w:eastAsia="Arial" w:hAnsi="Arial"/>
@@ -10130,7 +10132,7 @@
               <w:spacing w:after="10" w:before="0"/>
               <w:ind w:left="120"/>
             </w:pPr>
-            <w:hyperlink w:history="1" r:id="rIdgl_oy_dgivk0dixsnju6q">
+            <w:hyperlink w:history="1" r:id="rIdxqmna0rgrafqgm1smtxmv">
               <w:r>
                 <w:rPr>
                   <w:rFonts w:ascii="Arial" w:cs="Arial" w:eastAsia="Arial" w:hAnsi="Arial"/>
@@ -10146,7 +10148,7 @@
         </w:tc>
         <w:tc>
           <w:tcPr>
-            <w:tcW w:type="dxa" w:w="2556"/>
+            <w:tcW w:type="dxa" w:w="3324"/>
             <w:shd w:fill="FFFFFF" w:color="auto" w:val="clear"/>
             <w:tcMar>
               <w:top w:type="dxa" w:w="60"/>
@@ -10197,7 +10199,7 @@
         </w:tc>
         <w:tc>
           <w:tcPr>
-            <w:tcW w:type="dxa" w:w="2556"/>
+            <w:tcW w:type="dxa" w:w="2300"/>
             <w:shd w:fill="F2F2F2" w:color="auto" w:val="clear"/>
             <w:tcMar>
               <w:top w:type="dxa" w:w="60"/>
@@ -10229,7 +10231,7 @@
         </w:tc>
         <w:tc>
           <w:tcPr>
-            <w:tcW w:type="dxa" w:w="2556"/>
+            <w:tcW w:type="dxa" w:w="2300"/>
             <w:shd w:fill="FFFFFF" w:color="auto" w:val="clear"/>
             <w:tcMar>
               <w:top w:type="dxa" w:w="60"/>
@@ -10295,7 +10297,7 @@
         </w:tc>
         <w:tc>
           <w:tcPr>
-            <w:tcW w:type="dxa" w:w="2556"/>
+            <w:tcW w:type="dxa" w:w="2300"/>
             <w:shd w:fill="FFFFFF" w:color="auto" w:val="clear"/>
             <w:tcMar>
               <w:top w:type="dxa" w:w="60"/>
@@ -10357,7 +10359,7 @@
             <w:pPr>
               <w:spacing w:after="20" w:before="0"/>
             </w:pPr>
-            <w:hyperlink w:history="1" r:id="rId8hkzl3kf1rafb70v3wxjh">
+            <w:hyperlink w:history="1" r:id="rIdrbnr6xuv7gjwlm0njwhit">
               <w:r>
                 <w:rPr>
                   <w:rFonts w:ascii="Arial" w:cs="Arial" w:eastAsia="Arial" w:hAnsi="Arial"/>
@@ -10390,7 +10392,7 @@
               <w:spacing w:after="10" w:before="0"/>
               <w:ind w:left="120"/>
             </w:pPr>
-            <w:hyperlink w:history="1" r:id="rIdlqtfok2q_bikozticttbk">
+            <w:hyperlink w:history="1" r:id="rIddy0egkcvr3e3myny7qgxe">
               <w:r>
                 <w:rPr>
                   <w:rFonts w:ascii="Arial" w:cs="Arial" w:eastAsia="Arial" w:hAnsi="Arial"/>
@@ -10435,7 +10437,7 @@
             <w:pPr>
               <w:spacing w:after="20" w:before="0"/>
             </w:pPr>
-            <w:hyperlink w:history="1" r:id="rIdwdqyktd-eybrpnm7wxhqo">
+            <w:hyperlink w:history="1" r:id="rIdxafz_p6dsq1uumz7m5-y-">
               <w:r>
                 <w:rPr>
                   <w:rFonts w:ascii="Arial" w:cs="Arial" w:eastAsia="Arial" w:hAnsi="Arial"/>
@@ -10468,7 +10470,7 @@
               <w:spacing w:after="10" w:before="0"/>
               <w:ind w:left="120"/>
             </w:pPr>
-            <w:hyperlink w:history="1" r:id="rId-rze5xj2mgogqxdhgo-bt">
+            <w:hyperlink w:history="1" r:id="rId8ofhkpawjwni9mbku2be6">
               <w:r>
                 <w:rPr>
                   <w:rFonts w:ascii="Arial" w:cs="Arial" w:eastAsia="Arial" w:hAnsi="Arial"/>
@@ -10484,7 +10486,7 @@
         </w:tc>
         <w:tc>
           <w:tcPr>
-            <w:tcW w:type="dxa" w:w="2556"/>
+            <w:tcW w:type="dxa" w:w="3324"/>
             <w:shd w:fill="FFFFFF" w:color="auto" w:val="clear"/>
             <w:tcMar>
               <w:top w:type="dxa" w:w="60"/>
@@ -10535,7 +10537,7 @@
         </w:tc>
         <w:tc>
           <w:tcPr>
-            <w:tcW w:type="dxa" w:w="2556"/>
+            <w:tcW w:type="dxa" w:w="2300"/>
             <w:shd w:fill="F2F2F2" w:color="auto" w:val="clear"/>
             <w:tcMar>
               <w:top w:type="dxa" w:w="60"/>
@@ -10567,7 +10569,7 @@
         </w:tc>
         <w:tc>
           <w:tcPr>
-            <w:tcW w:type="dxa" w:w="2556"/>
+            <w:tcW w:type="dxa" w:w="2300"/>
             <w:shd w:fill="FFFFFF" w:color="auto" w:val="clear"/>
             <w:tcMar>
               <w:top w:type="dxa" w:w="60"/>
@@ -10633,7 +10635,7 @@
         </w:tc>
         <w:tc>
           <w:tcPr>
-            <w:tcW w:type="dxa" w:w="2556"/>
+            <w:tcW w:type="dxa" w:w="2300"/>
             <w:shd w:fill="FFFFFF" w:color="auto" w:val="clear"/>
             <w:tcMar>
               <w:top w:type="dxa" w:w="60"/>
@@ -10695,7 +10697,7 @@
             <w:pPr>
               <w:spacing w:after="20" w:before="0"/>
             </w:pPr>
-            <w:hyperlink w:history="1" r:id="rId-gt9uzyinmxvyw33y5dth">
+            <w:hyperlink w:history="1" r:id="rIdo2wf8albsxyy3huasjnu3">
               <w:r>
                 <w:rPr>
                   <w:rFonts w:ascii="Arial" w:cs="Arial" w:eastAsia="Arial" w:hAnsi="Arial"/>
@@ -10728,7 +10730,7 @@
               <w:spacing w:after="10" w:before="0"/>
               <w:ind w:left="120"/>
             </w:pPr>
-            <w:hyperlink w:history="1" r:id="rId6ctywvcwcwredphboiuw4">
+            <w:hyperlink w:history="1" r:id="rIdvl3t4sqi4ef5m01zplgie">
               <w:r>
                 <w:rPr>
                   <w:rFonts w:ascii="Arial" w:cs="Arial" w:eastAsia="Arial" w:hAnsi="Arial"/>
@@ -10773,7 +10775,7 @@
             <w:pPr>
               <w:spacing w:after="20" w:before="0"/>
             </w:pPr>
-            <w:hyperlink w:history="1" r:id="rIduwbxxw_xolww-uf5bp7px">
+            <w:hyperlink w:history="1" r:id="rIdg0nw8h9ir3uwc3ihz9g75">
               <w:r>
                 <w:rPr>
                   <w:rFonts w:ascii="Arial" w:cs="Arial" w:eastAsia="Arial" w:hAnsi="Arial"/>
@@ -10806,7 +10808,7 @@
               <w:spacing w:after="10" w:before="0"/>
               <w:ind w:left="120"/>
             </w:pPr>
-            <w:hyperlink w:history="1" r:id="rIdl1rwfantwln22lxxvpeex">
+            <w:hyperlink w:history="1" r:id="rId1-hdtjhovtkfbj-r_hoak">
               <w:r>
                 <w:rPr>
                   <w:rFonts w:ascii="Arial" w:cs="Arial" w:eastAsia="Arial" w:hAnsi="Arial"/>
@@ -10822,7 +10824,7 @@
         </w:tc>
         <w:tc>
           <w:tcPr>
-            <w:tcW w:type="dxa" w:w="2556"/>
+            <w:tcW w:type="dxa" w:w="3324"/>
             <w:shd w:fill="FFFFFF" w:color="auto" w:val="clear"/>
             <w:tcMar>
               <w:top w:type="dxa" w:w="60"/>
@@ -10854,7 +10856,7 @@
         </w:tc>
         <w:tc>
           <w:tcPr>
-            <w:tcW w:type="dxa" w:w="2556"/>
+            <w:tcW w:type="dxa" w:w="2300"/>
             <w:shd w:fill="F2F2F2" w:color="auto" w:val="clear"/>
             <w:tcMar>
               <w:top w:type="dxa" w:w="60"/>
@@ -10886,7 +10888,7 @@
         </w:tc>
         <w:tc>
           <w:tcPr>
-            <w:tcW w:type="dxa" w:w="2556"/>
+            <w:tcW w:type="dxa" w:w="2300"/>
             <w:shd w:fill="FFFFFF" w:color="auto" w:val="clear"/>
             <w:tcMar>
               <w:top w:type="dxa" w:w="60"/>
@@ -10952,7 +10954,7 @@
         </w:tc>
         <w:tc>
           <w:tcPr>
-            <w:tcW w:type="dxa" w:w="2556"/>
+            <w:tcW w:type="dxa" w:w="2300"/>
             <w:shd w:fill="FFFFFF" w:color="auto" w:val="clear"/>
             <w:tcMar>
               <w:top w:type="dxa" w:w="60"/>
@@ -11014,7 +11016,7 @@
             <w:pPr>
               <w:spacing w:after="20" w:before="0"/>
             </w:pPr>
-            <w:hyperlink w:history="1" r:id="rIdxthkam2epiqqfg3ku_2x-">
+            <w:hyperlink w:history="1" r:id="rIdxrxcn0ml4rzdtk2w0vyni">
               <w:r>
                 <w:rPr>
                   <w:rFonts w:ascii="Arial" w:cs="Arial" w:eastAsia="Arial" w:hAnsi="Arial"/>
@@ -11047,7 +11049,7 @@
               <w:spacing w:after="10" w:before="0"/>
               <w:ind w:left="120"/>
             </w:pPr>
-            <w:hyperlink w:history="1" r:id="rIdjwyc0liyrpn-lappezc44">
+            <w:hyperlink w:history="1" r:id="rIdez6ueerfuao5f-l0h1ayn">
               <w:r>
                 <w:rPr>
                   <w:rFonts w:ascii="Arial" w:cs="Arial" w:eastAsia="Arial" w:hAnsi="Arial"/>
@@ -11092,7 +11094,7 @@
             <w:pPr>
               <w:spacing w:after="20" w:before="0"/>
             </w:pPr>
-            <w:hyperlink w:history="1" r:id="rIdoed6fon8pkpn5r5rs9l6w">
+            <w:hyperlink w:history="1" r:id="rIdw3erej6h4xiq2g74gpxoq">
               <w:r>
                 <w:rPr>
                   <w:rFonts w:ascii="Arial" w:cs="Arial" w:eastAsia="Arial" w:hAnsi="Arial"/>
@@ -11125,7 +11127,7 @@
               <w:spacing w:after="10" w:before="0"/>
               <w:ind w:left="120"/>
             </w:pPr>
-            <w:hyperlink w:history="1" r:id="rId0hjvmtnp-flkq2ej84zee">
+            <w:hyperlink w:history="1" r:id="rIdwyhqtrwzaillw_kua7328">
               <w:r>
                 <w:rPr>
                   <w:rFonts w:ascii="Arial" w:cs="Arial" w:eastAsia="Arial" w:hAnsi="Arial"/>
@@ -11141,7 +11143,7 @@
         </w:tc>
         <w:tc>
           <w:tcPr>
-            <w:tcW w:type="dxa" w:w="2556"/>
+            <w:tcW w:type="dxa" w:w="3324"/>
             <w:shd w:fill="FFFFFF" w:color="auto" w:val="clear"/>
             <w:tcMar>
               <w:top w:type="dxa" w:w="60"/>
@@ -11173,7 +11175,7 @@
         </w:tc>
         <w:tc>
           <w:tcPr>
-            <w:tcW w:type="dxa" w:w="2556"/>
+            <w:tcW w:type="dxa" w:w="2300"/>
             <w:shd w:fill="F2F2F2" w:color="auto" w:val="clear"/>
             <w:tcMar>
               <w:top w:type="dxa" w:w="60"/>
@@ -11205,7 +11207,7 @@
         </w:tc>
         <w:tc>
           <w:tcPr>
-            <w:tcW w:type="dxa" w:w="2556"/>
+            <w:tcW w:type="dxa" w:w="2300"/>
             <w:shd w:fill="FFFFFF" w:color="auto" w:val="clear"/>
             <w:tcMar>
               <w:top w:type="dxa" w:w="60"/>
@@ -12786,11 +12788,11 @@
       </w:tblPr>
       <w:tblGrid>
         <w:gridCol w:w="900"/>
+        <w:gridCol w:w="2300"/>
         <w:gridCol w:w="2556"/>
-        <w:gridCol w:w="2556"/>
-        <w:gridCol w:w="2556"/>
-        <w:gridCol w:w="2556"/>
-        <w:gridCol w:w="2556"/>
+        <w:gridCol w:w="3324"/>
+        <w:gridCol w:w="2300"/>
+        <w:gridCol w:w="2300"/>
       </w:tblGrid>
       <w:tr>
         <w:tc>
@@ -12862,7 +12864,7 @@
         </w:tc>
         <w:tc>
           <w:tcPr>
-            <w:tcW w:type="dxa" w:w="2556"/>
+            <w:tcW w:type="dxa" w:w="2300"/>
             <w:shd w:fill="2E75B6" w:color="auto" w:val="clear"/>
             <w:tcMar>
               <w:top w:type="dxa" w:w="60"/>
@@ -12926,7 +12928,7 @@
         </w:tc>
         <w:tc>
           <w:tcPr>
-            <w:tcW w:type="dxa" w:w="2556"/>
+            <w:tcW w:type="dxa" w:w="3324"/>
             <w:shd w:fill="2E75B6" w:color="auto" w:val="clear"/>
             <w:tcMar>
               <w:top w:type="dxa" w:w="60"/>
@@ -12958,7 +12960,7 @@
         </w:tc>
         <w:tc>
           <w:tcPr>
-            <w:tcW w:type="dxa" w:w="2556"/>
+            <w:tcW w:type="dxa" w:w="2300"/>
             <w:shd w:fill="1F6B75" w:color="auto" w:val="clear"/>
             <w:tcMar>
               <w:top w:type="dxa" w:w="60"/>
@@ -12990,7 +12992,7 @@
         </w:tc>
         <w:tc>
           <w:tcPr>
-            <w:tcW w:type="dxa" w:w="2556"/>
+            <w:tcW w:type="dxa" w:w="2300"/>
             <w:shd w:fill="2E75B6" w:color="auto" w:val="clear"/>
             <w:tcMar>
               <w:top w:type="dxa" w:w="60"/>
@@ -13056,7 +13058,7 @@
         </w:tc>
         <w:tc>
           <w:tcPr>
-            <w:tcW w:type="dxa" w:w="2556"/>
+            <w:tcW w:type="dxa" w:w="2300"/>
             <w:shd w:fill="FFFFFF" w:color="auto" w:val="clear"/>
             <w:tcMar>
               <w:top w:type="dxa" w:w="60"/>
@@ -13118,7 +13120,7 @@
             <w:pPr>
               <w:spacing w:after="20" w:before="0"/>
             </w:pPr>
-            <w:hyperlink w:history="1" r:id="rIdopfcoivaxyhtnlixevswi">
+            <w:hyperlink w:history="1" r:id="rIdvuq_gukso-dli-yhlxrsd">
               <w:r>
                 <w:rPr>
                   <w:rFonts w:ascii="Arial" w:cs="Arial" w:eastAsia="Arial" w:hAnsi="Arial"/>
@@ -13151,7 +13153,7 @@
               <w:spacing w:after="10" w:before="0"/>
               <w:ind w:left="120"/>
             </w:pPr>
-            <w:hyperlink w:history="1" r:id="rIduqzk7io-a9mcif_tm1m5u">
+            <w:hyperlink w:history="1" r:id="rIdxbqjsqvnfusumko5vprfw">
               <w:r>
                 <w:rPr>
                   <w:rFonts w:ascii="Arial" w:cs="Arial" w:eastAsia="Arial" w:hAnsi="Arial"/>
@@ -13196,7 +13198,7 @@
             <w:pPr>
               <w:spacing w:after="20" w:before="0"/>
             </w:pPr>
-            <w:hyperlink w:history="1" r:id="rIddwg6hnednfyrrsuhherc9">
+            <w:hyperlink w:history="1" r:id="rIdx_ntcefsnih9vvhahiiy7">
               <w:r>
                 <w:rPr>
                   <w:rFonts w:ascii="Arial" w:cs="Arial" w:eastAsia="Arial" w:hAnsi="Arial"/>
@@ -13229,7 +13231,7 @@
               <w:spacing w:after="10" w:before="0"/>
               <w:ind w:left="120"/>
             </w:pPr>
-            <w:hyperlink w:history="1" r:id="rId5lwsox_-6jwoocjixewmb">
+            <w:hyperlink w:history="1" r:id="rIdddy9jmjbhbpzqpzqypebv">
               <w:r>
                 <w:rPr>
                   <w:rFonts w:ascii="Arial" w:cs="Arial" w:eastAsia="Arial" w:hAnsi="Arial"/>
@@ -13245,7 +13247,7 @@
         </w:tc>
         <w:tc>
           <w:tcPr>
-            <w:tcW w:type="dxa" w:w="2556"/>
+            <w:tcW w:type="dxa" w:w="3324"/>
             <w:shd w:fill="FFFFFF" w:color="auto" w:val="clear"/>
             <w:tcMar>
               <w:top w:type="dxa" w:w="60"/>
@@ -13277,7 +13279,7 @@
         </w:tc>
         <w:tc>
           <w:tcPr>
-            <w:tcW w:type="dxa" w:w="2556"/>
+            <w:tcW w:type="dxa" w:w="2300"/>
             <w:shd w:fill="F2F2F2" w:color="auto" w:val="clear"/>
             <w:tcMar>
               <w:top w:type="dxa" w:w="60"/>
@@ -13309,7 +13311,7 @@
         </w:tc>
         <w:tc>
           <w:tcPr>
-            <w:tcW w:type="dxa" w:w="2556"/>
+            <w:tcW w:type="dxa" w:w="2300"/>
             <w:shd w:fill="FFFFFF" w:color="auto" w:val="clear"/>
             <w:tcMar>
               <w:top w:type="dxa" w:w="60"/>
@@ -13375,7 +13377,7 @@
         </w:tc>
         <w:tc>
           <w:tcPr>
-            <w:tcW w:type="dxa" w:w="2556"/>
+            <w:tcW w:type="dxa" w:w="2300"/>
             <w:shd w:fill="FFFFFF" w:color="auto" w:val="clear"/>
             <w:tcMar>
               <w:top w:type="dxa" w:w="60"/>
@@ -13437,7 +13439,7 @@
             <w:pPr>
               <w:spacing w:after="20" w:before="0"/>
             </w:pPr>
-            <w:hyperlink w:history="1" r:id="rIdhpy3oymtvhoxtfntzbhxp">
+            <w:hyperlink w:history="1" r:id="rId4dwhjeuypswshb0vpuvgm">
               <w:r>
                 <w:rPr>
                   <w:rFonts w:ascii="Arial" w:cs="Arial" w:eastAsia="Arial" w:hAnsi="Arial"/>
@@ -13470,7 +13472,7 @@
               <w:spacing w:after="10" w:before="0"/>
               <w:ind w:left="120"/>
             </w:pPr>
-            <w:hyperlink w:history="1" r:id="rIdp5ekmukrzkihoanzvoqmr">
+            <w:hyperlink w:history="1" r:id="rIdhfn4xzc0ebynqvsght6es">
               <w:r>
                 <w:rPr>
                   <w:rFonts w:ascii="Arial" w:cs="Arial" w:eastAsia="Arial" w:hAnsi="Arial"/>
@@ -13515,7 +13517,7 @@
             <w:pPr>
               <w:spacing w:after="20" w:before="0"/>
             </w:pPr>
-            <w:hyperlink w:history="1" r:id="rId4sv-s1shb_vm0jh7fsyzc">
+            <w:hyperlink w:history="1" r:id="rId9vllkp3evcmnnoyjay9qg">
               <w:r>
                 <w:rPr>
                   <w:rFonts w:ascii="Arial" w:cs="Arial" w:eastAsia="Arial" w:hAnsi="Arial"/>
@@ -13548,7 +13550,7 @@
               <w:spacing w:after="10" w:before="0"/>
               <w:ind w:left="120"/>
             </w:pPr>
-            <w:hyperlink w:history="1" r:id="rId8z0v_v8jjgrfqt6b7yacr">
+            <w:hyperlink w:history="1" r:id="rId0dxdprqtg-bv3m6leugjc">
               <w:r>
                 <w:rPr>
                   <w:rFonts w:ascii="Arial" w:cs="Arial" w:eastAsia="Arial" w:hAnsi="Arial"/>
@@ -13564,7 +13566,7 @@
         </w:tc>
         <w:tc>
           <w:tcPr>
-            <w:tcW w:type="dxa" w:w="2556"/>
+            <w:tcW w:type="dxa" w:w="3324"/>
             <w:shd w:fill="FFFFFF" w:color="auto" w:val="clear"/>
             <w:tcMar>
               <w:top w:type="dxa" w:w="60"/>
@@ -13615,7 +13617,7 @@
         </w:tc>
         <w:tc>
           <w:tcPr>
-            <w:tcW w:type="dxa" w:w="2556"/>
+            <w:tcW w:type="dxa" w:w="2300"/>
             <w:shd w:fill="F2F2F2" w:color="auto" w:val="clear"/>
             <w:tcMar>
               <w:top w:type="dxa" w:w="60"/>
@@ -13647,7 +13649,7 @@
         </w:tc>
         <w:tc>
           <w:tcPr>
-            <w:tcW w:type="dxa" w:w="2556"/>
+            <w:tcW w:type="dxa" w:w="2300"/>
             <w:shd w:fill="FFFFFF" w:color="auto" w:val="clear"/>
             <w:tcMar>
               <w:top w:type="dxa" w:w="60"/>
@@ -13713,7 +13715,7 @@
         </w:tc>
         <w:tc>
           <w:tcPr>
-            <w:tcW w:type="dxa" w:w="2556"/>
+            <w:tcW w:type="dxa" w:w="2300"/>
             <w:shd w:fill="FFFFFF" w:color="auto" w:val="clear"/>
             <w:tcMar>
               <w:top w:type="dxa" w:w="60"/>
@@ -13775,7 +13777,7 @@
             <w:pPr>
               <w:spacing w:after="20" w:before="0"/>
             </w:pPr>
-            <w:hyperlink w:history="1" r:id="rIdibbmvofh3pwjj4lavoili">
+            <w:hyperlink w:history="1" r:id="rIdetwneroa22d7husyngkbp">
               <w:r>
                 <w:rPr>
                   <w:rFonts w:ascii="Arial" w:cs="Arial" w:eastAsia="Arial" w:hAnsi="Arial"/>
@@ -13808,7 +13810,7 @@
               <w:spacing w:after="10" w:before="0"/>
               <w:ind w:left="120"/>
             </w:pPr>
-            <w:hyperlink w:history="1" r:id="rIdrzwzidfcuzs3rdpycaset">
+            <w:hyperlink w:history="1" r:id="rIdi0o3ajadd7qvhhzqgjrrf">
               <w:r>
                 <w:rPr>
                   <w:rFonts w:ascii="Arial" w:cs="Arial" w:eastAsia="Arial" w:hAnsi="Arial"/>
@@ -13853,7 +13855,7 @@
             <w:pPr>
               <w:spacing w:after="20" w:before="0"/>
             </w:pPr>
-            <w:hyperlink w:history="1" r:id="rIdvhrtdao1rzlex05htisnc">
+            <w:hyperlink w:history="1" r:id="rId4lvxcrixfvyjwm3_8ys-n">
               <w:r>
                 <w:rPr>
                   <w:rFonts w:ascii="Arial" w:cs="Arial" w:eastAsia="Arial" w:hAnsi="Arial"/>
@@ -13886,7 +13888,7 @@
               <w:spacing w:after="10" w:before="0"/>
               <w:ind w:left="120"/>
             </w:pPr>
-            <w:hyperlink w:history="1" r:id="rIdcn0h4gjive3jf3bcd_z2m">
+            <w:hyperlink w:history="1" r:id="rIdleaqrxllxjrfarnz1df2k">
               <w:r>
                 <w:rPr>
                   <w:rFonts w:ascii="Arial" w:cs="Arial" w:eastAsia="Arial" w:hAnsi="Arial"/>
@@ -13902,7 +13904,7 @@
         </w:tc>
         <w:tc>
           <w:tcPr>
-            <w:tcW w:type="dxa" w:w="2556"/>
+            <w:tcW w:type="dxa" w:w="3324"/>
             <w:shd w:fill="FFFFFF" w:color="auto" w:val="clear"/>
             <w:tcMar>
               <w:top w:type="dxa" w:w="60"/>
@@ -13953,7 +13955,7 @@
         </w:tc>
         <w:tc>
           <w:tcPr>
-            <w:tcW w:type="dxa" w:w="2556"/>
+            <w:tcW w:type="dxa" w:w="2300"/>
             <w:shd w:fill="F2F2F2" w:color="auto" w:val="clear"/>
             <w:tcMar>
               <w:top w:type="dxa" w:w="60"/>
@@ -13985,7 +13987,7 @@
         </w:tc>
         <w:tc>
           <w:tcPr>
-            <w:tcW w:type="dxa" w:w="2556"/>
+            <w:tcW w:type="dxa" w:w="2300"/>
             <w:shd w:fill="FFFFFF" w:color="auto" w:val="clear"/>
             <w:tcMar>
               <w:top w:type="dxa" w:w="60"/>
@@ -14051,7 +14053,7 @@
         </w:tc>
         <w:tc>
           <w:tcPr>
-            <w:tcW w:type="dxa" w:w="2556"/>
+            <w:tcW w:type="dxa" w:w="2300"/>
             <w:shd w:fill="FFFFFF" w:color="auto" w:val="clear"/>
             <w:tcMar>
               <w:top w:type="dxa" w:w="60"/>
@@ -14113,7 +14115,7 @@
             <w:pPr>
               <w:spacing w:after="20" w:before="0"/>
             </w:pPr>
-            <w:hyperlink w:history="1" r:id="rIddmd-ctyduo41eep_fjuxc">
+            <w:hyperlink w:history="1" r:id="rIdhxkxvspvgdgwdvmcikdpr">
               <w:r>
                 <w:rPr>
                   <w:rFonts w:ascii="Arial" w:cs="Arial" w:eastAsia="Arial" w:hAnsi="Arial"/>
@@ -14146,7 +14148,7 @@
               <w:spacing w:after="10" w:before="0"/>
               <w:ind w:left="120"/>
             </w:pPr>
-            <w:hyperlink w:history="1" r:id="rIdxnn5la9p1hlkdtdcdc6vi">
+            <w:hyperlink w:history="1" r:id="rIdcxmw1poenvnyihpbgr1k8">
               <w:r>
                 <w:rPr>
                   <w:rFonts w:ascii="Arial" w:cs="Arial" w:eastAsia="Arial" w:hAnsi="Arial"/>
@@ -14191,7 +14193,7 @@
             <w:pPr>
               <w:spacing w:after="20" w:before="0"/>
             </w:pPr>
-            <w:hyperlink w:history="1" r:id="rIdknvjoyfoldousvfftoj7s">
+            <w:hyperlink w:history="1" r:id="rIdnegh88zdglqzizty5ckmf">
               <w:r>
                 <w:rPr>
                   <w:rFonts w:ascii="Arial" w:cs="Arial" w:eastAsia="Arial" w:hAnsi="Arial"/>
@@ -14224,7 +14226,7 @@
               <w:spacing w:after="10" w:before="0"/>
               <w:ind w:left="120"/>
             </w:pPr>
-            <w:hyperlink w:history="1" r:id="rId-guikgwx6kkg45agrfb0u">
+            <w:hyperlink w:history="1" r:id="rIdspxhugvmlmca28pvlbao_">
               <w:r>
                 <w:rPr>
                   <w:rFonts w:ascii="Arial" w:cs="Arial" w:eastAsia="Arial" w:hAnsi="Arial"/>
@@ -14240,7 +14242,7 @@
         </w:tc>
         <w:tc>
           <w:tcPr>
-            <w:tcW w:type="dxa" w:w="2556"/>
+            <w:tcW w:type="dxa" w:w="3324"/>
             <w:shd w:fill="FFFFFF" w:color="auto" w:val="clear"/>
             <w:tcMar>
               <w:top w:type="dxa" w:w="60"/>
@@ -14272,7 +14274,7 @@
         </w:tc>
         <w:tc>
           <w:tcPr>
-            <w:tcW w:type="dxa" w:w="2556"/>
+            <w:tcW w:type="dxa" w:w="2300"/>
             <w:shd w:fill="F2F2F2" w:color="auto" w:val="clear"/>
             <w:tcMar>
               <w:top w:type="dxa" w:w="60"/>
@@ -14304,7 +14306,7 @@
         </w:tc>
         <w:tc>
           <w:tcPr>
-            <w:tcW w:type="dxa" w:w="2556"/>
+            <w:tcW w:type="dxa" w:w="2300"/>
             <w:shd w:fill="FFFFFF" w:color="auto" w:val="clear"/>
             <w:tcMar>
               <w:top w:type="dxa" w:w="60"/>
@@ -14370,7 +14372,7 @@
         </w:tc>
         <w:tc>
           <w:tcPr>
-            <w:tcW w:type="dxa" w:w="2556"/>
+            <w:tcW w:type="dxa" w:w="2300"/>
             <w:shd w:fill="FFFFFF" w:color="auto" w:val="clear"/>
             <w:tcMar>
               <w:top w:type="dxa" w:w="60"/>
@@ -14432,7 +14434,7 @@
             <w:pPr>
               <w:spacing w:after="20" w:before="0"/>
             </w:pPr>
-            <w:hyperlink w:history="1" r:id="rId8tadcka7fplhvlg7a5dgu">
+            <w:hyperlink w:history="1" r:id="rIdfg5r49gapndu9x35hd8jl">
               <w:r>
                 <w:rPr>
                   <w:rFonts w:ascii="Arial" w:cs="Arial" w:eastAsia="Arial" w:hAnsi="Arial"/>
@@ -14465,7 +14467,7 @@
               <w:spacing w:after="10" w:before="0"/>
               <w:ind w:left="120"/>
             </w:pPr>
-            <w:hyperlink w:history="1" r:id="rIdob846kwbwsmx3nw1rxwby">
+            <w:hyperlink w:history="1" r:id="rId_c2hqsm-jdjnipdmlvjne">
               <w:r>
                 <w:rPr>
                   <w:rFonts w:ascii="Arial" w:cs="Arial" w:eastAsia="Arial" w:hAnsi="Arial"/>
@@ -14510,7 +14512,7 @@
             <w:pPr>
               <w:spacing w:after="20" w:before="0"/>
             </w:pPr>
-            <w:hyperlink w:history="1" r:id="rIdsudsk87zpskncjdx2sjiu">
+            <w:hyperlink w:history="1" r:id="rIdrirc2sgytnmz4e_vaascd">
               <w:r>
                 <w:rPr>
                   <w:rFonts w:ascii="Arial" w:cs="Arial" w:eastAsia="Arial" w:hAnsi="Arial"/>
@@ -14543,7 +14545,7 @@
               <w:spacing w:after="10" w:before="0"/>
               <w:ind w:left="120"/>
             </w:pPr>
-            <w:hyperlink w:history="1" r:id="rIdexuv9c68oun8cuclq_mlm">
+            <w:hyperlink w:history="1" r:id="rId9yhy5typgzimzaiwb997t">
               <w:r>
                 <w:rPr>
                   <w:rFonts w:ascii="Arial" w:cs="Arial" w:eastAsia="Arial" w:hAnsi="Arial"/>
@@ -14559,7 +14561,7 @@
         </w:tc>
         <w:tc>
           <w:tcPr>
-            <w:tcW w:type="dxa" w:w="2556"/>
+            <w:tcW w:type="dxa" w:w="3324"/>
             <w:shd w:fill="FFFFFF" w:color="auto" w:val="clear"/>
             <w:tcMar>
               <w:top w:type="dxa" w:w="60"/>
@@ -14591,7 +14593,7 @@
         </w:tc>
         <w:tc>
           <w:tcPr>
-            <w:tcW w:type="dxa" w:w="2556"/>
+            <w:tcW w:type="dxa" w:w="2300"/>
             <w:shd w:fill="F2F2F2" w:color="auto" w:val="clear"/>
             <w:tcMar>
               <w:top w:type="dxa" w:w="60"/>
@@ -14623,7 +14625,7 @@
         </w:tc>
         <w:tc>
           <w:tcPr>
-            <w:tcW w:type="dxa" w:w="2556"/>
+            <w:tcW w:type="dxa" w:w="2300"/>
             <w:shd w:fill="FFFFFF" w:color="auto" w:val="clear"/>
             <w:tcMar>
               <w:top w:type="dxa" w:w="60"/>
@@ -16184,11 +16186,11 @@
       </w:tblPr>
       <w:tblGrid>
         <w:gridCol w:w="900"/>
+        <w:gridCol w:w="2300"/>
         <w:gridCol w:w="2556"/>
-        <w:gridCol w:w="2556"/>
-        <w:gridCol w:w="2556"/>
-        <w:gridCol w:w="2556"/>
-        <w:gridCol w:w="2556"/>
+        <w:gridCol w:w="3324"/>
+        <w:gridCol w:w="2300"/>
+        <w:gridCol w:w="2300"/>
       </w:tblGrid>
       <w:tr>
         <w:tc>
@@ -16260,7 +16262,7 @@
         </w:tc>
         <w:tc>
           <w:tcPr>
-            <w:tcW w:type="dxa" w:w="2556"/>
+            <w:tcW w:type="dxa" w:w="2300"/>
             <w:shd w:fill="2E75B6" w:color="auto" w:val="clear"/>
             <w:tcMar>
               <w:top w:type="dxa" w:w="60"/>
@@ -16324,7 +16326,7 @@
         </w:tc>
         <w:tc>
           <w:tcPr>
-            <w:tcW w:type="dxa" w:w="2556"/>
+            <w:tcW w:type="dxa" w:w="3324"/>
             <w:shd w:fill="2E75B6" w:color="auto" w:val="clear"/>
             <w:tcMar>
               <w:top w:type="dxa" w:w="60"/>
@@ -16356,7 +16358,7 @@
         </w:tc>
         <w:tc>
           <w:tcPr>
-            <w:tcW w:type="dxa" w:w="2556"/>
+            <w:tcW w:type="dxa" w:w="2300"/>
             <w:shd w:fill="1F6B75" w:color="auto" w:val="clear"/>
             <w:tcMar>
               <w:top w:type="dxa" w:w="60"/>
@@ -16388,7 +16390,7 @@
         </w:tc>
         <w:tc>
           <w:tcPr>
-            <w:tcW w:type="dxa" w:w="2556"/>
+            <w:tcW w:type="dxa" w:w="2300"/>
             <w:shd w:fill="2E75B6" w:color="auto" w:val="clear"/>
             <w:tcMar>
               <w:top w:type="dxa" w:w="60"/>
@@ -16454,7 +16456,7 @@
         </w:tc>
         <w:tc>
           <w:tcPr>
-            <w:tcW w:type="dxa" w:w="2556"/>
+            <w:tcW w:type="dxa" w:w="2300"/>
             <w:shd w:fill="FFFFFF" w:color="auto" w:val="clear"/>
             <w:tcMar>
               <w:top w:type="dxa" w:w="60"/>
@@ -16516,7 +16518,7 @@
             <w:pPr>
               <w:spacing w:after="20" w:before="0"/>
             </w:pPr>
-            <w:hyperlink w:history="1" r:id="rIdufzwbtcr5yzafhx8b7zpi">
+            <w:hyperlink w:history="1" r:id="rIdrfapa0pyiy5fnmieuelih">
               <w:r>
                 <w:rPr>
                   <w:rFonts w:ascii="Arial" w:cs="Arial" w:eastAsia="Arial" w:hAnsi="Arial"/>
@@ -16549,7 +16551,7 @@
               <w:spacing w:after="10" w:before="0"/>
               <w:ind w:left="120"/>
             </w:pPr>
-            <w:hyperlink w:history="1" r:id="rIdwokbc1tucglw63thr1rxe">
+            <w:hyperlink w:history="1" r:id="rIdwurtynlmskm3uocuq1x0o">
               <w:r>
                 <w:rPr>
                   <w:rFonts w:ascii="Arial" w:cs="Arial" w:eastAsia="Arial" w:hAnsi="Arial"/>
@@ -16594,7 +16596,7 @@
             <w:pPr>
               <w:spacing w:after="20" w:before="0"/>
             </w:pPr>
-            <w:hyperlink w:history="1" r:id="rIdjg6yyh1quxjncj9ixhbiz">
+            <w:hyperlink w:history="1" r:id="rIduhy1clzjbspeilo7ezsqh">
               <w:r>
                 <w:rPr>
                   <w:rFonts w:ascii="Arial" w:cs="Arial" w:eastAsia="Arial" w:hAnsi="Arial"/>
@@ -16627,7 +16629,7 @@
               <w:spacing w:after="10" w:before="0"/>
               <w:ind w:left="120"/>
             </w:pPr>
-            <w:hyperlink w:history="1" r:id="rIdtxkcmz1g7qfphcowjuopu">
+            <w:hyperlink w:history="1" r:id="rId0tnvhbiobvfmvgsw04ccu">
               <w:r>
                 <w:rPr>
                   <w:rFonts w:ascii="Arial" w:cs="Arial" w:eastAsia="Arial" w:hAnsi="Arial"/>
@@ -16643,7 +16645,7 @@
         </w:tc>
         <w:tc>
           <w:tcPr>
-            <w:tcW w:type="dxa" w:w="2556"/>
+            <w:tcW w:type="dxa" w:w="3324"/>
             <w:shd w:fill="FFFFFF" w:color="auto" w:val="clear"/>
             <w:tcMar>
               <w:top w:type="dxa" w:w="60"/>
@@ -16675,7 +16677,7 @@
         </w:tc>
         <w:tc>
           <w:tcPr>
-            <w:tcW w:type="dxa" w:w="2556"/>
+            <w:tcW w:type="dxa" w:w="2300"/>
             <w:shd w:fill="F2F2F2" w:color="auto" w:val="clear"/>
             <w:tcMar>
               <w:top w:type="dxa" w:w="60"/>
@@ -16707,7 +16709,7 @@
         </w:tc>
         <w:tc>
           <w:tcPr>
-            <w:tcW w:type="dxa" w:w="2556"/>
+            <w:tcW w:type="dxa" w:w="2300"/>
             <w:shd w:fill="FFFFFF" w:color="auto" w:val="clear"/>
             <w:tcMar>
               <w:top w:type="dxa" w:w="60"/>
@@ -16773,7 +16775,7 @@
         </w:tc>
         <w:tc>
           <w:tcPr>
-            <w:tcW w:type="dxa" w:w="2556"/>
+            <w:tcW w:type="dxa" w:w="2300"/>
             <w:shd w:fill="FFFFFF" w:color="auto" w:val="clear"/>
             <w:tcMar>
               <w:top w:type="dxa" w:w="60"/>
@@ -16835,7 +16837,7 @@
             <w:pPr>
               <w:spacing w:after="20" w:before="0"/>
             </w:pPr>
-            <w:hyperlink w:history="1" r:id="rIdijwt0bqwzmeurs4y3v-k3">
+            <w:hyperlink w:history="1" r:id="rIdimiowr-znscdjskmgxv_-">
               <w:r>
                 <w:rPr>
                   <w:rFonts w:ascii="Arial" w:cs="Arial" w:eastAsia="Arial" w:hAnsi="Arial"/>
@@ -16868,7 +16870,7 @@
               <w:spacing w:after="10" w:before="0"/>
               <w:ind w:left="120"/>
             </w:pPr>
-            <w:hyperlink w:history="1" r:id="rIdibmo1n3milqmr2etzqprp">
+            <w:hyperlink w:history="1" r:id="rIdodwvipegc_bmu57_f4sd9">
               <w:r>
                 <w:rPr>
                   <w:rFonts w:ascii="Arial" w:cs="Arial" w:eastAsia="Arial" w:hAnsi="Arial"/>
@@ -16913,7 +16915,7 @@
             <w:pPr>
               <w:spacing w:after="20" w:before="0"/>
             </w:pPr>
-            <w:hyperlink w:history="1" r:id="rIdecjt3iaba_d7yb7fpdtcy">
+            <w:hyperlink w:history="1" r:id="rIdou3adptqafispwgy157lp">
               <w:r>
                 <w:rPr>
                   <w:rFonts w:ascii="Arial" w:cs="Arial" w:eastAsia="Arial" w:hAnsi="Arial"/>
@@ -16946,7 +16948,7 @@
               <w:spacing w:after="10" w:before="0"/>
               <w:ind w:left="120"/>
             </w:pPr>
-            <w:hyperlink w:history="1" r:id="rIde2wgrcjfq3aaqsywj0mrs">
+            <w:hyperlink w:history="1" r:id="rIdnctv8hy-ztpjzfbwt08kx">
               <w:r>
                 <w:rPr>
                   <w:rFonts w:ascii="Arial" w:cs="Arial" w:eastAsia="Arial" w:hAnsi="Arial"/>
@@ -16962,7 +16964,7 @@
         </w:tc>
         <w:tc>
           <w:tcPr>
-            <w:tcW w:type="dxa" w:w="2556"/>
+            <w:tcW w:type="dxa" w:w="3324"/>
             <w:shd w:fill="FFFFFF" w:color="auto" w:val="clear"/>
             <w:tcMar>
               <w:top w:type="dxa" w:w="60"/>
@@ -17013,7 +17015,7 @@
         </w:tc>
         <w:tc>
           <w:tcPr>
-            <w:tcW w:type="dxa" w:w="2556"/>
+            <w:tcW w:type="dxa" w:w="2300"/>
             <w:shd w:fill="F2F2F2" w:color="auto" w:val="clear"/>
             <w:tcMar>
               <w:top w:type="dxa" w:w="60"/>
@@ -17045,7 +17047,7 @@
         </w:tc>
         <w:tc>
           <w:tcPr>
-            <w:tcW w:type="dxa" w:w="2556"/>
+            <w:tcW w:type="dxa" w:w="2300"/>
             <w:shd w:fill="FFFFFF" w:color="auto" w:val="clear"/>
             <w:tcMar>
               <w:top w:type="dxa" w:w="60"/>
@@ -17111,7 +17113,7 @@
         </w:tc>
         <w:tc>
           <w:tcPr>
-            <w:tcW w:type="dxa" w:w="2556"/>
+            <w:tcW w:type="dxa" w:w="2300"/>
             <w:shd w:fill="FFFFFF" w:color="auto" w:val="clear"/>
             <w:tcMar>
               <w:top w:type="dxa" w:w="60"/>
@@ -17173,7 +17175,7 @@
             <w:pPr>
               <w:spacing w:after="20" w:before="0"/>
             </w:pPr>
-            <w:hyperlink w:history="1" r:id="rIdrmrgnjlavwkaiinnabhpb">
+            <w:hyperlink w:history="1" r:id="rIdhhzpaiw-imzrnhod913hx">
               <w:r>
                 <w:rPr>
                   <w:rFonts w:ascii="Arial" w:cs="Arial" w:eastAsia="Arial" w:hAnsi="Arial"/>
@@ -17206,7 +17208,7 @@
               <w:spacing w:after="10" w:before="0"/>
               <w:ind w:left="120"/>
             </w:pPr>
-            <w:hyperlink w:history="1" r:id="rIdsablshrvwacaqucawduxj">
+            <w:hyperlink w:history="1" r:id="rIdnxfbvukw0uhdevwwwi9aq">
               <w:r>
                 <w:rPr>
                   <w:rFonts w:ascii="Arial" w:cs="Arial" w:eastAsia="Arial" w:hAnsi="Arial"/>
@@ -17251,7 +17253,7 @@
             <w:pPr>
               <w:spacing w:after="20" w:before="0"/>
             </w:pPr>
-            <w:hyperlink w:history="1" r:id="rIdgndogyhexovvqdxqujoho">
+            <w:hyperlink w:history="1" r:id="rId_intllqwa9pmovkdlsqxf">
               <w:r>
                 <w:rPr>
                   <w:rFonts w:ascii="Arial" w:cs="Arial" w:eastAsia="Arial" w:hAnsi="Arial"/>
@@ -17284,7 +17286,7 @@
               <w:spacing w:after="10" w:before="0"/>
               <w:ind w:left="120"/>
             </w:pPr>
-            <w:hyperlink w:history="1" r:id="rIdc2twaqst2tu5uhonfnj99">
+            <w:hyperlink w:history="1" r:id="rIdihq7t5x3czzrlj5qyg7ej">
               <w:r>
                 <w:rPr>
                   <w:rFonts w:ascii="Arial" w:cs="Arial" w:eastAsia="Arial" w:hAnsi="Arial"/>
@@ -17300,7 +17302,7 @@
         </w:tc>
         <w:tc>
           <w:tcPr>
-            <w:tcW w:type="dxa" w:w="2556"/>
+            <w:tcW w:type="dxa" w:w="3324"/>
             <w:shd w:fill="FFFFFF" w:color="auto" w:val="clear"/>
             <w:tcMar>
               <w:top w:type="dxa" w:w="60"/>
@@ -17351,7 +17353,7 @@
         </w:tc>
         <w:tc>
           <w:tcPr>
-            <w:tcW w:type="dxa" w:w="2556"/>
+            <w:tcW w:type="dxa" w:w="2300"/>
             <w:shd w:fill="F2F2F2" w:color="auto" w:val="clear"/>
             <w:tcMar>
               <w:top w:type="dxa" w:w="60"/>
@@ -17383,7 +17385,7 @@
         </w:tc>
         <w:tc>
           <w:tcPr>
-            <w:tcW w:type="dxa" w:w="2556"/>
+            <w:tcW w:type="dxa" w:w="2300"/>
             <w:shd w:fill="FFFFFF" w:color="auto" w:val="clear"/>
             <w:tcMar>
               <w:top w:type="dxa" w:w="60"/>
@@ -17449,7 +17451,7 @@
         </w:tc>
         <w:tc>
           <w:tcPr>
-            <w:tcW w:type="dxa" w:w="2556"/>
+            <w:tcW w:type="dxa" w:w="2300"/>
             <w:shd w:fill="FFFFFF" w:color="auto" w:val="clear"/>
             <w:tcMar>
               <w:top w:type="dxa" w:w="60"/>
@@ -17511,7 +17513,7 @@
             <w:pPr>
               <w:spacing w:after="20" w:before="0"/>
             </w:pPr>
-            <w:hyperlink w:history="1" r:id="rId5cmdjzyspcokgm1-2croo">
+            <w:hyperlink w:history="1" r:id="rIdxp0um7ohvf3_lnkbj4m11">
               <w:r>
                 <w:rPr>
                   <w:rFonts w:ascii="Arial" w:cs="Arial" w:eastAsia="Arial" w:hAnsi="Arial"/>
@@ -17544,7 +17546,7 @@
               <w:spacing w:after="10" w:before="0"/>
               <w:ind w:left="120"/>
             </w:pPr>
-            <w:hyperlink w:history="1" r:id="rIdr-j_bahv1qc-fylizjgst">
+            <w:hyperlink w:history="1" r:id="rIdkpgl5jr7t4awyowibtlva">
               <w:r>
                 <w:rPr>
                   <w:rFonts w:ascii="Arial" w:cs="Arial" w:eastAsia="Arial" w:hAnsi="Arial"/>
@@ -17589,7 +17591,7 @@
             <w:pPr>
               <w:spacing w:after="20" w:before="0"/>
             </w:pPr>
-            <w:hyperlink w:history="1" r:id="rIdjntwdl6jouuqftddjo7zb">
+            <w:hyperlink w:history="1" r:id="rIdcdp2tbzszqah3-spombke">
               <w:r>
                 <w:rPr>
                   <w:rFonts w:ascii="Arial" w:cs="Arial" w:eastAsia="Arial" w:hAnsi="Arial"/>
@@ -17622,7 +17624,7 @@
               <w:spacing w:after="10" w:before="0"/>
               <w:ind w:left="120"/>
             </w:pPr>
-            <w:hyperlink w:history="1" r:id="rId7a9xyhgd_rgqesv3xpktx">
+            <w:hyperlink w:history="1" r:id="rIdftxsn3zygwwpgrbptxexq">
               <w:r>
                 <w:rPr>
                   <w:rFonts w:ascii="Arial" w:cs="Arial" w:eastAsia="Arial" w:hAnsi="Arial"/>
@@ -17638,7 +17640,7 @@
         </w:tc>
         <w:tc>
           <w:tcPr>
-            <w:tcW w:type="dxa" w:w="2556"/>
+            <w:tcW w:type="dxa" w:w="3324"/>
             <w:shd w:fill="FFFFFF" w:color="auto" w:val="clear"/>
             <w:tcMar>
               <w:top w:type="dxa" w:w="60"/>
@@ -17670,7 +17672,7 @@
         </w:tc>
         <w:tc>
           <w:tcPr>
-            <w:tcW w:type="dxa" w:w="2556"/>
+            <w:tcW w:type="dxa" w:w="2300"/>
             <w:shd w:fill="F2F2F2" w:color="auto" w:val="clear"/>
             <w:tcMar>
               <w:top w:type="dxa" w:w="60"/>
@@ -17702,7 +17704,7 @@
         </w:tc>
         <w:tc>
           <w:tcPr>
-            <w:tcW w:type="dxa" w:w="2556"/>
+            <w:tcW w:type="dxa" w:w="2300"/>
             <w:shd w:fill="FFFFFF" w:color="auto" w:val="clear"/>
             <w:tcMar>
               <w:top w:type="dxa" w:w="60"/>
@@ -17768,7 +17770,7 @@
         </w:tc>
         <w:tc>
           <w:tcPr>
-            <w:tcW w:type="dxa" w:w="2556"/>
+            <w:tcW w:type="dxa" w:w="2300"/>
             <w:shd w:fill="FFFFFF" w:color="auto" w:val="clear"/>
             <w:tcMar>
               <w:top w:type="dxa" w:w="60"/>
@@ -17830,7 +17832,7 @@
             <w:pPr>
               <w:spacing w:after="20" w:before="0"/>
             </w:pPr>
-            <w:hyperlink w:history="1" r:id="rIdqzlcfd_qvvzflxmqsfvf5">
+            <w:hyperlink w:history="1" r:id="rIdnhz9tkw8d7s0cipyi8lyh">
               <w:r>
                 <w:rPr>
                   <w:rFonts w:ascii="Arial" w:cs="Arial" w:eastAsia="Arial" w:hAnsi="Arial"/>
@@ -17863,7 +17865,7 @@
               <w:spacing w:after="10" w:before="0"/>
               <w:ind w:left="120"/>
             </w:pPr>
-            <w:hyperlink w:history="1" r:id="rIdwunwcb2bje6u4xovogxdr">
+            <w:hyperlink w:history="1" r:id="rId_n2lpc12v1uncxdxtg3o2">
               <w:r>
                 <w:rPr>
                   <w:rFonts w:ascii="Arial" w:cs="Arial" w:eastAsia="Arial" w:hAnsi="Arial"/>
@@ -17908,7 +17910,7 @@
             <w:pPr>
               <w:spacing w:after="20" w:before="0"/>
             </w:pPr>
-            <w:hyperlink w:history="1" r:id="rIdpftjlinmpbyrynbwug6qd">
+            <w:hyperlink w:history="1" r:id="rIdgtvn5_v9ljcn_zc3mrrxc">
               <w:r>
                 <w:rPr>
                   <w:rFonts w:ascii="Arial" w:cs="Arial" w:eastAsia="Arial" w:hAnsi="Arial"/>
@@ -17941,7 +17943,7 @@
               <w:spacing w:after="10" w:before="0"/>
               <w:ind w:left="120"/>
             </w:pPr>
-            <w:hyperlink w:history="1" r:id="rId-tximcsiwstbzoehrlyvf">
+            <w:hyperlink w:history="1" r:id="rIdkybmnmfm3olqkeu80tcxb">
               <w:r>
                 <w:rPr>
                   <w:rFonts w:ascii="Arial" w:cs="Arial" w:eastAsia="Arial" w:hAnsi="Arial"/>
@@ -17957,7 +17959,7 @@
         </w:tc>
         <w:tc>
           <w:tcPr>
-            <w:tcW w:type="dxa" w:w="2556"/>
+            <w:tcW w:type="dxa" w:w="3324"/>
             <w:shd w:fill="FFFFFF" w:color="auto" w:val="clear"/>
             <w:tcMar>
               <w:top w:type="dxa" w:w="60"/>
@@ -17989,7 +17991,7 @@
         </w:tc>
         <w:tc>
           <w:tcPr>
-            <w:tcW w:type="dxa" w:w="2556"/>
+            <w:tcW w:type="dxa" w:w="2300"/>
             <w:shd w:fill="F2F2F2" w:color="auto" w:val="clear"/>
             <w:tcMar>
               <w:top w:type="dxa" w:w="60"/>
@@ -18021,7 +18023,7 @@
         </w:tc>
         <w:tc>
           <w:tcPr>
-            <w:tcW w:type="dxa" w:w="2556"/>
+            <w:tcW w:type="dxa" w:w="2300"/>
             <w:shd w:fill="FFFFFF" w:color="auto" w:val="clear"/>
             <w:tcMar>
               <w:top w:type="dxa" w:w="60"/>
@@ -19582,11 +19584,11 @@
       </w:tblPr>
       <w:tblGrid>
         <w:gridCol w:w="900"/>
+        <w:gridCol w:w="2300"/>
         <w:gridCol w:w="2556"/>
-        <w:gridCol w:w="2556"/>
-        <w:gridCol w:w="2556"/>
-        <w:gridCol w:w="2556"/>
-        <w:gridCol w:w="2556"/>
+        <w:gridCol w:w="3324"/>
+        <w:gridCol w:w="2300"/>
+        <w:gridCol w:w="2300"/>
       </w:tblGrid>
       <w:tr>
         <w:tc>
@@ -19658,7 +19660,7 @@
         </w:tc>
         <w:tc>
           <w:tcPr>
-            <w:tcW w:type="dxa" w:w="2556"/>
+            <w:tcW w:type="dxa" w:w="2300"/>
             <w:shd w:fill="2E75B6" w:color="auto" w:val="clear"/>
             <w:tcMar>
               <w:top w:type="dxa" w:w="60"/>
@@ -19722,7 +19724,7 @@
         </w:tc>
         <w:tc>
           <w:tcPr>
-            <w:tcW w:type="dxa" w:w="2556"/>
+            <w:tcW w:type="dxa" w:w="3324"/>
             <w:shd w:fill="2E75B6" w:color="auto" w:val="clear"/>
             <w:tcMar>
               <w:top w:type="dxa" w:w="60"/>
@@ -19754,7 +19756,7 @@
         </w:tc>
         <w:tc>
           <w:tcPr>
-            <w:tcW w:type="dxa" w:w="2556"/>
+            <w:tcW w:type="dxa" w:w="2300"/>
             <w:shd w:fill="1F6B75" w:color="auto" w:val="clear"/>
             <w:tcMar>
               <w:top w:type="dxa" w:w="60"/>
@@ -19786,7 +19788,7 @@
         </w:tc>
         <w:tc>
           <w:tcPr>
-            <w:tcW w:type="dxa" w:w="2556"/>
+            <w:tcW w:type="dxa" w:w="2300"/>
             <w:shd w:fill="2E75B6" w:color="auto" w:val="clear"/>
             <w:tcMar>
               <w:top w:type="dxa" w:w="60"/>
@@ -19852,7 +19854,7 @@
         </w:tc>
         <w:tc>
           <w:tcPr>
-            <w:tcW w:type="dxa" w:w="2556"/>
+            <w:tcW w:type="dxa" w:w="2300"/>
             <w:shd w:fill="FFFFFF" w:color="auto" w:val="clear"/>
             <w:tcMar>
               <w:top w:type="dxa" w:w="60"/>
@@ -19914,7 +19916,7 @@
             <w:pPr>
               <w:spacing w:after="20" w:before="0"/>
             </w:pPr>
-            <w:hyperlink w:history="1" r:id="rIdnajtynk6-eapci0yl9bzp">
+            <w:hyperlink w:history="1" r:id="rIdfdclr9iwtdki_xw1m4u_a">
               <w:r>
                 <w:rPr>
                   <w:rFonts w:ascii="Arial" w:cs="Arial" w:eastAsia="Arial" w:hAnsi="Arial"/>
@@ -19947,7 +19949,7 @@
               <w:spacing w:after="10" w:before="0"/>
               <w:ind w:left="120"/>
             </w:pPr>
-            <w:hyperlink w:history="1" r:id="rIdvnhzgf9j8k_ztve5xtcyy">
+            <w:hyperlink w:history="1" r:id="rId3qqohqjf5iizqudldjf7u">
               <w:r>
                 <w:rPr>
                   <w:rFonts w:ascii="Arial" w:cs="Arial" w:eastAsia="Arial" w:hAnsi="Arial"/>
@@ -19992,7 +19994,7 @@
             <w:pPr>
               <w:spacing w:after="20" w:before="0"/>
             </w:pPr>
-            <w:hyperlink w:history="1" r:id="rIdjkfuzstbhoi5immcx0wql">
+            <w:hyperlink w:history="1" r:id="rId22lmc4leafng_xvjdffum">
               <w:r>
                 <w:rPr>
                   <w:rFonts w:ascii="Arial" w:cs="Arial" w:eastAsia="Arial" w:hAnsi="Arial"/>
@@ -20025,7 +20027,7 @@
               <w:spacing w:after="10" w:before="0"/>
               <w:ind w:left="120"/>
             </w:pPr>
-            <w:hyperlink w:history="1" r:id="rId8ut6xfqdbyyqxf8pajuuh">
+            <w:hyperlink w:history="1" r:id="rIdswfrnnlfnop8e8nlbkj2i">
               <w:r>
                 <w:rPr>
                   <w:rFonts w:ascii="Arial" w:cs="Arial" w:eastAsia="Arial" w:hAnsi="Arial"/>
@@ -20041,7 +20043,7 @@
         </w:tc>
         <w:tc>
           <w:tcPr>
-            <w:tcW w:type="dxa" w:w="2556"/>
+            <w:tcW w:type="dxa" w:w="3324"/>
             <w:shd w:fill="FFFFFF" w:color="auto" w:val="clear"/>
             <w:tcMar>
               <w:top w:type="dxa" w:w="60"/>
@@ -20073,7 +20075,7 @@
         </w:tc>
         <w:tc>
           <w:tcPr>
-            <w:tcW w:type="dxa" w:w="2556"/>
+            <w:tcW w:type="dxa" w:w="2300"/>
             <w:shd w:fill="F2F2F2" w:color="auto" w:val="clear"/>
             <w:tcMar>
               <w:top w:type="dxa" w:w="60"/>
@@ -20105,7 +20107,7 @@
         </w:tc>
         <w:tc>
           <w:tcPr>
-            <w:tcW w:type="dxa" w:w="2556"/>
+            <w:tcW w:type="dxa" w:w="2300"/>
             <w:shd w:fill="FFFFFF" w:color="auto" w:val="clear"/>
             <w:tcMar>
               <w:top w:type="dxa" w:w="60"/>
@@ -20171,7 +20173,7 @@
         </w:tc>
         <w:tc>
           <w:tcPr>
-            <w:tcW w:type="dxa" w:w="2556"/>
+            <w:tcW w:type="dxa" w:w="2300"/>
             <w:shd w:fill="FFFFFF" w:color="auto" w:val="clear"/>
             <w:tcMar>
               <w:top w:type="dxa" w:w="60"/>
@@ -20233,7 +20235,7 @@
             <w:pPr>
               <w:spacing w:after="20" w:before="0"/>
             </w:pPr>
-            <w:hyperlink w:history="1" r:id="rIdiv_zgwjs0kwzitewq5ipm">
+            <w:hyperlink w:history="1" r:id="rIdkbgr4oviudlk8mocvlfwf">
               <w:r>
                 <w:rPr>
                   <w:rFonts w:ascii="Arial" w:cs="Arial" w:eastAsia="Arial" w:hAnsi="Arial"/>
@@ -20266,7 +20268,7 @@
               <w:spacing w:after="10" w:before="0"/>
               <w:ind w:left="120"/>
             </w:pPr>
-            <w:hyperlink w:history="1" r:id="rIdocx-2foe19f_1dtemyisq">
+            <w:hyperlink w:history="1" r:id="rIdof8khurpwzukop4tqerzg">
               <w:r>
                 <w:rPr>
                   <w:rFonts w:ascii="Arial" w:cs="Arial" w:eastAsia="Arial" w:hAnsi="Arial"/>
@@ -20311,7 +20313,7 @@
             <w:pPr>
               <w:spacing w:after="20" w:before="0"/>
             </w:pPr>
-            <w:hyperlink w:history="1" r:id="rId-knhp_zidcrfnpfxqtxvh">
+            <w:hyperlink w:history="1" r:id="rIdy1lpn0x0zwzhvurhaywvj">
               <w:r>
                 <w:rPr>
                   <w:rFonts w:ascii="Arial" w:cs="Arial" w:eastAsia="Arial" w:hAnsi="Arial"/>
@@ -20344,7 +20346,7 @@
               <w:spacing w:after="10" w:before="0"/>
               <w:ind w:left="120"/>
             </w:pPr>
-            <w:hyperlink w:history="1" r:id="rIdtyjeohjizq5ktfjnpb_lg">
+            <w:hyperlink w:history="1" r:id="rIdssojqr3audwxujueyqz-r">
               <w:r>
                 <w:rPr>
                   <w:rFonts w:ascii="Arial" w:cs="Arial" w:eastAsia="Arial" w:hAnsi="Arial"/>
@@ -20360,7 +20362,7 @@
         </w:tc>
         <w:tc>
           <w:tcPr>
-            <w:tcW w:type="dxa" w:w="2556"/>
+            <w:tcW w:type="dxa" w:w="3324"/>
             <w:shd w:fill="FFFFFF" w:color="auto" w:val="clear"/>
             <w:tcMar>
               <w:top w:type="dxa" w:w="60"/>
@@ -20411,7 +20413,7 @@
         </w:tc>
         <w:tc>
           <w:tcPr>
-            <w:tcW w:type="dxa" w:w="2556"/>
+            <w:tcW w:type="dxa" w:w="2300"/>
             <w:shd w:fill="F2F2F2" w:color="auto" w:val="clear"/>
             <w:tcMar>
               <w:top w:type="dxa" w:w="60"/>
@@ -20443,7 +20445,7 @@
         </w:tc>
         <w:tc>
           <w:tcPr>
-            <w:tcW w:type="dxa" w:w="2556"/>
+            <w:tcW w:type="dxa" w:w="2300"/>
             <w:shd w:fill="FFFFFF" w:color="auto" w:val="clear"/>
             <w:tcMar>
               <w:top w:type="dxa" w:w="60"/>
@@ -20509,7 +20511,7 @@
         </w:tc>
         <w:tc>
           <w:tcPr>
-            <w:tcW w:type="dxa" w:w="2556"/>
+            <w:tcW w:type="dxa" w:w="2300"/>
             <w:shd w:fill="FFFFFF" w:color="auto" w:val="clear"/>
             <w:tcMar>
               <w:top w:type="dxa" w:w="60"/>
@@ -20571,7 +20573,7 @@
             <w:pPr>
               <w:spacing w:after="20" w:before="0"/>
             </w:pPr>
-            <w:hyperlink w:history="1" r:id="rId_3znphpht_zvvzqhnpm_w">
+            <w:hyperlink w:history="1" r:id="rIdjhorwpc6avbevtfpgn7lg">
               <w:r>
                 <w:rPr>
                   <w:rFonts w:ascii="Arial" w:cs="Arial" w:eastAsia="Arial" w:hAnsi="Arial"/>
@@ -20604,7 +20606,7 @@
               <w:spacing w:after="10" w:before="0"/>
               <w:ind w:left="120"/>
             </w:pPr>
-            <w:hyperlink w:history="1" r:id="rIdfpy-ytngt6xfhbhgb3cmv">
+            <w:hyperlink w:history="1" r:id="rIdu9lzmc5ev7brjydwpeyau">
               <w:r>
                 <w:rPr>
                   <w:rFonts w:ascii="Arial" w:cs="Arial" w:eastAsia="Arial" w:hAnsi="Arial"/>
@@ -20649,7 +20651,7 @@
             <w:pPr>
               <w:spacing w:after="20" w:before="0"/>
             </w:pPr>
-            <w:hyperlink w:history="1" r:id="rIdzsnelxztgiqwaq77lzbgt">
+            <w:hyperlink w:history="1" r:id="rIdzkfemzavzp0pkk5p1dvuj">
               <w:r>
                 <w:rPr>
                   <w:rFonts w:ascii="Arial" w:cs="Arial" w:eastAsia="Arial" w:hAnsi="Arial"/>
@@ -20682,7 +20684,7 @@
               <w:spacing w:after="10" w:before="0"/>
               <w:ind w:left="120"/>
             </w:pPr>
-            <w:hyperlink w:history="1" r:id="rIdhve3t3tn9u_0au8bulpqd">
+            <w:hyperlink w:history="1" r:id="rIdabbdslfncyoiaahhsyapc">
               <w:r>
                 <w:rPr>
                   <w:rFonts w:ascii="Arial" w:cs="Arial" w:eastAsia="Arial" w:hAnsi="Arial"/>
@@ -20698,7 +20700,7 @@
         </w:tc>
         <w:tc>
           <w:tcPr>
-            <w:tcW w:type="dxa" w:w="2556"/>
+            <w:tcW w:type="dxa" w:w="3324"/>
             <w:shd w:fill="FFFFFF" w:color="auto" w:val="clear"/>
             <w:tcMar>
               <w:top w:type="dxa" w:w="60"/>
@@ -20749,7 +20751,7 @@
         </w:tc>
         <w:tc>
           <w:tcPr>
-            <w:tcW w:type="dxa" w:w="2556"/>
+            <w:tcW w:type="dxa" w:w="2300"/>
             <w:shd w:fill="F2F2F2" w:color="auto" w:val="clear"/>
             <w:tcMar>
               <w:top w:type="dxa" w:w="60"/>
@@ -20781,7 +20783,7 @@
         </w:tc>
         <w:tc>
           <w:tcPr>
-            <w:tcW w:type="dxa" w:w="2556"/>
+            <w:tcW w:type="dxa" w:w="2300"/>
             <w:shd w:fill="FFFFFF" w:color="auto" w:val="clear"/>
             <w:tcMar>
               <w:top w:type="dxa" w:w="60"/>
@@ -20847,7 +20849,7 @@
         </w:tc>
         <w:tc>
           <w:tcPr>
-            <w:tcW w:type="dxa" w:w="2556"/>
+            <w:tcW w:type="dxa" w:w="2300"/>
             <w:shd w:fill="FFFFFF" w:color="auto" w:val="clear"/>
             <w:tcMar>
               <w:top w:type="dxa" w:w="60"/>
@@ -20909,7 +20911,7 @@
             <w:pPr>
               <w:spacing w:after="20" w:before="0"/>
             </w:pPr>
-            <w:hyperlink w:history="1" r:id="rIdg8jritvrclljlimsexacu">
+            <w:hyperlink w:history="1" r:id="rIdaxsvj8ixsggwf6c4lnmfl">
               <w:r>
                 <w:rPr>
                   <w:rFonts w:ascii="Arial" w:cs="Arial" w:eastAsia="Arial" w:hAnsi="Arial"/>
@@ -20942,7 +20944,7 @@
               <w:spacing w:after="10" w:before="0"/>
               <w:ind w:left="120"/>
             </w:pPr>
-            <w:hyperlink w:history="1" r:id="rIdgbmnnbm6gaccbjta6mkcx">
+            <w:hyperlink w:history="1" r:id="rIdf5jl2mbvlio9ycwgixm2h">
               <w:r>
                 <w:rPr>
                   <w:rFonts w:ascii="Arial" w:cs="Arial" w:eastAsia="Arial" w:hAnsi="Arial"/>
@@ -20987,7 +20989,7 @@
             <w:pPr>
               <w:spacing w:after="20" w:before="0"/>
             </w:pPr>
-            <w:hyperlink w:history="1" r:id="rId7eovhi37zebanzsmlsczq">
+            <w:hyperlink w:history="1" r:id="rId62lcqre2eemse20p-b3u5">
               <w:r>
                 <w:rPr>
                   <w:rFonts w:ascii="Arial" w:cs="Arial" w:eastAsia="Arial" w:hAnsi="Arial"/>
@@ -21020,7 +21022,7 @@
               <w:spacing w:after="10" w:before="0"/>
               <w:ind w:left="120"/>
             </w:pPr>
-            <w:hyperlink w:history="1" r:id="rIdcgtduvfa57otqc6a86qdi">
+            <w:hyperlink w:history="1" r:id="rIdnglq1t_2cojkwuugckzwd">
               <w:r>
                 <w:rPr>
                   <w:rFonts w:ascii="Arial" w:cs="Arial" w:eastAsia="Arial" w:hAnsi="Arial"/>
@@ -21036,7 +21038,7 @@
         </w:tc>
         <w:tc>
           <w:tcPr>
-            <w:tcW w:type="dxa" w:w="2556"/>
+            <w:tcW w:type="dxa" w:w="3324"/>
             <w:shd w:fill="FFFFFF" w:color="auto" w:val="clear"/>
             <w:tcMar>
               <w:top w:type="dxa" w:w="60"/>
@@ -21068,7 +21070,7 @@
         </w:tc>
         <w:tc>
           <w:tcPr>
-            <w:tcW w:type="dxa" w:w="2556"/>
+            <w:tcW w:type="dxa" w:w="2300"/>
             <w:shd w:fill="F2F2F2" w:color="auto" w:val="clear"/>
             <w:tcMar>
               <w:top w:type="dxa" w:w="60"/>
@@ -21100,7 +21102,7 @@
         </w:tc>
         <w:tc>
           <w:tcPr>
-            <w:tcW w:type="dxa" w:w="2556"/>
+            <w:tcW w:type="dxa" w:w="2300"/>
             <w:shd w:fill="FFFFFF" w:color="auto" w:val="clear"/>
             <w:tcMar>
               <w:top w:type="dxa" w:w="60"/>
@@ -21166,7 +21168,7 @@
         </w:tc>
         <w:tc>
           <w:tcPr>
-            <w:tcW w:type="dxa" w:w="2556"/>
+            <w:tcW w:type="dxa" w:w="2300"/>
             <w:shd w:fill="FFFFFF" w:color="auto" w:val="clear"/>
             <w:tcMar>
               <w:top w:type="dxa" w:w="60"/>
@@ -21228,7 +21230,7 @@
             <w:pPr>
               <w:spacing w:after="20" w:before="0"/>
             </w:pPr>
-            <w:hyperlink w:history="1" r:id="rIdqeslz_gwid4ei5oyh0pm7">
+            <w:hyperlink w:history="1" r:id="rIdadxbqavtkw3bx8rh1w_6a">
               <w:r>
                 <w:rPr>
                   <w:rFonts w:ascii="Arial" w:cs="Arial" w:eastAsia="Arial" w:hAnsi="Arial"/>
@@ -21261,7 +21263,7 @@
               <w:spacing w:after="10" w:before="0"/>
               <w:ind w:left="120"/>
             </w:pPr>
-            <w:hyperlink w:history="1" r:id="rIdbgpj-e67zacsywrx2blzy">
+            <w:hyperlink w:history="1" r:id="rId2ddblpkn8c9aui5fxkeh8">
               <w:r>
                 <w:rPr>
                   <w:rFonts w:ascii="Arial" w:cs="Arial" w:eastAsia="Arial" w:hAnsi="Arial"/>
@@ -21306,7 +21308,7 @@
             <w:pPr>
               <w:spacing w:after="20" w:before="0"/>
             </w:pPr>
-            <w:hyperlink w:history="1" r:id="rIdxvp8jevxt6n2szzf10ko5">
+            <w:hyperlink w:history="1" r:id="rIdhitawtuzjeu6nowj-heg2">
               <w:r>
                 <w:rPr>
                   <w:rFonts w:ascii="Arial" w:cs="Arial" w:eastAsia="Arial" w:hAnsi="Arial"/>
@@ -21339,7 +21341,7 @@
               <w:spacing w:after="10" w:before="0"/>
               <w:ind w:left="120"/>
             </w:pPr>
-            <w:hyperlink w:history="1" r:id="rId2y79vzyuovw47s_vrbp6h">
+            <w:hyperlink w:history="1" r:id="rIdistbh4oam8lnzluuhvhtl">
               <w:r>
                 <w:rPr>
                   <w:rFonts w:ascii="Arial" w:cs="Arial" w:eastAsia="Arial" w:hAnsi="Arial"/>
@@ -21355,7 +21357,7 @@
         </w:tc>
         <w:tc>
           <w:tcPr>
-            <w:tcW w:type="dxa" w:w="2556"/>
+            <w:tcW w:type="dxa" w:w="3324"/>
             <w:shd w:fill="FFFFFF" w:color="auto" w:val="clear"/>
             <w:tcMar>
               <w:top w:type="dxa" w:w="60"/>
@@ -21387,7 +21389,7 @@
         </w:tc>
         <w:tc>
           <w:tcPr>
-            <w:tcW w:type="dxa" w:w="2556"/>
+            <w:tcW w:type="dxa" w:w="2300"/>
             <w:shd w:fill="F2F2F2" w:color="auto" w:val="clear"/>
             <w:tcMar>
               <w:top w:type="dxa" w:w="60"/>
@@ -21419,7 +21421,7 @@
         </w:tc>
         <w:tc>
           <w:tcPr>
-            <w:tcW w:type="dxa" w:w="2556"/>
+            <w:tcW w:type="dxa" w:w="2300"/>
             <w:shd w:fill="FFFFFF" w:color="auto" w:val="clear"/>
             <w:tcMar>
               <w:top w:type="dxa" w:w="60"/>
@@ -22940,11 +22942,11 @@
       </w:tblPr>
       <w:tblGrid>
         <w:gridCol w:w="900"/>
+        <w:gridCol w:w="2300"/>
         <w:gridCol w:w="2556"/>
-        <w:gridCol w:w="2556"/>
-        <w:gridCol w:w="2556"/>
-        <w:gridCol w:w="2556"/>
-        <w:gridCol w:w="2556"/>
+        <w:gridCol w:w="3324"/>
+        <w:gridCol w:w="2300"/>
+        <w:gridCol w:w="2300"/>
       </w:tblGrid>
       <w:tr>
         <w:tc>
@@ -23016,7 +23018,7 @@
         </w:tc>
         <w:tc>
           <w:tcPr>
-            <w:tcW w:type="dxa" w:w="2556"/>
+            <w:tcW w:type="dxa" w:w="2300"/>
             <w:shd w:fill="2E75B6" w:color="auto" w:val="clear"/>
             <w:tcMar>
               <w:top w:type="dxa" w:w="60"/>
@@ -23080,7 +23082,7 @@
         </w:tc>
         <w:tc>
           <w:tcPr>
-            <w:tcW w:type="dxa" w:w="2556"/>
+            <w:tcW w:type="dxa" w:w="3324"/>
             <w:shd w:fill="2E75B6" w:color="auto" w:val="clear"/>
             <w:tcMar>
               <w:top w:type="dxa" w:w="60"/>
@@ -23112,7 +23114,7 @@
         </w:tc>
         <w:tc>
           <w:tcPr>
-            <w:tcW w:type="dxa" w:w="2556"/>
+            <w:tcW w:type="dxa" w:w="2300"/>
             <w:shd w:fill="1F6B75" w:color="auto" w:val="clear"/>
             <w:tcMar>
               <w:top w:type="dxa" w:w="60"/>
@@ -23144,7 +23146,7 @@
         </w:tc>
         <w:tc>
           <w:tcPr>
-            <w:tcW w:type="dxa" w:w="2556"/>
+            <w:tcW w:type="dxa" w:w="2300"/>
             <w:shd w:fill="2E75B6" w:color="auto" w:val="clear"/>
             <w:tcMar>
               <w:top w:type="dxa" w:w="60"/>
@@ -23210,7 +23212,7 @@
         </w:tc>
         <w:tc>
           <w:tcPr>
-            <w:tcW w:type="dxa" w:w="2556"/>
+            <w:tcW w:type="dxa" w:w="2300"/>
             <w:shd w:fill="FFFFFF" w:color="auto" w:val="clear"/>
             <w:tcMar>
               <w:top w:type="dxa" w:w="60"/>
@@ -23272,7 +23274,7 @@
             <w:pPr>
               <w:spacing w:after="20" w:before="0"/>
             </w:pPr>
-            <w:hyperlink w:history="1" r:id="rIdd7qe02rmsw0ah4bdd3kuk">
+            <w:hyperlink w:history="1" r:id="rIdyqarqun_lkanyptethysz">
               <w:r>
                 <w:rPr>
                   <w:rFonts w:ascii="Arial" w:cs="Arial" w:eastAsia="Arial" w:hAnsi="Arial"/>
@@ -23305,7 +23307,7 @@
               <w:spacing w:after="10" w:before="0"/>
               <w:ind w:left="120"/>
             </w:pPr>
-            <w:hyperlink w:history="1" r:id="rId-inbybtrtrz-fuswdp1sc">
+            <w:hyperlink w:history="1" r:id="rIdy3ywwwr5n6z5oqsvo93n2">
               <w:r>
                 <w:rPr>
                   <w:rFonts w:ascii="Arial" w:cs="Arial" w:eastAsia="Arial" w:hAnsi="Arial"/>
@@ -23350,7 +23352,7 @@
             <w:pPr>
               <w:spacing w:after="20" w:before="0"/>
             </w:pPr>
-            <w:hyperlink w:history="1" r:id="rIdyabmgmk0bddtrbn_vfwbv">
+            <w:hyperlink w:history="1" r:id="rId7zyjzg61ed0vvo1yoijni">
               <w:r>
                 <w:rPr>
                   <w:rFonts w:ascii="Arial" w:cs="Arial" w:eastAsia="Arial" w:hAnsi="Arial"/>
@@ -23383,7 +23385,7 @@
               <w:spacing w:after="10" w:before="0"/>
               <w:ind w:left="120"/>
             </w:pPr>
-            <w:hyperlink w:history="1" r:id="rIdkofoih0lxbcvc5vqgd7v_">
+            <w:hyperlink w:history="1" r:id="rIdvmwq5qojxu65bo1rpdbhb">
               <w:r>
                 <w:rPr>
                   <w:rFonts w:ascii="Arial" w:cs="Arial" w:eastAsia="Arial" w:hAnsi="Arial"/>
@@ -23399,7 +23401,7 @@
         </w:tc>
         <w:tc>
           <w:tcPr>
-            <w:tcW w:type="dxa" w:w="2556"/>
+            <w:tcW w:type="dxa" w:w="3324"/>
             <w:shd w:fill="FFFFFF" w:color="auto" w:val="clear"/>
             <w:tcMar>
               <w:top w:type="dxa" w:w="60"/>
@@ -23431,7 +23433,7 @@
         </w:tc>
         <w:tc>
           <w:tcPr>
-            <w:tcW w:type="dxa" w:w="2556"/>
+            <w:tcW w:type="dxa" w:w="2300"/>
             <w:shd w:fill="F2F2F2" w:color="auto" w:val="clear"/>
             <w:tcMar>
               <w:top w:type="dxa" w:w="60"/>
@@ -23463,7 +23465,7 @@
         </w:tc>
         <w:tc>
           <w:tcPr>
-            <w:tcW w:type="dxa" w:w="2556"/>
+            <w:tcW w:type="dxa" w:w="2300"/>
             <w:shd w:fill="FFFFFF" w:color="auto" w:val="clear"/>
             <w:tcMar>
               <w:top w:type="dxa" w:w="60"/>
@@ -23529,7 +23531,7 @@
         </w:tc>
         <w:tc>
           <w:tcPr>
-            <w:tcW w:type="dxa" w:w="2556"/>
+            <w:tcW w:type="dxa" w:w="2300"/>
             <w:shd w:fill="FFFFFF" w:color="auto" w:val="clear"/>
             <w:tcMar>
               <w:top w:type="dxa" w:w="60"/>
@@ -23591,7 +23593,7 @@
             <w:pPr>
               <w:spacing w:after="20" w:before="0"/>
             </w:pPr>
-            <w:hyperlink w:history="1" r:id="rIdwq5jhms2icibjzw4xuomj">
+            <w:hyperlink w:history="1" r:id="rIdq9tc-4btwgr1tynuictck">
               <w:r>
                 <w:rPr>
                   <w:rFonts w:ascii="Arial" w:cs="Arial" w:eastAsia="Arial" w:hAnsi="Arial"/>
@@ -23624,7 +23626,7 @@
               <w:spacing w:after="10" w:before="0"/>
               <w:ind w:left="120"/>
             </w:pPr>
-            <w:hyperlink w:history="1" r:id="rIdystxnj8v0qg3nzrndlkgs">
+            <w:hyperlink w:history="1" r:id="rIdx8cpmx5yczks8dq04y7ud">
               <w:r>
                 <w:rPr>
                   <w:rFonts w:ascii="Arial" w:cs="Arial" w:eastAsia="Arial" w:hAnsi="Arial"/>
@@ -23669,7 +23671,7 @@
             <w:pPr>
               <w:spacing w:after="20" w:before="0"/>
             </w:pPr>
-            <w:hyperlink w:history="1" r:id="rIdru6qrelrwdcsgfzqh9bkm">
+            <w:hyperlink w:history="1" r:id="rIdj-4u_filrllkszagf0lrj">
               <w:r>
                 <w:rPr>
                   <w:rFonts w:ascii="Arial" w:cs="Arial" w:eastAsia="Arial" w:hAnsi="Arial"/>
@@ -23702,7 +23704,7 @@
               <w:spacing w:after="10" w:before="0"/>
               <w:ind w:left="120"/>
             </w:pPr>
-            <w:hyperlink w:history="1" r:id="rIdwsptupr8kqgzqsy4cjpku">
+            <w:hyperlink w:history="1" r:id="rId0hsn-adyfv89qyfcrpgiu">
               <w:r>
                 <w:rPr>
                   <w:rFonts w:ascii="Arial" w:cs="Arial" w:eastAsia="Arial" w:hAnsi="Arial"/>
@@ -23718,7 +23720,7 @@
         </w:tc>
         <w:tc>
           <w:tcPr>
-            <w:tcW w:type="dxa" w:w="2556"/>
+            <w:tcW w:type="dxa" w:w="3324"/>
             <w:shd w:fill="FFFFFF" w:color="auto" w:val="clear"/>
             <w:tcMar>
               <w:top w:type="dxa" w:w="60"/>
@@ -23769,7 +23771,7 @@
         </w:tc>
         <w:tc>
           <w:tcPr>
-            <w:tcW w:type="dxa" w:w="2556"/>
+            <w:tcW w:type="dxa" w:w="2300"/>
             <w:shd w:fill="F2F2F2" w:color="auto" w:val="clear"/>
             <w:tcMar>
               <w:top w:type="dxa" w:w="60"/>
@@ -23801,7 +23803,7 @@
         </w:tc>
         <w:tc>
           <w:tcPr>
-            <w:tcW w:type="dxa" w:w="2556"/>
+            <w:tcW w:type="dxa" w:w="2300"/>
             <w:shd w:fill="FFFFFF" w:color="auto" w:val="clear"/>
             <w:tcMar>
               <w:top w:type="dxa" w:w="60"/>
@@ -23867,7 +23869,7 @@
         </w:tc>
         <w:tc>
           <w:tcPr>
-            <w:tcW w:type="dxa" w:w="2556"/>
+            <w:tcW w:type="dxa" w:w="2300"/>
             <w:shd w:fill="FFFFFF" w:color="auto" w:val="clear"/>
             <w:tcMar>
               <w:top w:type="dxa" w:w="60"/>
@@ -23929,7 +23931,7 @@
             <w:pPr>
               <w:spacing w:after="20" w:before="0"/>
             </w:pPr>
-            <w:hyperlink w:history="1" r:id="rIdzmmhpe-5825kcmohhck8d">
+            <w:hyperlink w:history="1" r:id="rIdoyqbnf3xf4whtk-ln0wsu">
               <w:r>
                 <w:rPr>
                   <w:rFonts w:ascii="Arial" w:cs="Arial" w:eastAsia="Arial" w:hAnsi="Arial"/>
@@ -23962,7 +23964,7 @@
               <w:spacing w:after="10" w:before="0"/>
               <w:ind w:left="120"/>
             </w:pPr>
-            <w:hyperlink w:history="1" r:id="rIdjgvsqovdi4eddlpf2-9mc">
+            <w:hyperlink w:history="1" r:id="rIddtbssarhmev062v_gn420">
               <w:r>
                 <w:rPr>
                   <w:rFonts w:ascii="Arial" w:cs="Arial" w:eastAsia="Arial" w:hAnsi="Arial"/>
@@ -24007,7 +24009,7 @@
             <w:pPr>
               <w:spacing w:after="20" w:before="0"/>
             </w:pPr>
-            <w:hyperlink w:history="1" r:id="rIdxftxsjjyfqnohw82nhd_z">
+            <w:hyperlink w:history="1" r:id="rIdorpr9p6kfq5nyml5ckefk">
               <w:r>
                 <w:rPr>
                   <w:rFonts w:ascii="Arial" w:cs="Arial" w:eastAsia="Arial" w:hAnsi="Arial"/>
@@ -24040,7 +24042,7 @@
               <w:spacing w:after="10" w:before="0"/>
               <w:ind w:left="120"/>
             </w:pPr>
-            <w:hyperlink w:history="1" r:id="rIdkowdwtm0hucws4bfr72j1">
+            <w:hyperlink w:history="1" r:id="rIdiheurauzc3zn83thu3dxd">
               <w:r>
                 <w:rPr>
                   <w:rFonts w:ascii="Arial" w:cs="Arial" w:eastAsia="Arial" w:hAnsi="Arial"/>
@@ -24056,7 +24058,7 @@
         </w:tc>
         <w:tc>
           <w:tcPr>
-            <w:tcW w:type="dxa" w:w="2556"/>
+            <w:tcW w:type="dxa" w:w="3324"/>
             <w:shd w:fill="FFFFFF" w:color="auto" w:val="clear"/>
             <w:tcMar>
               <w:top w:type="dxa" w:w="60"/>
@@ -24107,7 +24109,7 @@
         </w:tc>
         <w:tc>
           <w:tcPr>
-            <w:tcW w:type="dxa" w:w="2556"/>
+            <w:tcW w:type="dxa" w:w="2300"/>
             <w:shd w:fill="F2F2F2" w:color="auto" w:val="clear"/>
             <w:tcMar>
               <w:top w:type="dxa" w:w="60"/>
@@ -24139,7 +24141,7 @@
         </w:tc>
         <w:tc>
           <w:tcPr>
-            <w:tcW w:type="dxa" w:w="2556"/>
+            <w:tcW w:type="dxa" w:w="2300"/>
             <w:shd w:fill="FFFFFF" w:color="auto" w:val="clear"/>
             <w:tcMar>
               <w:top w:type="dxa" w:w="60"/>
@@ -24205,7 +24207,7 @@
         </w:tc>
         <w:tc>
           <w:tcPr>
-            <w:tcW w:type="dxa" w:w="2556"/>
+            <w:tcW w:type="dxa" w:w="2300"/>
             <w:shd w:fill="FFFFFF" w:color="auto" w:val="clear"/>
             <w:tcMar>
               <w:top w:type="dxa" w:w="60"/>
@@ -24267,7 +24269,7 @@
             <w:pPr>
               <w:spacing w:after="20" w:before="0"/>
             </w:pPr>
-            <w:hyperlink w:history="1" r:id="rIdycnp2qdypwfyrnwoqzq5e">
+            <w:hyperlink w:history="1" r:id="rIdh9diikdgrjwvzvpzxoxg-">
               <w:r>
                 <w:rPr>
                   <w:rFonts w:ascii="Arial" w:cs="Arial" w:eastAsia="Arial" w:hAnsi="Arial"/>
@@ -24300,7 +24302,7 @@
               <w:spacing w:after="10" w:before="0"/>
               <w:ind w:left="120"/>
             </w:pPr>
-            <w:hyperlink w:history="1" r:id="rIdja_81ctum1ad0pjzfisor">
+            <w:hyperlink w:history="1" r:id="rIdb_7osauqgj1i92finz0np">
               <w:r>
                 <w:rPr>
                   <w:rFonts w:ascii="Arial" w:cs="Arial" w:eastAsia="Arial" w:hAnsi="Arial"/>
@@ -24345,7 +24347,7 @@
             <w:pPr>
               <w:spacing w:after="20" w:before="0"/>
             </w:pPr>
-            <w:hyperlink w:history="1" r:id="rIdjqdhldrm6ixrakmtjzqcw">
+            <w:hyperlink w:history="1" r:id="rId5hg-c4vj8rubnfxkdyusu">
               <w:r>
                 <w:rPr>
                   <w:rFonts w:ascii="Arial" w:cs="Arial" w:eastAsia="Arial" w:hAnsi="Arial"/>
@@ -24378,7 +24380,7 @@
               <w:spacing w:after="10" w:before="0"/>
               <w:ind w:left="120"/>
             </w:pPr>
-            <w:hyperlink w:history="1" r:id="rId8idxxkjwflmdneui20nil">
+            <w:hyperlink w:history="1" r:id="rIdyoqsc879vgb7w8pjy3ojj">
               <w:r>
                 <w:rPr>
                   <w:rFonts w:ascii="Arial" w:cs="Arial" w:eastAsia="Arial" w:hAnsi="Arial"/>
@@ -24394,7 +24396,7 @@
         </w:tc>
         <w:tc>
           <w:tcPr>
-            <w:tcW w:type="dxa" w:w="2556"/>
+            <w:tcW w:type="dxa" w:w="3324"/>
             <w:shd w:fill="FFFFFF" w:color="auto" w:val="clear"/>
             <w:tcMar>
               <w:top w:type="dxa" w:w="60"/>
@@ -24426,7 +24428,7 @@
         </w:tc>
         <w:tc>
           <w:tcPr>
-            <w:tcW w:type="dxa" w:w="2556"/>
+            <w:tcW w:type="dxa" w:w="2300"/>
             <w:shd w:fill="F2F2F2" w:color="auto" w:val="clear"/>
             <w:tcMar>
               <w:top w:type="dxa" w:w="60"/>
@@ -24458,7 +24460,7 @@
         </w:tc>
         <w:tc>
           <w:tcPr>
-            <w:tcW w:type="dxa" w:w="2556"/>
+            <w:tcW w:type="dxa" w:w="2300"/>
             <w:shd w:fill="FFFFFF" w:color="auto" w:val="clear"/>
             <w:tcMar>
               <w:top w:type="dxa" w:w="60"/>
@@ -24524,7 +24526,7 @@
         </w:tc>
         <w:tc>
           <w:tcPr>
-            <w:tcW w:type="dxa" w:w="2556"/>
+            <w:tcW w:type="dxa" w:w="2300"/>
             <w:shd w:fill="FFFFFF" w:color="auto" w:val="clear"/>
             <w:tcMar>
               <w:top w:type="dxa" w:w="60"/>
@@ -24586,7 +24588,7 @@
             <w:pPr>
               <w:spacing w:after="20" w:before="0"/>
             </w:pPr>
-            <w:hyperlink w:history="1" r:id="rIdxibp5esvjtvtexwa5t-cu">
+            <w:hyperlink w:history="1" r:id="rIdbet--lwqzkykmwfwetovq">
               <w:r>
                 <w:rPr>
                   <w:rFonts w:ascii="Arial" w:cs="Arial" w:eastAsia="Arial" w:hAnsi="Arial"/>
@@ -24619,7 +24621,7 @@
               <w:spacing w:after="10" w:before="0"/>
               <w:ind w:left="120"/>
             </w:pPr>
-            <w:hyperlink w:history="1" r:id="rIde8lykscw36vjs-xmut0si">
+            <w:hyperlink w:history="1" r:id="rIdsh-fqrc4g-okh9hw2mkv1">
               <w:r>
                 <w:rPr>
                   <w:rFonts w:ascii="Arial" w:cs="Arial" w:eastAsia="Arial" w:hAnsi="Arial"/>
@@ -24664,7 +24666,7 @@
             <w:pPr>
               <w:spacing w:after="20" w:before="0"/>
             </w:pPr>
-            <w:hyperlink w:history="1" r:id="rIdv_ouvsl97memhpmel03d0">
+            <w:hyperlink w:history="1" r:id="rIdv-q-ni9p9gklzzbi_mcds">
               <w:r>
                 <w:rPr>
                   <w:rFonts w:ascii="Arial" w:cs="Arial" w:eastAsia="Arial" w:hAnsi="Arial"/>
@@ -24697,7 +24699,7 @@
               <w:spacing w:after="10" w:before="0"/>
               <w:ind w:left="120"/>
             </w:pPr>
-            <w:hyperlink w:history="1" r:id="rId1ojtusiekmnm6mu6t5c8e">
+            <w:hyperlink w:history="1" r:id="rId5a5q4b4p0qeg9bx-vjvkn">
               <w:r>
                 <w:rPr>
                   <w:rFonts w:ascii="Arial" w:cs="Arial" w:eastAsia="Arial" w:hAnsi="Arial"/>
@@ -24713,7 +24715,7 @@
         </w:tc>
         <w:tc>
           <w:tcPr>
-            <w:tcW w:type="dxa" w:w="2556"/>
+            <w:tcW w:type="dxa" w:w="3324"/>
             <w:shd w:fill="FFFFFF" w:color="auto" w:val="clear"/>
             <w:tcMar>
               <w:top w:type="dxa" w:w="60"/>
@@ -24745,7 +24747,7 @@
         </w:tc>
         <w:tc>
           <w:tcPr>
-            <w:tcW w:type="dxa" w:w="2556"/>
+            <w:tcW w:type="dxa" w:w="2300"/>
             <w:shd w:fill="F2F2F2" w:color="auto" w:val="clear"/>
             <w:tcMar>
               <w:top w:type="dxa" w:w="60"/>
@@ -24777,7 +24779,7 @@
         </w:tc>
         <w:tc>
           <w:tcPr>
-            <w:tcW w:type="dxa" w:w="2556"/>
+            <w:tcW w:type="dxa" w:w="2300"/>
             <w:shd w:fill="FFFFFF" w:color="auto" w:val="clear"/>
             <w:tcMar>
               <w:top w:type="dxa" w:w="60"/>
@@ -26318,11 +26320,11 @@
       </w:tblPr>
       <w:tblGrid>
         <w:gridCol w:w="900"/>
+        <w:gridCol w:w="2300"/>
         <w:gridCol w:w="2556"/>
-        <w:gridCol w:w="2556"/>
-        <w:gridCol w:w="2556"/>
-        <w:gridCol w:w="2556"/>
-        <w:gridCol w:w="2556"/>
+        <w:gridCol w:w="3324"/>
+        <w:gridCol w:w="2300"/>
+        <w:gridCol w:w="2300"/>
       </w:tblGrid>
       <w:tr>
         <w:tc>
@@ -26394,7 +26396,7 @@
         </w:tc>
         <w:tc>
           <w:tcPr>
-            <w:tcW w:type="dxa" w:w="2556"/>
+            <w:tcW w:type="dxa" w:w="2300"/>
             <w:shd w:fill="2E75B6" w:color="auto" w:val="clear"/>
             <w:tcMar>
               <w:top w:type="dxa" w:w="60"/>
@@ -26458,7 +26460,7 @@
         </w:tc>
         <w:tc>
           <w:tcPr>
-            <w:tcW w:type="dxa" w:w="2556"/>
+            <w:tcW w:type="dxa" w:w="3324"/>
             <w:shd w:fill="2E75B6" w:color="auto" w:val="clear"/>
             <w:tcMar>
               <w:top w:type="dxa" w:w="60"/>
@@ -26490,7 +26492,7 @@
         </w:tc>
         <w:tc>
           <w:tcPr>
-            <w:tcW w:type="dxa" w:w="2556"/>
+            <w:tcW w:type="dxa" w:w="2300"/>
             <w:shd w:fill="1F6B75" w:color="auto" w:val="clear"/>
             <w:tcMar>
               <w:top w:type="dxa" w:w="60"/>
@@ -26522,7 +26524,7 @@
         </w:tc>
         <w:tc>
           <w:tcPr>
-            <w:tcW w:type="dxa" w:w="2556"/>
+            <w:tcW w:type="dxa" w:w="2300"/>
             <w:shd w:fill="2E75B6" w:color="auto" w:val="clear"/>
             <w:tcMar>
               <w:top w:type="dxa" w:w="60"/>
@@ -26588,7 +26590,7 @@
         </w:tc>
         <w:tc>
           <w:tcPr>
-            <w:tcW w:type="dxa" w:w="2556"/>
+            <w:tcW w:type="dxa" w:w="2300"/>
             <w:shd w:fill="FFFFFF" w:color="auto" w:val="clear"/>
             <w:tcMar>
               <w:top w:type="dxa" w:w="60"/>
@@ -26650,7 +26652,7 @@
             <w:pPr>
               <w:spacing w:after="20" w:before="0"/>
             </w:pPr>
-            <w:hyperlink w:history="1" r:id="rIdbgz8onepuilohi6xhzkbp">
+            <w:hyperlink w:history="1" r:id="rIdil4jqlradopglz7zmes7c">
               <w:r>
                 <w:rPr>
                   <w:rFonts w:ascii="Arial" w:cs="Arial" w:eastAsia="Arial" w:hAnsi="Arial"/>
@@ -26683,7 +26685,7 @@
               <w:spacing w:after="10" w:before="0"/>
               <w:ind w:left="120"/>
             </w:pPr>
-            <w:hyperlink w:history="1" r:id="rIdgrfje3tvpgzfvcmf-_lba">
+            <w:hyperlink w:history="1" r:id="rIddd939khpmo4pzgrkmri3v">
               <w:r>
                 <w:rPr>
                   <w:rFonts w:ascii="Arial" w:cs="Arial" w:eastAsia="Arial" w:hAnsi="Arial"/>
@@ -26728,7 +26730,7 @@
             <w:pPr>
               <w:spacing w:after="20" w:before="0"/>
             </w:pPr>
-            <w:hyperlink w:history="1" r:id="rIdairhlnpcum8jvkrszdlbh">
+            <w:hyperlink w:history="1" r:id="rId_s4lzcr80969jtkyg4323">
               <w:r>
                 <w:rPr>
                   <w:rFonts w:ascii="Arial" w:cs="Arial" w:eastAsia="Arial" w:hAnsi="Arial"/>
@@ -26761,7 +26763,7 @@
               <w:spacing w:after="10" w:before="0"/>
               <w:ind w:left="120"/>
             </w:pPr>
-            <w:hyperlink w:history="1" r:id="rIdo0va8pt20vy2dpexzm9cw">
+            <w:hyperlink w:history="1" r:id="rIda2yxzgtxb7joqhwstafr-">
               <w:r>
                 <w:rPr>
                   <w:rFonts w:ascii="Arial" w:cs="Arial" w:eastAsia="Arial" w:hAnsi="Arial"/>
@@ -26777,7 +26779,7 @@
         </w:tc>
         <w:tc>
           <w:tcPr>
-            <w:tcW w:type="dxa" w:w="2556"/>
+            <w:tcW w:type="dxa" w:w="3324"/>
             <w:shd w:fill="FFFFFF" w:color="auto" w:val="clear"/>
             <w:tcMar>
               <w:top w:type="dxa" w:w="60"/>
@@ -26809,7 +26811,7 @@
         </w:tc>
         <w:tc>
           <w:tcPr>
-            <w:tcW w:type="dxa" w:w="2556"/>
+            <w:tcW w:type="dxa" w:w="2300"/>
             <w:shd w:fill="F2F2F2" w:color="auto" w:val="clear"/>
             <w:tcMar>
               <w:top w:type="dxa" w:w="60"/>
@@ -26841,7 +26843,7 @@
         </w:tc>
         <w:tc>
           <w:tcPr>
-            <w:tcW w:type="dxa" w:w="2556"/>
+            <w:tcW w:type="dxa" w:w="2300"/>
             <w:shd w:fill="FFFFFF" w:color="auto" w:val="clear"/>
             <w:tcMar>
               <w:top w:type="dxa" w:w="60"/>
@@ -26907,7 +26909,7 @@
         </w:tc>
         <w:tc>
           <w:tcPr>
-            <w:tcW w:type="dxa" w:w="2556"/>
+            <w:tcW w:type="dxa" w:w="2300"/>
             <w:shd w:fill="FFFFFF" w:color="auto" w:val="clear"/>
             <w:tcMar>
               <w:top w:type="dxa" w:w="60"/>
@@ -26969,7 +26971,7 @@
             <w:pPr>
               <w:spacing w:after="20" w:before="0"/>
             </w:pPr>
-            <w:hyperlink w:history="1" r:id="rId2yaatqzme81wnknagrtk6">
+            <w:hyperlink w:history="1" r:id="rIdjfvwakyuqvq8pysoazxxb">
               <w:r>
                 <w:rPr>
                   <w:rFonts w:ascii="Arial" w:cs="Arial" w:eastAsia="Arial" w:hAnsi="Arial"/>
@@ -27002,7 +27004,7 @@
               <w:spacing w:after="10" w:before="0"/>
               <w:ind w:left="120"/>
             </w:pPr>
-            <w:hyperlink w:history="1" r:id="rId6wbyfjv3-ig3xfengm-xb">
+            <w:hyperlink w:history="1" r:id="rIdu9uvwyim6euntjyk4aaog">
               <w:r>
                 <w:rPr>
                   <w:rFonts w:ascii="Arial" w:cs="Arial" w:eastAsia="Arial" w:hAnsi="Arial"/>
@@ -27047,7 +27049,7 @@
             <w:pPr>
               <w:spacing w:after="20" w:before="0"/>
             </w:pPr>
-            <w:hyperlink w:history="1" r:id="rIdwexjhzv7vbsftkaqdyijn">
+            <w:hyperlink w:history="1" r:id="rIdzxnx8f78plaxryjmguikw">
               <w:r>
                 <w:rPr>
                   <w:rFonts w:ascii="Arial" w:cs="Arial" w:eastAsia="Arial" w:hAnsi="Arial"/>
@@ -27080,7 +27082,7 @@
               <w:spacing w:after="10" w:before="0"/>
               <w:ind w:left="120"/>
             </w:pPr>
-            <w:hyperlink w:history="1" r:id="rId9tmytmsljhpyazm8oi4wk">
+            <w:hyperlink w:history="1" r:id="rIdr9bjas7bz06vn0f4yt4ud">
               <w:r>
                 <w:rPr>
                   <w:rFonts w:ascii="Arial" w:cs="Arial" w:eastAsia="Arial" w:hAnsi="Arial"/>
@@ -27096,7 +27098,7 @@
         </w:tc>
         <w:tc>
           <w:tcPr>
-            <w:tcW w:type="dxa" w:w="2556"/>
+            <w:tcW w:type="dxa" w:w="3324"/>
             <w:shd w:fill="FFFFFF" w:color="auto" w:val="clear"/>
             <w:tcMar>
               <w:top w:type="dxa" w:w="60"/>
@@ -27128,7 +27130,7 @@
         </w:tc>
         <w:tc>
           <w:tcPr>
-            <w:tcW w:type="dxa" w:w="2556"/>
+            <w:tcW w:type="dxa" w:w="2300"/>
             <w:shd w:fill="F2F2F2" w:color="auto" w:val="clear"/>
             <w:tcMar>
               <w:top w:type="dxa" w:w="60"/>
@@ -27160,7 +27162,7 @@
         </w:tc>
         <w:tc>
           <w:tcPr>
-            <w:tcW w:type="dxa" w:w="2556"/>
+            <w:tcW w:type="dxa" w:w="2300"/>
             <w:shd w:fill="FFFFFF" w:color="auto" w:val="clear"/>
             <w:tcMar>
               <w:top w:type="dxa" w:w="60"/>
@@ -27226,7 +27228,7 @@
         </w:tc>
         <w:tc>
           <w:tcPr>
-            <w:tcW w:type="dxa" w:w="2556"/>
+            <w:tcW w:type="dxa" w:w="2300"/>
             <w:shd w:fill="FFFFFF" w:color="auto" w:val="clear"/>
             <w:tcMar>
               <w:top w:type="dxa" w:w="60"/>
@@ -27288,7 +27290,7 @@
             <w:pPr>
               <w:spacing w:after="20" w:before="0"/>
             </w:pPr>
-            <w:hyperlink w:history="1" r:id="rId7i0kgzsltfbw1utagwqh3">
+            <w:hyperlink w:history="1" r:id="rIdkm6hvae2n-jjm34-6nof4">
               <w:r>
                 <w:rPr>
                   <w:rFonts w:ascii="Arial" w:cs="Arial" w:eastAsia="Arial" w:hAnsi="Arial"/>
@@ -27321,7 +27323,7 @@
               <w:spacing w:after="10" w:before="0"/>
               <w:ind w:left="120"/>
             </w:pPr>
-            <w:hyperlink w:history="1" r:id="rIdkw2zx5c4q6szb5_4rjytx">
+            <w:hyperlink w:history="1" r:id="rIdbmflrdcukayhyyy_cuqyn">
               <w:r>
                 <w:rPr>
                   <w:rFonts w:ascii="Arial" w:cs="Arial" w:eastAsia="Arial" w:hAnsi="Arial"/>
@@ -27366,7 +27368,7 @@
             <w:pPr>
               <w:spacing w:after="20" w:before="0"/>
             </w:pPr>
-            <w:hyperlink w:history="1" r:id="rIdlvqhcp9jqns7m6lkyza7m">
+            <w:hyperlink w:history="1" r:id="rIdjzqkaovnm5vrz8n_-b1hj">
               <w:r>
                 <w:rPr>
                   <w:rFonts w:ascii="Arial" w:cs="Arial" w:eastAsia="Arial" w:hAnsi="Arial"/>
@@ -27399,7 +27401,7 @@
               <w:spacing w:after="10" w:before="0"/>
               <w:ind w:left="120"/>
             </w:pPr>
-            <w:hyperlink w:history="1" r:id="rIdzzx3xqz0mwitg2txo0rgk">
+            <w:hyperlink w:history="1" r:id="rIdmjcym4qbxszwt5qvd1spn">
               <w:r>
                 <w:rPr>
                   <w:rFonts w:ascii="Arial" w:cs="Arial" w:eastAsia="Arial" w:hAnsi="Arial"/>
@@ -27415,7 +27417,7 @@
         </w:tc>
         <w:tc>
           <w:tcPr>
-            <w:tcW w:type="dxa" w:w="2556"/>
+            <w:tcW w:type="dxa" w:w="3324"/>
             <w:shd w:fill="FFFFFF" w:color="auto" w:val="clear"/>
             <w:tcMar>
               <w:top w:type="dxa" w:w="60"/>
@@ -27466,7 +27468,7 @@
         </w:tc>
         <w:tc>
           <w:tcPr>
-            <w:tcW w:type="dxa" w:w="2556"/>
+            <w:tcW w:type="dxa" w:w="2300"/>
             <w:shd w:fill="F2F2F2" w:color="auto" w:val="clear"/>
             <w:tcMar>
               <w:top w:type="dxa" w:w="60"/>
@@ -27498,7 +27500,7 @@
         </w:tc>
         <w:tc>
           <w:tcPr>
-            <w:tcW w:type="dxa" w:w="2556"/>
+            <w:tcW w:type="dxa" w:w="2300"/>
             <w:shd w:fill="FFFFFF" w:color="auto" w:val="clear"/>
             <w:tcMar>
               <w:top w:type="dxa" w:w="60"/>
@@ -27564,7 +27566,7 @@
         </w:tc>
         <w:tc>
           <w:tcPr>
-            <w:tcW w:type="dxa" w:w="2556"/>
+            <w:tcW w:type="dxa" w:w="2300"/>
             <w:shd w:fill="FFFFFF" w:color="auto" w:val="clear"/>
             <w:tcMar>
               <w:top w:type="dxa" w:w="60"/>
@@ -27626,7 +27628,7 @@
             <w:pPr>
               <w:spacing w:after="20" w:before="0"/>
             </w:pPr>
-            <w:hyperlink w:history="1" r:id="rIdikrsfaau4ijojfdq5dopk">
+            <w:hyperlink w:history="1" r:id="rIdg_-sd5z1robmg81eojifj">
               <w:r>
                 <w:rPr>
                   <w:rFonts w:ascii="Arial" w:cs="Arial" w:eastAsia="Arial" w:hAnsi="Arial"/>
@@ -27659,7 +27661,7 @@
               <w:spacing w:after="10" w:before="0"/>
               <w:ind w:left="120"/>
             </w:pPr>
-            <w:hyperlink w:history="1" r:id="rIdvsq2v3qjsz2cook58tgi2">
+            <w:hyperlink w:history="1" r:id="rIdewj94zxeebqtgxz48pz8b">
               <w:r>
                 <w:rPr>
                   <w:rFonts w:ascii="Arial" w:cs="Arial" w:eastAsia="Arial" w:hAnsi="Arial"/>
@@ -27704,7 +27706,7 @@
             <w:pPr>
               <w:spacing w:after="20" w:before="0"/>
             </w:pPr>
-            <w:hyperlink w:history="1" r:id="rIdy9v9zqptvrjnrujc5t0ea">
+            <w:hyperlink w:history="1" r:id="rIdvoclbz-w3gwogxqpuiq_l">
               <w:r>
                 <w:rPr>
                   <w:rFonts w:ascii="Arial" w:cs="Arial" w:eastAsia="Arial" w:hAnsi="Arial"/>
@@ -27737,7 +27739,7 @@
               <w:spacing w:after="10" w:before="0"/>
               <w:ind w:left="120"/>
             </w:pPr>
-            <w:hyperlink w:history="1" r:id="rIday9ykiwpaghf8cgrmpnic">
+            <w:hyperlink w:history="1" r:id="rIdmjom4sqxapighf5686q4n">
               <w:r>
                 <w:rPr>
                   <w:rFonts w:ascii="Arial" w:cs="Arial" w:eastAsia="Arial" w:hAnsi="Arial"/>
@@ -27753,7 +27755,7 @@
         </w:tc>
         <w:tc>
           <w:tcPr>
-            <w:tcW w:type="dxa" w:w="2556"/>
+            <w:tcW w:type="dxa" w:w="3324"/>
             <w:shd w:fill="FFFFFF" w:color="auto" w:val="clear"/>
             <w:tcMar>
               <w:top w:type="dxa" w:w="60"/>
@@ -27785,7 +27787,7 @@
         </w:tc>
         <w:tc>
           <w:tcPr>
-            <w:tcW w:type="dxa" w:w="2556"/>
+            <w:tcW w:type="dxa" w:w="2300"/>
             <w:shd w:fill="F2F2F2" w:color="auto" w:val="clear"/>
             <w:tcMar>
               <w:top w:type="dxa" w:w="60"/>
@@ -27817,7 +27819,7 @@
         </w:tc>
         <w:tc>
           <w:tcPr>
-            <w:tcW w:type="dxa" w:w="2556"/>
+            <w:tcW w:type="dxa" w:w="2300"/>
             <w:shd w:fill="FFFFFF" w:color="auto" w:val="clear"/>
             <w:tcMar>
               <w:top w:type="dxa" w:w="60"/>
@@ -27883,7 +27885,7 @@
         </w:tc>
         <w:tc>
           <w:tcPr>
-            <w:tcW w:type="dxa" w:w="2556"/>
+            <w:tcW w:type="dxa" w:w="2300"/>
             <w:shd w:fill="FFFFFF" w:color="auto" w:val="clear"/>
             <w:tcMar>
               <w:top w:type="dxa" w:w="60"/>
@@ -27945,7 +27947,7 @@
             <w:pPr>
               <w:spacing w:after="20" w:before="0"/>
             </w:pPr>
-            <w:hyperlink w:history="1" r:id="rIdxzyboacppl9-9u59vtydq">
+            <w:hyperlink w:history="1" r:id="rIdvoo-nvywjudonl9myisqa">
               <w:r>
                 <w:rPr>
                   <w:rFonts w:ascii="Arial" w:cs="Arial" w:eastAsia="Arial" w:hAnsi="Arial"/>
@@ -27978,7 +27980,7 @@
               <w:spacing w:after="10" w:before="0"/>
               <w:ind w:left="120"/>
             </w:pPr>
-            <w:hyperlink w:history="1" r:id="rIdv7mvdmknogdb1vjm95tbh">
+            <w:hyperlink w:history="1" r:id="rId__iaovq76surdgudu8_po">
               <w:r>
                 <w:rPr>
                   <w:rFonts w:ascii="Arial" w:cs="Arial" w:eastAsia="Arial" w:hAnsi="Arial"/>
@@ -28023,7 +28025,7 @@
             <w:pPr>
               <w:spacing w:after="20" w:before="0"/>
             </w:pPr>
-            <w:hyperlink w:history="1" r:id="rIdlhee6tjshenshcw8nsx6d">
+            <w:hyperlink w:history="1" r:id="rIdrir1p8blfehg_mswaytlt">
               <w:r>
                 <w:rPr>
                   <w:rFonts w:ascii="Arial" w:cs="Arial" w:eastAsia="Arial" w:hAnsi="Arial"/>
@@ -28056,7 +28058,7 @@
               <w:spacing w:after="10" w:before="0"/>
               <w:ind w:left="120"/>
             </w:pPr>
-            <w:hyperlink w:history="1" r:id="rIdwc13bctsn3cmrk9x1u7kk">
+            <w:hyperlink w:history="1" r:id="rIdjkz_523iuiy5giwtkli1j">
               <w:r>
                 <w:rPr>
                   <w:rFonts w:ascii="Arial" w:cs="Arial" w:eastAsia="Arial" w:hAnsi="Arial"/>
@@ -28072,7 +28074,7 @@
         </w:tc>
         <w:tc>
           <w:tcPr>
-            <w:tcW w:type="dxa" w:w="2556"/>
+            <w:tcW w:type="dxa" w:w="3324"/>
             <w:shd w:fill="FFFFFF" w:color="auto" w:val="clear"/>
             <w:tcMar>
               <w:top w:type="dxa" w:w="60"/>
@@ -28104,7 +28106,7 @@
         </w:tc>
         <w:tc>
           <w:tcPr>
-            <w:tcW w:type="dxa" w:w="2556"/>
+            <w:tcW w:type="dxa" w:w="2300"/>
             <w:shd w:fill="F2F2F2" w:color="auto" w:val="clear"/>
             <w:tcMar>
               <w:top w:type="dxa" w:w="60"/>
@@ -28136,7 +28138,7 @@
         </w:tc>
         <w:tc>
           <w:tcPr>
-            <w:tcW w:type="dxa" w:w="2556"/>
+            <w:tcW w:type="dxa" w:w="2300"/>
             <w:shd w:fill="FFFFFF" w:color="auto" w:val="clear"/>
             <w:tcMar>
               <w:top w:type="dxa" w:w="60"/>
@@ -29717,11 +29719,11 @@
       </w:tblPr>
       <w:tblGrid>
         <w:gridCol w:w="900"/>
+        <w:gridCol w:w="2300"/>
         <w:gridCol w:w="2556"/>
-        <w:gridCol w:w="2556"/>
-        <w:gridCol w:w="2556"/>
-        <w:gridCol w:w="2556"/>
-        <w:gridCol w:w="2556"/>
+        <w:gridCol w:w="3324"/>
+        <w:gridCol w:w="2300"/>
+        <w:gridCol w:w="2300"/>
       </w:tblGrid>
       <w:tr>
         <w:tc>
@@ -29793,7 +29795,7 @@
         </w:tc>
         <w:tc>
           <w:tcPr>
-            <w:tcW w:type="dxa" w:w="2556"/>
+            <w:tcW w:type="dxa" w:w="2300"/>
             <w:shd w:fill="2E75B6" w:color="auto" w:val="clear"/>
             <w:tcMar>
               <w:top w:type="dxa" w:w="60"/>
@@ -29857,7 +29859,7 @@
         </w:tc>
         <w:tc>
           <w:tcPr>
-            <w:tcW w:type="dxa" w:w="2556"/>
+            <w:tcW w:type="dxa" w:w="3324"/>
             <w:shd w:fill="2E75B6" w:color="auto" w:val="clear"/>
             <w:tcMar>
               <w:top w:type="dxa" w:w="60"/>
@@ -29889,7 +29891,7 @@
         </w:tc>
         <w:tc>
           <w:tcPr>
-            <w:tcW w:type="dxa" w:w="2556"/>
+            <w:tcW w:type="dxa" w:w="2300"/>
             <w:shd w:fill="1F6B75" w:color="auto" w:val="clear"/>
             <w:tcMar>
               <w:top w:type="dxa" w:w="60"/>
@@ -29921,7 +29923,7 @@
         </w:tc>
         <w:tc>
           <w:tcPr>
-            <w:tcW w:type="dxa" w:w="2556"/>
+            <w:tcW w:type="dxa" w:w="2300"/>
             <w:shd w:fill="2E75B6" w:color="auto" w:val="clear"/>
             <w:tcMar>
               <w:top w:type="dxa" w:w="60"/>
@@ -29987,7 +29989,7 @@
         </w:tc>
         <w:tc>
           <w:tcPr>
-            <w:tcW w:type="dxa" w:w="2556"/>
+            <w:tcW w:type="dxa" w:w="2300"/>
             <w:shd w:fill="FFFFFF" w:color="auto" w:val="clear"/>
             <w:tcMar>
               <w:top w:type="dxa" w:w="60"/>
@@ -30049,7 +30051,7 @@
             <w:pPr>
               <w:spacing w:after="20" w:before="0"/>
             </w:pPr>
-            <w:hyperlink w:history="1" r:id="rIdxngdxqnlacmbobgqsmj7g">
+            <w:hyperlink w:history="1" r:id="rId3lz4n8uicmnukoqv0eree">
               <w:r>
                 <w:rPr>
                   <w:rFonts w:ascii="Arial" w:cs="Arial" w:eastAsia="Arial" w:hAnsi="Arial"/>
@@ -30082,7 +30084,7 @@
               <w:spacing w:after="10" w:before="0"/>
               <w:ind w:left="120"/>
             </w:pPr>
-            <w:hyperlink w:history="1" r:id="rIdxwgbasucjdwop7i4dgwan">
+            <w:hyperlink w:history="1" r:id="rIdiketquwqg3uaijpevwreq">
               <w:r>
                 <w:rPr>
                   <w:rFonts w:ascii="Arial" w:cs="Arial" w:eastAsia="Arial" w:hAnsi="Arial"/>
@@ -30127,7 +30129,7 @@
             <w:pPr>
               <w:spacing w:after="20" w:before="0"/>
             </w:pPr>
-            <w:hyperlink w:history="1" r:id="rIdtn4bviydbt44i8fqgdxhx">
+            <w:hyperlink w:history="1" r:id="rId69iruxz58p6txygv5uktb">
               <w:r>
                 <w:rPr>
                   <w:rFonts w:ascii="Arial" w:cs="Arial" w:eastAsia="Arial" w:hAnsi="Arial"/>
@@ -30160,7 +30162,7 @@
               <w:spacing w:after="10" w:before="0"/>
               <w:ind w:left="120"/>
             </w:pPr>
-            <w:hyperlink w:history="1" r:id="rIdg7clnx6uo_yaqwoipi672">
+            <w:hyperlink w:history="1" r:id="rIdywoajsnkukyl7ta-lz_xs">
               <w:r>
                 <w:rPr>
                   <w:rFonts w:ascii="Arial" w:cs="Arial" w:eastAsia="Arial" w:hAnsi="Arial"/>
@@ -30176,7 +30178,7 @@
         </w:tc>
         <w:tc>
           <w:tcPr>
-            <w:tcW w:type="dxa" w:w="2556"/>
+            <w:tcW w:type="dxa" w:w="3324"/>
             <w:shd w:fill="FFFFFF" w:color="auto" w:val="clear"/>
             <w:tcMar>
               <w:top w:type="dxa" w:w="60"/>
@@ -30208,7 +30210,7 @@
         </w:tc>
         <w:tc>
           <w:tcPr>
-            <w:tcW w:type="dxa" w:w="2556"/>
+            <w:tcW w:type="dxa" w:w="2300"/>
             <w:shd w:fill="F2F2F2" w:color="auto" w:val="clear"/>
             <w:tcMar>
               <w:top w:type="dxa" w:w="60"/>
@@ -30240,7 +30242,7 @@
         </w:tc>
         <w:tc>
           <w:tcPr>
-            <w:tcW w:type="dxa" w:w="2556"/>
+            <w:tcW w:type="dxa" w:w="2300"/>
             <w:shd w:fill="FFFFFF" w:color="auto" w:val="clear"/>
             <w:tcMar>
               <w:top w:type="dxa" w:w="60"/>
@@ -30306,7 +30308,7 @@
         </w:tc>
         <w:tc>
           <w:tcPr>
-            <w:tcW w:type="dxa" w:w="2556"/>
+            <w:tcW w:type="dxa" w:w="2300"/>
             <w:shd w:fill="FFFFFF" w:color="auto" w:val="clear"/>
             <w:tcMar>
               <w:top w:type="dxa" w:w="60"/>
@@ -30368,7 +30370,7 @@
             <w:pPr>
               <w:spacing w:after="20" w:before="0"/>
             </w:pPr>
-            <w:hyperlink w:history="1" r:id="rIdphi9bnnqzvd7lkpm0hm4h">
+            <w:hyperlink w:history="1" r:id="rIddkvazmxgbbhg8sf_p7p1p">
               <w:r>
                 <w:rPr>
                   <w:rFonts w:ascii="Arial" w:cs="Arial" w:eastAsia="Arial" w:hAnsi="Arial"/>
@@ -30401,7 +30403,7 @@
               <w:spacing w:after="10" w:before="0"/>
               <w:ind w:left="120"/>
             </w:pPr>
-            <w:hyperlink w:history="1" r:id="rIdsyzyy19f_ux_y-nxbrugj">
+            <w:hyperlink w:history="1" r:id="rIduamajjri8kgda2vfvc6py">
               <w:r>
                 <w:rPr>
                   <w:rFonts w:ascii="Arial" w:cs="Arial" w:eastAsia="Arial" w:hAnsi="Arial"/>
@@ -30446,7 +30448,7 @@
             <w:pPr>
               <w:spacing w:after="20" w:before="0"/>
             </w:pPr>
-            <w:hyperlink w:history="1" r:id="rIdo0hhddmwfwjeqtyhybon1">
+            <w:hyperlink w:history="1" r:id="rId_aolmtwpxvvzt1gxjvd0d">
               <w:r>
                 <w:rPr>
                   <w:rFonts w:ascii="Arial" w:cs="Arial" w:eastAsia="Arial" w:hAnsi="Arial"/>
@@ -30479,7 +30481,7 @@
               <w:spacing w:after="10" w:before="0"/>
               <w:ind w:left="120"/>
             </w:pPr>
-            <w:hyperlink w:history="1" r:id="rIddbvtfivtkqnvauylhcy1x">
+            <w:hyperlink w:history="1" r:id="rIdq0gktz7qvqooode9cjgpc">
               <w:r>
                 <w:rPr>
                   <w:rFonts w:ascii="Arial" w:cs="Arial" w:eastAsia="Arial" w:hAnsi="Arial"/>
@@ -30495,7 +30497,7 @@
         </w:tc>
         <w:tc>
           <w:tcPr>
-            <w:tcW w:type="dxa" w:w="2556"/>
+            <w:tcW w:type="dxa" w:w="3324"/>
             <w:shd w:fill="FFFFFF" w:color="auto" w:val="clear"/>
             <w:tcMar>
               <w:top w:type="dxa" w:w="60"/>
@@ -30546,7 +30548,7 @@
         </w:tc>
         <w:tc>
           <w:tcPr>
-            <w:tcW w:type="dxa" w:w="2556"/>
+            <w:tcW w:type="dxa" w:w="2300"/>
             <w:shd w:fill="F2F2F2" w:color="auto" w:val="clear"/>
             <w:tcMar>
               <w:top w:type="dxa" w:w="60"/>
@@ -30578,7 +30580,7 @@
         </w:tc>
         <w:tc>
           <w:tcPr>
-            <w:tcW w:type="dxa" w:w="2556"/>
+            <w:tcW w:type="dxa" w:w="2300"/>
             <w:shd w:fill="FFFFFF" w:color="auto" w:val="clear"/>
             <w:tcMar>
               <w:top w:type="dxa" w:w="60"/>
@@ -30644,7 +30646,7 @@
         </w:tc>
         <w:tc>
           <w:tcPr>
-            <w:tcW w:type="dxa" w:w="2556"/>
+            <w:tcW w:type="dxa" w:w="2300"/>
             <w:shd w:fill="FFFFFF" w:color="auto" w:val="clear"/>
             <w:tcMar>
               <w:top w:type="dxa" w:w="60"/>
@@ -30706,7 +30708,7 @@
             <w:pPr>
               <w:spacing w:after="20" w:before="0"/>
             </w:pPr>
-            <w:hyperlink w:history="1" r:id="rIdmvqlbfjzcou7lf2ar3xto">
+            <w:hyperlink w:history="1" r:id="rId5rhfcxpy3ospc3m1ohqb4">
               <w:r>
                 <w:rPr>
                   <w:rFonts w:ascii="Arial" w:cs="Arial" w:eastAsia="Arial" w:hAnsi="Arial"/>
@@ -30739,7 +30741,7 @@
               <w:spacing w:after="10" w:before="0"/>
               <w:ind w:left="120"/>
             </w:pPr>
-            <w:hyperlink w:history="1" r:id="rId4vbzcoyfsapglaajlf49p">
+            <w:hyperlink w:history="1" r:id="rIdfewrom-1ktirrpeslhxxn">
               <w:r>
                 <w:rPr>
                   <w:rFonts w:ascii="Arial" w:cs="Arial" w:eastAsia="Arial" w:hAnsi="Arial"/>
@@ -30784,7 +30786,7 @@
             <w:pPr>
               <w:spacing w:after="20" w:before="0"/>
             </w:pPr>
-            <w:hyperlink w:history="1" r:id="rId-e8tzgfn1b6rn757p48px">
+            <w:hyperlink w:history="1" r:id="rIdsh_eagpgxnq3xrxxhv8xy">
               <w:r>
                 <w:rPr>
                   <w:rFonts w:ascii="Arial" w:cs="Arial" w:eastAsia="Arial" w:hAnsi="Arial"/>
@@ -30817,7 +30819,7 @@
               <w:spacing w:after="10" w:before="0"/>
               <w:ind w:left="120"/>
             </w:pPr>
-            <w:hyperlink w:history="1" r:id="rId-beqohtjwijx79osnrbx2">
+            <w:hyperlink w:history="1" r:id="rId4ovng4ncksyaou6_csrw1">
               <w:r>
                 <w:rPr>
                   <w:rFonts w:ascii="Arial" w:cs="Arial" w:eastAsia="Arial" w:hAnsi="Arial"/>
@@ -30833,7 +30835,7 @@
         </w:tc>
         <w:tc>
           <w:tcPr>
-            <w:tcW w:type="dxa" w:w="2556"/>
+            <w:tcW w:type="dxa" w:w="3324"/>
             <w:shd w:fill="FFFFFF" w:color="auto" w:val="clear"/>
             <w:tcMar>
               <w:top w:type="dxa" w:w="60"/>
@@ -30884,7 +30886,7 @@
         </w:tc>
         <w:tc>
           <w:tcPr>
-            <w:tcW w:type="dxa" w:w="2556"/>
+            <w:tcW w:type="dxa" w:w="2300"/>
             <w:shd w:fill="F2F2F2" w:color="auto" w:val="clear"/>
             <w:tcMar>
               <w:top w:type="dxa" w:w="60"/>
@@ -30916,7 +30918,7 @@
         </w:tc>
         <w:tc>
           <w:tcPr>
-            <w:tcW w:type="dxa" w:w="2556"/>
+            <w:tcW w:type="dxa" w:w="2300"/>
             <w:shd w:fill="FFFFFF" w:color="auto" w:val="clear"/>
             <w:tcMar>
               <w:top w:type="dxa" w:w="60"/>
@@ -30982,7 +30984,7 @@
         </w:tc>
         <w:tc>
           <w:tcPr>
-            <w:tcW w:type="dxa" w:w="2556"/>
+            <w:tcW w:type="dxa" w:w="2300"/>
             <w:shd w:fill="FFFFFF" w:color="auto" w:val="clear"/>
             <w:tcMar>
               <w:top w:type="dxa" w:w="60"/>
@@ -31044,7 +31046,7 @@
             <w:pPr>
               <w:spacing w:after="20" w:before="0"/>
             </w:pPr>
-            <w:hyperlink w:history="1" r:id="rIdpswqspzdvupu4lgf1m8v-">
+            <w:hyperlink w:history="1" r:id="rIdwe58b9rsesu9l45pz7uqu">
               <w:r>
                 <w:rPr>
                   <w:rFonts w:ascii="Arial" w:cs="Arial" w:eastAsia="Arial" w:hAnsi="Arial"/>
@@ -31077,7 +31079,7 @@
               <w:spacing w:after="10" w:before="0"/>
               <w:ind w:left="120"/>
             </w:pPr>
-            <w:hyperlink w:history="1" r:id="rIdilupsl78his8zhebyx166">
+            <w:hyperlink w:history="1" r:id="rIdrn-gnn4n2jj20effru_rx">
               <w:r>
                 <w:rPr>
                   <w:rFonts w:ascii="Arial" w:cs="Arial" w:eastAsia="Arial" w:hAnsi="Arial"/>
@@ -31122,7 +31124,7 @@
             <w:pPr>
               <w:spacing w:after="20" w:before="0"/>
             </w:pPr>
-            <w:hyperlink w:history="1" r:id="rIdbmxztxd2it83xrx_yot7u">
+            <w:hyperlink w:history="1" r:id="rIdil1uorwklksbwyweghqyp">
               <w:r>
                 <w:rPr>
                   <w:rFonts w:ascii="Arial" w:cs="Arial" w:eastAsia="Arial" w:hAnsi="Arial"/>
@@ -31155,7 +31157,7 @@
               <w:spacing w:after="10" w:before="0"/>
               <w:ind w:left="120"/>
             </w:pPr>
-            <w:hyperlink w:history="1" r:id="rId4dt9rmu0boa7elurhkbd-">
+            <w:hyperlink w:history="1" r:id="rIduuglxdngglgtr4aultytf">
               <w:r>
                 <w:rPr>
                   <w:rFonts w:ascii="Arial" w:cs="Arial" w:eastAsia="Arial" w:hAnsi="Arial"/>
@@ -31171,7 +31173,7 @@
         </w:tc>
         <w:tc>
           <w:tcPr>
-            <w:tcW w:type="dxa" w:w="2556"/>
+            <w:tcW w:type="dxa" w:w="3324"/>
             <w:shd w:fill="FFFFFF" w:color="auto" w:val="clear"/>
             <w:tcMar>
               <w:top w:type="dxa" w:w="60"/>
@@ -31203,7 +31205,7 @@
         </w:tc>
         <w:tc>
           <w:tcPr>
-            <w:tcW w:type="dxa" w:w="2556"/>
+            <w:tcW w:type="dxa" w:w="2300"/>
             <w:shd w:fill="F2F2F2" w:color="auto" w:val="clear"/>
             <w:tcMar>
               <w:top w:type="dxa" w:w="60"/>
@@ -31235,7 +31237,7 @@
         </w:tc>
         <w:tc>
           <w:tcPr>
-            <w:tcW w:type="dxa" w:w="2556"/>
+            <w:tcW w:type="dxa" w:w="2300"/>
             <w:shd w:fill="FFFFFF" w:color="auto" w:val="clear"/>
             <w:tcMar>
               <w:top w:type="dxa" w:w="60"/>
@@ -31301,7 +31303,7 @@
         </w:tc>
         <w:tc>
           <w:tcPr>
-            <w:tcW w:type="dxa" w:w="2556"/>
+            <w:tcW w:type="dxa" w:w="2300"/>
             <w:shd w:fill="FFFFFF" w:color="auto" w:val="clear"/>
             <w:tcMar>
               <w:top w:type="dxa" w:w="60"/>
@@ -31363,7 +31365,7 @@
             <w:pPr>
               <w:spacing w:after="20" w:before="0"/>
             </w:pPr>
-            <w:hyperlink w:history="1" r:id="rIduq_0ll5icdlbs21jvpi3s">
+            <w:hyperlink w:history="1" r:id="rIdiotvwfhbmpqtw0d4btd56">
               <w:r>
                 <w:rPr>
                   <w:rFonts w:ascii="Arial" w:cs="Arial" w:eastAsia="Arial" w:hAnsi="Arial"/>
@@ -31396,7 +31398,7 @@
               <w:spacing w:after="10" w:before="0"/>
               <w:ind w:left="120"/>
             </w:pPr>
-            <w:hyperlink w:history="1" r:id="rIduh41h_yc2ltntm-bikgzs">
+            <w:hyperlink w:history="1" r:id="rIdmpowrp34tkgfsgilxfs9r">
               <w:r>
                 <w:rPr>
                   <w:rFonts w:ascii="Arial" w:cs="Arial" w:eastAsia="Arial" w:hAnsi="Arial"/>
@@ -31441,7 +31443,7 @@
             <w:pPr>
               <w:spacing w:after="20" w:before="0"/>
             </w:pPr>
-            <w:hyperlink w:history="1" r:id="rId1kpbn8qhwesekottocm2v">
+            <w:hyperlink w:history="1" r:id="rIdkdpnlc1yljlrdx6uuiaqn">
               <w:r>
                 <w:rPr>
                   <w:rFonts w:ascii="Arial" w:cs="Arial" w:eastAsia="Arial" w:hAnsi="Arial"/>
@@ -31474,7 +31476,7 @@
               <w:spacing w:after="10" w:before="0"/>
               <w:ind w:left="120"/>
             </w:pPr>
-            <w:hyperlink w:history="1" r:id="rIdmup9mglo3wtjuuu3zwi0d">
+            <w:hyperlink w:history="1" r:id="rIdsl3wz7yz-jpgyfgfsnv3_">
               <w:r>
                 <w:rPr>
                   <w:rFonts w:ascii="Arial" w:cs="Arial" w:eastAsia="Arial" w:hAnsi="Arial"/>
@@ -31490,7 +31492,7 @@
         </w:tc>
         <w:tc>
           <w:tcPr>
-            <w:tcW w:type="dxa" w:w="2556"/>
+            <w:tcW w:type="dxa" w:w="3324"/>
             <w:shd w:fill="FFFFFF" w:color="auto" w:val="clear"/>
             <w:tcMar>
               <w:top w:type="dxa" w:w="60"/>
@@ -31522,7 +31524,7 @@
         </w:tc>
         <w:tc>
           <w:tcPr>
-            <w:tcW w:type="dxa" w:w="2556"/>
+            <w:tcW w:type="dxa" w:w="2300"/>
             <w:shd w:fill="F2F2F2" w:color="auto" w:val="clear"/>
             <w:tcMar>
               <w:top w:type="dxa" w:w="60"/>
@@ -31554,7 +31556,7 @@
         </w:tc>
         <w:tc>
           <w:tcPr>
-            <w:tcW w:type="dxa" w:w="2556"/>
+            <w:tcW w:type="dxa" w:w="2300"/>
             <w:shd w:fill="FFFFFF" w:color="auto" w:val="clear"/>
             <w:tcMar>
               <w:top w:type="dxa" w:w="60"/>
@@ -33075,11 +33077,11 @@
       </w:tblPr>
       <w:tblGrid>
         <w:gridCol w:w="900"/>
+        <w:gridCol w:w="2300"/>
         <w:gridCol w:w="2556"/>
-        <w:gridCol w:w="2556"/>
-        <w:gridCol w:w="2556"/>
-        <w:gridCol w:w="2556"/>
-        <w:gridCol w:w="2556"/>
+        <w:gridCol w:w="3324"/>
+        <w:gridCol w:w="2300"/>
+        <w:gridCol w:w="2300"/>
       </w:tblGrid>
       <w:tr>
         <w:tc>
@@ -33151,7 +33153,7 @@
         </w:tc>
         <w:tc>
           <w:tcPr>
-            <w:tcW w:type="dxa" w:w="2556"/>
+            <w:tcW w:type="dxa" w:w="2300"/>
             <w:shd w:fill="2E75B6" w:color="auto" w:val="clear"/>
             <w:tcMar>
               <w:top w:type="dxa" w:w="60"/>
@@ -33215,7 +33217,7 @@
         </w:tc>
         <w:tc>
           <w:tcPr>
-            <w:tcW w:type="dxa" w:w="2556"/>
+            <w:tcW w:type="dxa" w:w="3324"/>
             <w:shd w:fill="2E75B6" w:color="auto" w:val="clear"/>
             <w:tcMar>
               <w:top w:type="dxa" w:w="60"/>
@@ -33247,7 +33249,7 @@
         </w:tc>
         <w:tc>
           <w:tcPr>
-            <w:tcW w:type="dxa" w:w="2556"/>
+            <w:tcW w:type="dxa" w:w="2300"/>
             <w:shd w:fill="1F6B75" w:color="auto" w:val="clear"/>
             <w:tcMar>
               <w:top w:type="dxa" w:w="60"/>
@@ -33279,7 +33281,7 @@
         </w:tc>
         <w:tc>
           <w:tcPr>
-            <w:tcW w:type="dxa" w:w="2556"/>
+            <w:tcW w:type="dxa" w:w="2300"/>
             <w:shd w:fill="2E75B6" w:color="auto" w:val="clear"/>
             <w:tcMar>
               <w:top w:type="dxa" w:w="60"/>
@@ -33345,7 +33347,7 @@
         </w:tc>
         <w:tc>
           <w:tcPr>
-            <w:tcW w:type="dxa" w:w="2556"/>
+            <w:tcW w:type="dxa" w:w="2300"/>
             <w:shd w:fill="FFFFFF" w:color="auto" w:val="clear"/>
             <w:tcMar>
               <w:top w:type="dxa" w:w="60"/>
@@ -33407,7 +33409,7 @@
             <w:pPr>
               <w:spacing w:after="20" w:before="0"/>
             </w:pPr>
-            <w:hyperlink w:history="1" r:id="rIdwo5jfqyv4e8vcmdtxghqs">
+            <w:hyperlink w:history="1" r:id="rId9xwkrroza1wtiyfkaejyp">
               <w:r>
                 <w:rPr>
                   <w:rFonts w:ascii="Arial" w:cs="Arial" w:eastAsia="Arial" w:hAnsi="Arial"/>
@@ -33440,7 +33442,7 @@
               <w:spacing w:after="10" w:before="0"/>
               <w:ind w:left="120"/>
             </w:pPr>
-            <w:hyperlink w:history="1" r:id="rIdgeodjai7to9acd3gbvioe">
+            <w:hyperlink w:history="1" r:id="rId7_gx9o_8h17as0ambtdzq">
               <w:r>
                 <w:rPr>
                   <w:rFonts w:ascii="Arial" w:cs="Arial" w:eastAsia="Arial" w:hAnsi="Arial"/>
@@ -33485,7 +33487,7 @@
             <w:pPr>
               <w:spacing w:after="20" w:before="0"/>
             </w:pPr>
-            <w:hyperlink w:history="1" r:id="rIdc4vmr7sxyjhmhtjz4ciih">
+            <w:hyperlink w:history="1" r:id="rIdrrjqgx3hf4ewgj1vtytix">
               <w:r>
                 <w:rPr>
                   <w:rFonts w:ascii="Arial" w:cs="Arial" w:eastAsia="Arial" w:hAnsi="Arial"/>
@@ -33518,7 +33520,7 @@
               <w:spacing w:after="10" w:before="0"/>
               <w:ind w:left="120"/>
             </w:pPr>
-            <w:hyperlink w:history="1" r:id="rIdghl8zxkaurgrizgcowqi6">
+            <w:hyperlink w:history="1" r:id="rId06rfzos2cuxxverlnsx21">
               <w:r>
                 <w:rPr>
                   <w:rFonts w:ascii="Arial" w:cs="Arial" w:eastAsia="Arial" w:hAnsi="Arial"/>
@@ -33534,7 +33536,7 @@
         </w:tc>
         <w:tc>
           <w:tcPr>
-            <w:tcW w:type="dxa" w:w="2556"/>
+            <w:tcW w:type="dxa" w:w="3324"/>
             <w:shd w:fill="FFFFFF" w:color="auto" w:val="clear"/>
             <w:tcMar>
               <w:top w:type="dxa" w:w="60"/>
@@ -33566,7 +33568,7 @@
         </w:tc>
         <w:tc>
           <w:tcPr>
-            <w:tcW w:type="dxa" w:w="2556"/>
+            <w:tcW w:type="dxa" w:w="2300"/>
             <w:shd w:fill="F2F2F2" w:color="auto" w:val="clear"/>
             <w:tcMar>
               <w:top w:type="dxa" w:w="60"/>
@@ -33598,7 +33600,7 @@
         </w:tc>
         <w:tc>
           <w:tcPr>
-            <w:tcW w:type="dxa" w:w="2556"/>
+            <w:tcW w:type="dxa" w:w="2300"/>
             <w:shd w:fill="FFFFFF" w:color="auto" w:val="clear"/>
             <w:tcMar>
               <w:top w:type="dxa" w:w="60"/>
@@ -33664,7 +33666,7 @@
         </w:tc>
         <w:tc>
           <w:tcPr>
-            <w:tcW w:type="dxa" w:w="2556"/>
+            <w:tcW w:type="dxa" w:w="2300"/>
             <w:shd w:fill="FFFFFF" w:color="auto" w:val="clear"/>
             <w:tcMar>
               <w:top w:type="dxa" w:w="60"/>
@@ -33726,7 +33728,7 @@
             <w:pPr>
               <w:spacing w:after="20" w:before="0"/>
             </w:pPr>
-            <w:hyperlink w:history="1" r:id="rIdlkdmg3c7l9nudkxr4mkqh">
+            <w:hyperlink w:history="1" r:id="rIdj0b96qxybzop1reucwh-4">
               <w:r>
                 <w:rPr>
                   <w:rFonts w:ascii="Arial" w:cs="Arial" w:eastAsia="Arial" w:hAnsi="Arial"/>
@@ -33759,7 +33761,7 @@
               <w:spacing w:after="10" w:before="0"/>
               <w:ind w:left="120"/>
             </w:pPr>
-            <w:hyperlink w:history="1" r:id="rIdnqk4sjzixnrbzln1qrrex">
+            <w:hyperlink w:history="1" r:id="rIdhqsj1hi-enws2ien-tfxu">
               <w:r>
                 <w:rPr>
                   <w:rFonts w:ascii="Arial" w:cs="Arial" w:eastAsia="Arial" w:hAnsi="Arial"/>
@@ -33804,7 +33806,7 @@
             <w:pPr>
               <w:spacing w:after="20" w:before="0"/>
             </w:pPr>
-            <w:hyperlink w:history="1" r:id="rId2szt9-8s6kebzcpv1f4kg">
+            <w:hyperlink w:history="1" r:id="rIdk13pvmecyfecfkaldjgn6">
               <w:r>
                 <w:rPr>
                   <w:rFonts w:ascii="Arial" w:cs="Arial" w:eastAsia="Arial" w:hAnsi="Arial"/>
@@ -33837,7 +33839,7 @@
               <w:spacing w:after="10" w:before="0"/>
               <w:ind w:left="120"/>
             </w:pPr>
-            <w:hyperlink w:history="1" r:id="rIdx41exetavv6ctv-56hh4r">
+            <w:hyperlink w:history="1" r:id="rIdgafeseeueg7dmf0ozpmja">
               <w:r>
                 <w:rPr>
                   <w:rFonts w:ascii="Arial" w:cs="Arial" w:eastAsia="Arial" w:hAnsi="Arial"/>
@@ -33853,7 +33855,7 @@
         </w:tc>
         <w:tc>
           <w:tcPr>
-            <w:tcW w:type="dxa" w:w="2556"/>
+            <w:tcW w:type="dxa" w:w="3324"/>
             <w:shd w:fill="FFFFFF" w:color="auto" w:val="clear"/>
             <w:tcMar>
               <w:top w:type="dxa" w:w="60"/>
@@ -33904,7 +33906,7 @@
         </w:tc>
         <w:tc>
           <w:tcPr>
-            <w:tcW w:type="dxa" w:w="2556"/>
+            <w:tcW w:type="dxa" w:w="2300"/>
             <w:shd w:fill="F2F2F2" w:color="auto" w:val="clear"/>
             <w:tcMar>
               <w:top w:type="dxa" w:w="60"/>
@@ -33936,7 +33938,7 @@
         </w:tc>
         <w:tc>
           <w:tcPr>
-            <w:tcW w:type="dxa" w:w="2556"/>
+            <w:tcW w:type="dxa" w:w="2300"/>
             <w:shd w:fill="FFFFFF" w:color="auto" w:val="clear"/>
             <w:tcMar>
               <w:top w:type="dxa" w:w="60"/>
@@ -34002,7 +34004,7 @@
         </w:tc>
         <w:tc>
           <w:tcPr>
-            <w:tcW w:type="dxa" w:w="2556"/>
+            <w:tcW w:type="dxa" w:w="2300"/>
             <w:shd w:fill="FFFFFF" w:color="auto" w:val="clear"/>
             <w:tcMar>
               <w:top w:type="dxa" w:w="60"/>
@@ -34064,7 +34066,7 @@
             <w:pPr>
               <w:spacing w:after="20" w:before="0"/>
             </w:pPr>
-            <w:hyperlink w:history="1" r:id="rIdrkju2v5w2kmj0xm4jzotv">
+            <w:hyperlink w:history="1" r:id="rIdk0les050mcaezccunfevo">
               <w:r>
                 <w:rPr>
                   <w:rFonts w:ascii="Arial" w:cs="Arial" w:eastAsia="Arial" w:hAnsi="Arial"/>
@@ -34097,7 +34099,7 @@
               <w:spacing w:after="10" w:before="0"/>
               <w:ind w:left="120"/>
             </w:pPr>
-            <w:hyperlink w:history="1" r:id="rIdjiup4-bhvbfx8ot1ratxj">
+            <w:hyperlink w:history="1" r:id="rIdd6khcrzhowwb-gzzyu7qh">
               <w:r>
                 <w:rPr>
                   <w:rFonts w:ascii="Arial" w:cs="Arial" w:eastAsia="Arial" w:hAnsi="Arial"/>
@@ -34142,7 +34144,7 @@
             <w:pPr>
               <w:spacing w:after="20" w:before="0"/>
             </w:pPr>
-            <w:hyperlink w:history="1" r:id="rIddl4t09jxi8glikutrxoto">
+            <w:hyperlink w:history="1" r:id="rIdgt3dv9xknybhcwyf2dsdq">
               <w:r>
                 <w:rPr>
                   <w:rFonts w:ascii="Arial" w:cs="Arial" w:eastAsia="Arial" w:hAnsi="Arial"/>
@@ -34175,7 +34177,7 @@
               <w:spacing w:after="10" w:before="0"/>
               <w:ind w:left="120"/>
             </w:pPr>
-            <w:hyperlink w:history="1" r:id="rIdprwdgth_arzfqyz1umoli">
+            <w:hyperlink w:history="1" r:id="rIdkusg03dyvchkmte2j7j0p">
               <w:r>
                 <w:rPr>
                   <w:rFonts w:ascii="Arial" w:cs="Arial" w:eastAsia="Arial" w:hAnsi="Arial"/>
@@ -34191,7 +34193,7 @@
         </w:tc>
         <w:tc>
           <w:tcPr>
-            <w:tcW w:type="dxa" w:w="2556"/>
+            <w:tcW w:type="dxa" w:w="3324"/>
             <w:shd w:fill="FFFFFF" w:color="auto" w:val="clear"/>
             <w:tcMar>
               <w:top w:type="dxa" w:w="60"/>
@@ -34242,7 +34244,7 @@
         </w:tc>
         <w:tc>
           <w:tcPr>
-            <w:tcW w:type="dxa" w:w="2556"/>
+            <w:tcW w:type="dxa" w:w="2300"/>
             <w:shd w:fill="F2F2F2" w:color="auto" w:val="clear"/>
             <w:tcMar>
               <w:top w:type="dxa" w:w="60"/>
@@ -34274,7 +34276,7 @@
         </w:tc>
         <w:tc>
           <w:tcPr>
-            <w:tcW w:type="dxa" w:w="2556"/>
+            <w:tcW w:type="dxa" w:w="2300"/>
             <w:shd w:fill="FFFFFF" w:color="auto" w:val="clear"/>
             <w:tcMar>
               <w:top w:type="dxa" w:w="60"/>
@@ -34340,7 +34342,7 @@
         </w:tc>
         <w:tc>
           <w:tcPr>
-            <w:tcW w:type="dxa" w:w="2556"/>
+            <w:tcW w:type="dxa" w:w="2300"/>
             <w:shd w:fill="FFFFFF" w:color="auto" w:val="clear"/>
             <w:tcMar>
               <w:top w:type="dxa" w:w="60"/>
@@ -34402,7 +34404,7 @@
             <w:pPr>
               <w:spacing w:after="20" w:before="0"/>
             </w:pPr>
-            <w:hyperlink w:history="1" r:id="rIdzasefykwm1e7_lz4kwc5v">
+            <w:hyperlink w:history="1" r:id="rId6ii6xlizuvnaeweks8hti">
               <w:r>
                 <w:rPr>
                   <w:rFonts w:ascii="Arial" w:cs="Arial" w:eastAsia="Arial" w:hAnsi="Arial"/>
@@ -34435,7 +34437,7 @@
               <w:spacing w:after="10" w:before="0"/>
               <w:ind w:left="120"/>
             </w:pPr>
-            <w:hyperlink w:history="1" r:id="rIdz-vdrsq4kmsdntria9gqq">
+            <w:hyperlink w:history="1" r:id="rIdbes-wxkjq6nbxozxwh8hr">
               <w:r>
                 <w:rPr>
                   <w:rFonts w:ascii="Arial" w:cs="Arial" w:eastAsia="Arial" w:hAnsi="Arial"/>
@@ -34480,7 +34482,7 @@
             <w:pPr>
               <w:spacing w:after="20" w:before="0"/>
             </w:pPr>
-            <w:hyperlink w:history="1" r:id="rIduovsndoufvpl6xfszhoqb">
+            <w:hyperlink w:history="1" r:id="rIdnjhg8zscz5gnyjgjrenz5">
               <w:r>
                 <w:rPr>
                   <w:rFonts w:ascii="Arial" w:cs="Arial" w:eastAsia="Arial" w:hAnsi="Arial"/>
@@ -34513,7 +34515,7 @@
               <w:spacing w:after="10" w:before="0"/>
               <w:ind w:left="120"/>
             </w:pPr>
-            <w:hyperlink w:history="1" r:id="rId7fmolm6avtsfjj56_nl21">
+            <w:hyperlink w:history="1" r:id="rIdfyvhb31wkkw0wghnqzso9">
               <w:r>
                 <w:rPr>
                   <w:rFonts w:ascii="Arial" w:cs="Arial" w:eastAsia="Arial" w:hAnsi="Arial"/>
@@ -34529,7 +34531,7 @@
         </w:tc>
         <w:tc>
           <w:tcPr>
-            <w:tcW w:type="dxa" w:w="2556"/>
+            <w:tcW w:type="dxa" w:w="3324"/>
             <w:shd w:fill="FFFFFF" w:color="auto" w:val="clear"/>
             <w:tcMar>
               <w:top w:type="dxa" w:w="60"/>
@@ -34561,7 +34563,7 @@
         </w:tc>
         <w:tc>
           <w:tcPr>
-            <w:tcW w:type="dxa" w:w="2556"/>
+            <w:tcW w:type="dxa" w:w="2300"/>
             <w:shd w:fill="F2F2F2" w:color="auto" w:val="clear"/>
             <w:tcMar>
               <w:top w:type="dxa" w:w="60"/>
@@ -34593,7 +34595,7 @@
         </w:tc>
         <w:tc>
           <w:tcPr>
-            <w:tcW w:type="dxa" w:w="2556"/>
+            <w:tcW w:type="dxa" w:w="2300"/>
             <w:shd w:fill="FFFFFF" w:color="auto" w:val="clear"/>
             <w:tcMar>
               <w:top w:type="dxa" w:w="60"/>
@@ -34659,7 +34661,7 @@
         </w:tc>
         <w:tc>
           <w:tcPr>
-            <w:tcW w:type="dxa" w:w="2556"/>
+            <w:tcW w:type="dxa" w:w="2300"/>
             <w:shd w:fill="FFFFFF" w:color="auto" w:val="clear"/>
             <w:tcMar>
               <w:top w:type="dxa" w:w="60"/>
@@ -34721,7 +34723,7 @@
             <w:pPr>
               <w:spacing w:after="20" w:before="0"/>
             </w:pPr>
-            <w:hyperlink w:history="1" r:id="rIdeoqcht1vylne9an6ahsis">
+            <w:hyperlink w:history="1" r:id="rId5uebrry7f5fvowwkcklrs">
               <w:r>
                 <w:rPr>
                   <w:rFonts w:ascii="Arial" w:cs="Arial" w:eastAsia="Arial" w:hAnsi="Arial"/>
@@ -34754,7 +34756,7 @@
               <w:spacing w:after="10" w:before="0"/>
               <w:ind w:left="120"/>
             </w:pPr>
-            <w:hyperlink w:history="1" r:id="rIdplrld0lsq9jnpz-k-kns0">
+            <w:hyperlink w:history="1" r:id="rIdnge5q_u_d5oynikizxjub">
               <w:r>
                 <w:rPr>
                   <w:rFonts w:ascii="Arial" w:cs="Arial" w:eastAsia="Arial" w:hAnsi="Arial"/>
@@ -34799,7 +34801,7 @@
             <w:pPr>
               <w:spacing w:after="20" w:before="0"/>
             </w:pPr>
-            <w:hyperlink w:history="1" r:id="rIdxhx1gu1td9ik04w6qwika">
+            <w:hyperlink w:history="1" r:id="rId92acuz3ix0u-tfky_1-f0">
               <w:r>
                 <w:rPr>
                   <w:rFonts w:ascii="Arial" w:cs="Arial" w:eastAsia="Arial" w:hAnsi="Arial"/>
@@ -34832,7 +34834,7 @@
               <w:spacing w:after="10" w:before="0"/>
               <w:ind w:left="120"/>
             </w:pPr>
-            <w:hyperlink w:history="1" r:id="rIday3vyhmmbp-mzt1u3bzoo">
+            <w:hyperlink w:history="1" r:id="rIdxfymosba6vz0dpikmtwyc">
               <w:r>
                 <w:rPr>
                   <w:rFonts w:ascii="Arial" w:cs="Arial" w:eastAsia="Arial" w:hAnsi="Arial"/>
@@ -34848,7 +34850,7 @@
         </w:tc>
         <w:tc>
           <w:tcPr>
-            <w:tcW w:type="dxa" w:w="2556"/>
+            <w:tcW w:type="dxa" w:w="3324"/>
             <w:shd w:fill="FFFFFF" w:color="auto" w:val="clear"/>
             <w:tcMar>
               <w:top w:type="dxa" w:w="60"/>
@@ -34880,7 +34882,7 @@
         </w:tc>
         <w:tc>
           <w:tcPr>
-            <w:tcW w:type="dxa" w:w="2556"/>
+            <w:tcW w:type="dxa" w:w="2300"/>
             <w:shd w:fill="F2F2F2" w:color="auto" w:val="clear"/>
             <w:tcMar>
               <w:top w:type="dxa" w:w="60"/>
@@ -34912,7 +34914,7 @@
         </w:tc>
         <w:tc>
           <w:tcPr>
-            <w:tcW w:type="dxa" w:w="2556"/>
+            <w:tcW w:type="dxa" w:w="2300"/>
             <w:shd w:fill="FFFFFF" w:color="auto" w:val="clear"/>
             <w:tcMar>
               <w:top w:type="dxa" w:w="60"/>
@@ -36453,11 +36455,11 @@
       </w:tblPr>
       <w:tblGrid>
         <w:gridCol w:w="900"/>
+        <w:gridCol w:w="2300"/>
         <w:gridCol w:w="2556"/>
-        <w:gridCol w:w="2556"/>
-        <w:gridCol w:w="2556"/>
-        <w:gridCol w:w="2556"/>
-        <w:gridCol w:w="2556"/>
+        <w:gridCol w:w="3324"/>
+        <w:gridCol w:w="2300"/>
+        <w:gridCol w:w="2300"/>
       </w:tblGrid>
       <w:tr>
         <w:tc>
@@ -36529,7 +36531,7 @@
         </w:tc>
         <w:tc>
           <w:tcPr>
-            <w:tcW w:type="dxa" w:w="2556"/>
+            <w:tcW w:type="dxa" w:w="2300"/>
             <w:shd w:fill="2E75B6" w:color="auto" w:val="clear"/>
             <w:tcMar>
               <w:top w:type="dxa" w:w="60"/>
@@ -36593,7 +36595,7 @@
         </w:tc>
         <w:tc>
           <w:tcPr>
-            <w:tcW w:type="dxa" w:w="2556"/>
+            <w:tcW w:type="dxa" w:w="3324"/>
             <w:shd w:fill="2E75B6" w:color="auto" w:val="clear"/>
             <w:tcMar>
               <w:top w:type="dxa" w:w="60"/>
@@ -36625,7 +36627,7 @@
         </w:tc>
         <w:tc>
           <w:tcPr>
-            <w:tcW w:type="dxa" w:w="2556"/>
+            <w:tcW w:type="dxa" w:w="2300"/>
             <w:shd w:fill="1F6B75" w:color="auto" w:val="clear"/>
             <w:tcMar>
               <w:top w:type="dxa" w:w="60"/>
@@ -36657,7 +36659,7 @@
         </w:tc>
         <w:tc>
           <w:tcPr>
-            <w:tcW w:type="dxa" w:w="2556"/>
+            <w:tcW w:type="dxa" w:w="2300"/>
             <w:shd w:fill="2E75B6" w:color="auto" w:val="clear"/>
             <w:tcMar>
               <w:top w:type="dxa" w:w="60"/>
@@ -36723,7 +36725,7 @@
         </w:tc>
         <w:tc>
           <w:tcPr>
-            <w:tcW w:type="dxa" w:w="2556"/>
+            <w:tcW w:type="dxa" w:w="2300"/>
             <w:shd w:fill="FFFFFF" w:color="auto" w:val="clear"/>
             <w:tcMar>
               <w:top w:type="dxa" w:w="60"/>
@@ -36785,7 +36787,7 @@
             <w:pPr>
               <w:spacing w:after="20" w:before="0"/>
             </w:pPr>
-            <w:hyperlink w:history="1" r:id="rId8jrna-dhu6ejfhynbiyld">
+            <w:hyperlink w:history="1" r:id="rIdtm6osaadod228mwx9vlk3">
               <w:r>
                 <w:rPr>
                   <w:rFonts w:ascii="Arial" w:cs="Arial" w:eastAsia="Arial" w:hAnsi="Arial"/>
@@ -36818,7 +36820,7 @@
               <w:spacing w:after="10" w:before="0"/>
               <w:ind w:left="120"/>
             </w:pPr>
-            <w:hyperlink w:history="1" r:id="rIdmvdgha08t6oyxaykbx9ev">
+            <w:hyperlink w:history="1" r:id="rId4sdp14uyeuz91r-vck2d9">
               <w:r>
                 <w:rPr>
                   <w:rFonts w:ascii="Arial" w:cs="Arial" w:eastAsia="Arial" w:hAnsi="Arial"/>
@@ -36863,7 +36865,7 @@
             <w:pPr>
               <w:spacing w:after="20" w:before="0"/>
             </w:pPr>
-            <w:hyperlink w:history="1" r:id="rIdqrvq29aikskms39oda5sa">
+            <w:hyperlink w:history="1" r:id="rIdf8fkgfcftgrnsbvrfrjsm">
               <w:r>
                 <w:rPr>
                   <w:rFonts w:ascii="Arial" w:cs="Arial" w:eastAsia="Arial" w:hAnsi="Arial"/>
@@ -36896,7 +36898,7 @@
               <w:spacing w:after="10" w:before="0"/>
               <w:ind w:left="120"/>
             </w:pPr>
-            <w:hyperlink w:history="1" r:id="rIdpvf74gszgk0ewyu0o-w7v">
+            <w:hyperlink w:history="1" r:id="rIdxfpsomyctmwde50c0jyuj">
               <w:r>
                 <w:rPr>
                   <w:rFonts w:ascii="Arial" w:cs="Arial" w:eastAsia="Arial" w:hAnsi="Arial"/>
@@ -36912,7 +36914,7 @@
         </w:tc>
         <w:tc>
           <w:tcPr>
-            <w:tcW w:type="dxa" w:w="2556"/>
+            <w:tcW w:type="dxa" w:w="3324"/>
             <w:shd w:fill="FFFFFF" w:color="auto" w:val="clear"/>
             <w:tcMar>
               <w:top w:type="dxa" w:w="60"/>
@@ -36944,7 +36946,7 @@
         </w:tc>
         <w:tc>
           <w:tcPr>
-            <w:tcW w:type="dxa" w:w="2556"/>
+            <w:tcW w:type="dxa" w:w="2300"/>
             <w:shd w:fill="F2F2F2" w:color="auto" w:val="clear"/>
             <w:tcMar>
               <w:top w:type="dxa" w:w="60"/>
@@ -36976,7 +36978,7 @@
         </w:tc>
         <w:tc>
           <w:tcPr>
-            <w:tcW w:type="dxa" w:w="2556"/>
+            <w:tcW w:type="dxa" w:w="2300"/>
             <w:shd w:fill="FFFFFF" w:color="auto" w:val="clear"/>
             <w:tcMar>
               <w:top w:type="dxa" w:w="60"/>
@@ -37042,7 +37044,7 @@
         </w:tc>
         <w:tc>
           <w:tcPr>
-            <w:tcW w:type="dxa" w:w="2556"/>
+            <w:tcW w:type="dxa" w:w="2300"/>
             <w:shd w:fill="FFFFFF" w:color="auto" w:val="clear"/>
             <w:tcMar>
               <w:top w:type="dxa" w:w="60"/>
@@ -37104,7 +37106,7 @@
             <w:pPr>
               <w:spacing w:after="20" w:before="0"/>
             </w:pPr>
-            <w:hyperlink w:history="1" r:id="rIdqlbhqlbgqjv4-mjtauqjz">
+            <w:hyperlink w:history="1" r:id="rId6xgrxufrwueyxjvhg3_vb">
               <w:r>
                 <w:rPr>
                   <w:rFonts w:ascii="Arial" w:cs="Arial" w:eastAsia="Arial" w:hAnsi="Arial"/>
@@ -37137,7 +37139,7 @@
               <w:spacing w:after="10" w:before="0"/>
               <w:ind w:left="120"/>
             </w:pPr>
-            <w:hyperlink w:history="1" r:id="rIdybzjxh9afxrpwvwiqvt-s">
+            <w:hyperlink w:history="1" r:id="rIdc-tlqyfhg5uyidi2eb0zn">
               <w:r>
                 <w:rPr>
                   <w:rFonts w:ascii="Arial" w:cs="Arial" w:eastAsia="Arial" w:hAnsi="Arial"/>
@@ -37182,7 +37184,7 @@
             <w:pPr>
               <w:spacing w:after="20" w:before="0"/>
             </w:pPr>
-            <w:hyperlink w:history="1" r:id="rIdwbas53nqavzi8b4vfwx5j">
+            <w:hyperlink w:history="1" r:id="rIdasyfhnuvo0k6qdoyqscjk">
               <w:r>
                 <w:rPr>
                   <w:rFonts w:ascii="Arial" w:cs="Arial" w:eastAsia="Arial" w:hAnsi="Arial"/>
@@ -37215,7 +37217,7 @@
               <w:spacing w:after="10" w:before="0"/>
               <w:ind w:left="120"/>
             </w:pPr>
-            <w:hyperlink w:history="1" r:id="rIdpewebrnlfespgrxmhihmb">
+            <w:hyperlink w:history="1" r:id="rIdvohh36delhr_yabkqo9wb">
               <w:r>
                 <w:rPr>
                   <w:rFonts w:ascii="Arial" w:cs="Arial" w:eastAsia="Arial" w:hAnsi="Arial"/>
@@ -37231,7 +37233,7 @@
         </w:tc>
         <w:tc>
           <w:tcPr>
-            <w:tcW w:type="dxa" w:w="2556"/>
+            <w:tcW w:type="dxa" w:w="3324"/>
             <w:shd w:fill="FFFFFF" w:color="auto" w:val="clear"/>
             <w:tcMar>
               <w:top w:type="dxa" w:w="60"/>
@@ -37282,7 +37284,7 @@
         </w:tc>
         <w:tc>
           <w:tcPr>
-            <w:tcW w:type="dxa" w:w="2556"/>
+            <w:tcW w:type="dxa" w:w="2300"/>
             <w:shd w:fill="F2F2F2" w:color="auto" w:val="clear"/>
             <w:tcMar>
               <w:top w:type="dxa" w:w="60"/>
@@ -37314,7 +37316,7 @@
         </w:tc>
         <w:tc>
           <w:tcPr>
-            <w:tcW w:type="dxa" w:w="2556"/>
+            <w:tcW w:type="dxa" w:w="2300"/>
             <w:shd w:fill="FFFFFF" w:color="auto" w:val="clear"/>
             <w:tcMar>
               <w:top w:type="dxa" w:w="60"/>
@@ -37380,7 +37382,7 @@
         </w:tc>
         <w:tc>
           <w:tcPr>
-            <w:tcW w:type="dxa" w:w="2556"/>
+            <w:tcW w:type="dxa" w:w="2300"/>
             <w:shd w:fill="FFFFFF" w:color="auto" w:val="clear"/>
             <w:tcMar>
               <w:top w:type="dxa" w:w="60"/>
@@ -37442,7 +37444,7 @@
             <w:pPr>
               <w:spacing w:after="20" w:before="0"/>
             </w:pPr>
-            <w:hyperlink w:history="1" r:id="rIdsrnhf0vwbm1eiot-roc8q">
+            <w:hyperlink w:history="1" r:id="rIdmnlc7wotj40pcoleiqrco">
               <w:r>
                 <w:rPr>
                   <w:rFonts w:ascii="Arial" w:cs="Arial" w:eastAsia="Arial" w:hAnsi="Arial"/>
@@ -37475,7 +37477,7 @@
               <w:spacing w:after="10" w:before="0"/>
               <w:ind w:left="120"/>
             </w:pPr>
-            <w:hyperlink w:history="1" r:id="rIdlrybgj_1bqqyhc-dyjesw">
+            <w:hyperlink w:history="1" r:id="rIdk-znvuoipjcs1lflc2kwf">
               <w:r>
                 <w:rPr>
                   <w:rFonts w:ascii="Arial" w:cs="Arial" w:eastAsia="Arial" w:hAnsi="Arial"/>
@@ -37520,7 +37522,7 @@
             <w:pPr>
               <w:spacing w:after="20" w:before="0"/>
             </w:pPr>
-            <w:hyperlink w:history="1" r:id="rIdmomzbelbucel1-tqzpbv-">
+            <w:hyperlink w:history="1" r:id="rIdodhljfjgxhsfarlm4cvrc">
               <w:r>
                 <w:rPr>
                   <w:rFonts w:ascii="Arial" w:cs="Arial" w:eastAsia="Arial" w:hAnsi="Arial"/>
@@ -37553,7 +37555,7 @@
               <w:spacing w:after="10" w:before="0"/>
               <w:ind w:left="120"/>
             </w:pPr>
-            <w:hyperlink w:history="1" r:id="rIdzjyfn7ybjconxu9xkkmwf">
+            <w:hyperlink w:history="1" r:id="rIdg8cwjleya1-glwjvybls7">
               <w:r>
                 <w:rPr>
                   <w:rFonts w:ascii="Arial" w:cs="Arial" w:eastAsia="Arial" w:hAnsi="Arial"/>
@@ -37569,7 +37571,7 @@
         </w:tc>
         <w:tc>
           <w:tcPr>
-            <w:tcW w:type="dxa" w:w="2556"/>
+            <w:tcW w:type="dxa" w:w="3324"/>
             <w:shd w:fill="FFFFFF" w:color="auto" w:val="clear"/>
             <w:tcMar>
               <w:top w:type="dxa" w:w="60"/>
@@ -37601,7 +37603,7 @@
         </w:tc>
         <w:tc>
           <w:tcPr>
-            <w:tcW w:type="dxa" w:w="2556"/>
+            <w:tcW w:type="dxa" w:w="2300"/>
             <w:shd w:fill="F2F2F2" w:color="auto" w:val="clear"/>
             <w:tcMar>
               <w:top w:type="dxa" w:w="60"/>
@@ -37633,7 +37635,7 @@
         </w:tc>
         <w:tc>
           <w:tcPr>
-            <w:tcW w:type="dxa" w:w="2556"/>
+            <w:tcW w:type="dxa" w:w="2300"/>
             <w:shd w:fill="FFFFFF" w:color="auto" w:val="clear"/>
             <w:tcMar>
               <w:top w:type="dxa" w:w="60"/>
@@ -37699,7 +37701,7 @@
         </w:tc>
         <w:tc>
           <w:tcPr>
-            <w:tcW w:type="dxa" w:w="2556"/>
+            <w:tcW w:type="dxa" w:w="2300"/>
             <w:shd w:fill="FFFFFF" w:color="auto" w:val="clear"/>
             <w:tcMar>
               <w:top w:type="dxa" w:w="60"/>
@@ -37761,7 +37763,7 @@
             <w:pPr>
               <w:spacing w:after="20" w:before="0"/>
             </w:pPr>
-            <w:hyperlink w:history="1" r:id="rIdnjz6k50gdtpcphsr4x-zq">
+            <w:hyperlink w:history="1" r:id="rId4hibshvwdq12peho6unpz">
               <w:r>
                 <w:rPr>
                   <w:rFonts w:ascii="Arial" w:cs="Arial" w:eastAsia="Arial" w:hAnsi="Arial"/>
@@ -37794,7 +37796,7 @@
               <w:spacing w:after="10" w:before="0"/>
               <w:ind w:left="120"/>
             </w:pPr>
-            <w:hyperlink w:history="1" r:id="rIdlscsxwdnk7q3ykaeifvkx">
+            <w:hyperlink w:history="1" r:id="rIdqhpnggqq9nqryeswkxvvm">
               <w:r>
                 <w:rPr>
                   <w:rFonts w:ascii="Arial" w:cs="Arial" w:eastAsia="Arial" w:hAnsi="Arial"/>
@@ -37839,7 +37841,7 @@
             <w:pPr>
               <w:spacing w:after="20" w:before="0"/>
             </w:pPr>
-            <w:hyperlink w:history="1" r:id="rIdffhhu53xfdijelctkplfq">
+            <w:hyperlink w:history="1" r:id="rIdcsul5ypievzjxobsg0fvm">
               <w:r>
                 <w:rPr>
                   <w:rFonts w:ascii="Arial" w:cs="Arial" w:eastAsia="Arial" w:hAnsi="Arial"/>
@@ -37872,7 +37874,7 @@
               <w:spacing w:after="10" w:before="0"/>
               <w:ind w:left="120"/>
             </w:pPr>
-            <w:hyperlink w:history="1" r:id="rIdo2xqzo29xjydj2usqan5s">
+            <w:hyperlink w:history="1" r:id="rIdv1gqroaylsqwnfd8ub9sn">
               <w:r>
                 <w:rPr>
                   <w:rFonts w:ascii="Arial" w:cs="Arial" w:eastAsia="Arial" w:hAnsi="Arial"/>
@@ -37888,7 +37890,7 @@
         </w:tc>
         <w:tc>
           <w:tcPr>
-            <w:tcW w:type="dxa" w:w="2556"/>
+            <w:tcW w:type="dxa" w:w="3324"/>
             <w:shd w:fill="FFFFFF" w:color="auto" w:val="clear"/>
             <w:tcMar>
               <w:top w:type="dxa" w:w="60"/>
@@ -37920,7 +37922,7 @@
         </w:tc>
         <w:tc>
           <w:tcPr>
-            <w:tcW w:type="dxa" w:w="2556"/>
+            <w:tcW w:type="dxa" w:w="2300"/>
             <w:shd w:fill="F2F2F2" w:color="auto" w:val="clear"/>
             <w:tcMar>
               <w:top w:type="dxa" w:w="60"/>
@@ -37952,7 +37954,7 @@
         </w:tc>
         <w:tc>
           <w:tcPr>
-            <w:tcW w:type="dxa" w:w="2556"/>
+            <w:tcW w:type="dxa" w:w="2300"/>
             <w:shd w:fill="FFFFFF" w:color="auto" w:val="clear"/>
             <w:tcMar>
               <w:top w:type="dxa" w:w="60"/>
@@ -38018,7 +38020,7 @@
         </w:tc>
         <w:tc>
           <w:tcPr>
-            <w:tcW w:type="dxa" w:w="2556"/>
+            <w:tcW w:type="dxa" w:w="2300"/>
             <w:shd w:fill="FFFFFF" w:color="auto" w:val="clear"/>
             <w:tcMar>
               <w:top w:type="dxa" w:w="60"/>
@@ -38080,7 +38082,7 @@
             <w:pPr>
               <w:spacing w:after="20" w:before="0"/>
             </w:pPr>
-            <w:hyperlink w:history="1" r:id="rIddrz0i7uqc2o2sfe11ficb">
+            <w:hyperlink w:history="1" r:id="rIde_kv76k9ooqdweokerrlq">
               <w:r>
                 <w:rPr>
                   <w:rFonts w:ascii="Arial" w:cs="Arial" w:eastAsia="Arial" w:hAnsi="Arial"/>
@@ -38113,7 +38115,7 @@
               <w:spacing w:after="10" w:before="0"/>
               <w:ind w:left="120"/>
             </w:pPr>
-            <w:hyperlink w:history="1" r:id="rIdnjla-xjestwxlj0rynrkd">
+            <w:hyperlink w:history="1" r:id="rIdus5vigxzspicj74dwqi23">
               <w:r>
                 <w:rPr>
                   <w:rFonts w:ascii="Arial" w:cs="Arial" w:eastAsia="Arial" w:hAnsi="Arial"/>
@@ -38158,7 +38160,7 @@
             <w:pPr>
               <w:spacing w:after="20" w:before="0"/>
             </w:pPr>
-            <w:hyperlink w:history="1" r:id="rIdn6qlpjcgsxfdp0kjvasnb">
+            <w:hyperlink w:history="1" r:id="rIdmqp6u651jqruued73ybng">
               <w:r>
                 <w:rPr>
                   <w:rFonts w:ascii="Arial" w:cs="Arial" w:eastAsia="Arial" w:hAnsi="Arial"/>
@@ -38191,7 +38193,7 @@
               <w:spacing w:after="10" w:before="0"/>
               <w:ind w:left="120"/>
             </w:pPr>
-            <w:hyperlink w:history="1" r:id="rIdfsdc8ew37fpoo3iijoa7t">
+            <w:hyperlink w:history="1" r:id="rIdkmlkz1xq0otiuv-jxgkj3">
               <w:r>
                 <w:rPr>
                   <w:rFonts w:ascii="Arial" w:cs="Arial" w:eastAsia="Arial" w:hAnsi="Arial"/>
@@ -38207,7 +38209,7 @@
         </w:tc>
         <w:tc>
           <w:tcPr>
-            <w:tcW w:type="dxa" w:w="2556"/>
+            <w:tcW w:type="dxa" w:w="3324"/>
             <w:shd w:fill="FFFFFF" w:color="auto" w:val="clear"/>
             <w:tcMar>
               <w:top w:type="dxa" w:w="60"/>
@@ -38239,7 +38241,7 @@
         </w:tc>
         <w:tc>
           <w:tcPr>
-            <w:tcW w:type="dxa" w:w="2556"/>
+            <w:tcW w:type="dxa" w:w="2300"/>
             <w:shd w:fill="F2F2F2" w:color="auto" w:val="clear"/>
             <w:tcMar>
               <w:top w:type="dxa" w:w="60"/>
@@ -38271,7 +38273,7 @@
         </w:tc>
         <w:tc>
           <w:tcPr>
-            <w:tcW w:type="dxa" w:w="2556"/>
+            <w:tcW w:type="dxa" w:w="2300"/>
             <w:shd w:fill="FFFFFF" w:color="auto" w:val="clear"/>
             <w:tcMar>
               <w:top w:type="dxa" w:w="60"/>
@@ -39792,11 +39794,11 @@
       </w:tblPr>
       <w:tblGrid>
         <w:gridCol w:w="900"/>
+        <w:gridCol w:w="2300"/>
         <w:gridCol w:w="2556"/>
-        <w:gridCol w:w="2556"/>
-        <w:gridCol w:w="2556"/>
-        <w:gridCol w:w="2556"/>
-        <w:gridCol w:w="2556"/>
+        <w:gridCol w:w="3324"/>
+        <w:gridCol w:w="2300"/>
+        <w:gridCol w:w="2300"/>
       </w:tblGrid>
       <w:tr>
         <w:tc>
@@ -39868,7 +39870,7 @@
         </w:tc>
         <w:tc>
           <w:tcPr>
-            <w:tcW w:type="dxa" w:w="2556"/>
+            <w:tcW w:type="dxa" w:w="2300"/>
             <w:shd w:fill="2E75B6" w:color="auto" w:val="clear"/>
             <w:tcMar>
               <w:top w:type="dxa" w:w="60"/>
@@ -39932,7 +39934,7 @@
         </w:tc>
         <w:tc>
           <w:tcPr>
-            <w:tcW w:type="dxa" w:w="2556"/>
+            <w:tcW w:type="dxa" w:w="3324"/>
             <w:shd w:fill="2E75B6" w:color="auto" w:val="clear"/>
             <w:tcMar>
               <w:top w:type="dxa" w:w="60"/>
@@ -39964,7 +39966,7 @@
         </w:tc>
         <w:tc>
           <w:tcPr>
-            <w:tcW w:type="dxa" w:w="2556"/>
+            <w:tcW w:type="dxa" w:w="2300"/>
             <w:shd w:fill="1F6B75" w:color="auto" w:val="clear"/>
             <w:tcMar>
               <w:top w:type="dxa" w:w="60"/>
@@ -39996,7 +39998,7 @@
         </w:tc>
         <w:tc>
           <w:tcPr>
-            <w:tcW w:type="dxa" w:w="2556"/>
+            <w:tcW w:type="dxa" w:w="2300"/>
             <w:shd w:fill="2E75B6" w:color="auto" w:val="clear"/>
             <w:tcMar>
               <w:top w:type="dxa" w:w="60"/>
@@ -40062,7 +40064,7 @@
         </w:tc>
         <w:tc>
           <w:tcPr>
-            <w:tcW w:type="dxa" w:w="2556"/>
+            <w:tcW w:type="dxa" w:w="2300"/>
             <w:shd w:fill="FFFFFF" w:color="auto" w:val="clear"/>
             <w:tcMar>
               <w:top w:type="dxa" w:w="60"/>
@@ -40124,7 +40126,7 @@
             <w:pPr>
               <w:spacing w:after="20" w:before="0"/>
             </w:pPr>
-            <w:hyperlink w:history="1" r:id="rIdggapayaesahdnxnpak3nf">
+            <w:hyperlink w:history="1" r:id="rIdvicc3ptu8qsdnc_jyjnhw">
               <w:r>
                 <w:rPr>
                   <w:rFonts w:ascii="Arial" w:cs="Arial" w:eastAsia="Arial" w:hAnsi="Arial"/>
@@ -40157,7 +40159,7 @@
               <w:spacing w:after="10" w:before="0"/>
               <w:ind w:left="120"/>
             </w:pPr>
-            <w:hyperlink w:history="1" r:id="rIdqj9lmsqymbkkenblomiq9">
+            <w:hyperlink w:history="1" r:id="rIddrpuxaw4casdjpn2xrpg4">
               <w:r>
                 <w:rPr>
                   <w:rFonts w:ascii="Arial" w:cs="Arial" w:eastAsia="Arial" w:hAnsi="Arial"/>
@@ -40202,7 +40204,7 @@
             <w:pPr>
               <w:spacing w:after="20" w:before="0"/>
             </w:pPr>
-            <w:hyperlink w:history="1" r:id="rIdd4izlmzgdedrmowdqukt1">
+            <w:hyperlink w:history="1" r:id="rIdxwuw_vbq83htowkpmgtsb">
               <w:r>
                 <w:rPr>
                   <w:rFonts w:ascii="Arial" w:cs="Arial" w:eastAsia="Arial" w:hAnsi="Arial"/>
@@ -40235,7 +40237,7 @@
               <w:spacing w:after="10" w:before="0"/>
               <w:ind w:left="120"/>
             </w:pPr>
-            <w:hyperlink w:history="1" r:id="rIdu1vzgdjv6dmok5ow5jrxn">
+            <w:hyperlink w:history="1" r:id="rId2iq7cptracvq7ps7t7wgt">
               <w:r>
                 <w:rPr>
                   <w:rFonts w:ascii="Arial" w:cs="Arial" w:eastAsia="Arial" w:hAnsi="Arial"/>
@@ -40251,7 +40253,7 @@
         </w:tc>
         <w:tc>
           <w:tcPr>
-            <w:tcW w:type="dxa" w:w="2556"/>
+            <w:tcW w:type="dxa" w:w="3324"/>
             <w:shd w:fill="FFFFFF" w:color="auto" w:val="clear"/>
             <w:tcMar>
               <w:top w:type="dxa" w:w="60"/>
@@ -40283,7 +40285,7 @@
         </w:tc>
         <w:tc>
           <w:tcPr>
-            <w:tcW w:type="dxa" w:w="2556"/>
+            <w:tcW w:type="dxa" w:w="2300"/>
             <w:shd w:fill="F2F2F2" w:color="auto" w:val="clear"/>
             <w:tcMar>
               <w:top w:type="dxa" w:w="60"/>
@@ -40315,7 +40317,7 @@
         </w:tc>
         <w:tc>
           <w:tcPr>
-            <w:tcW w:type="dxa" w:w="2556"/>
+            <w:tcW w:type="dxa" w:w="2300"/>
             <w:shd w:fill="FFFFFF" w:color="auto" w:val="clear"/>
             <w:tcMar>
               <w:top w:type="dxa" w:w="60"/>
@@ -40381,7 +40383,7 @@
         </w:tc>
         <w:tc>
           <w:tcPr>
-            <w:tcW w:type="dxa" w:w="2556"/>
+            <w:tcW w:type="dxa" w:w="2300"/>
             <w:shd w:fill="FFFFFF" w:color="auto" w:val="clear"/>
             <w:tcMar>
               <w:top w:type="dxa" w:w="60"/>
@@ -40443,7 +40445,7 @@
             <w:pPr>
               <w:spacing w:after="20" w:before="0"/>
             </w:pPr>
-            <w:hyperlink w:history="1" r:id="rId4ty81b8ru-qq0ofybwhaz">
+            <w:hyperlink w:history="1" r:id="rIde-vvkeo162mtsap2zac1j">
               <w:r>
                 <w:rPr>
                   <w:rFonts w:ascii="Arial" w:cs="Arial" w:eastAsia="Arial" w:hAnsi="Arial"/>
@@ -40476,7 +40478,7 @@
               <w:spacing w:after="10" w:before="0"/>
               <w:ind w:left="120"/>
             </w:pPr>
-            <w:hyperlink w:history="1" r:id="rIdkh5ettpkxea37q7lpey2q">
+            <w:hyperlink w:history="1" r:id="rId7aaepznrdisgjfwj3kmzu">
               <w:r>
                 <w:rPr>
                   <w:rFonts w:ascii="Arial" w:cs="Arial" w:eastAsia="Arial" w:hAnsi="Arial"/>
@@ -40521,7 +40523,7 @@
             <w:pPr>
               <w:spacing w:after="20" w:before="0"/>
             </w:pPr>
-            <w:hyperlink w:history="1" r:id="rIdgjo1zyp8rfhkalsqzxnjb">
+            <w:hyperlink w:history="1" r:id="rId6r7h2hf0yftojrwxdoz5-">
               <w:r>
                 <w:rPr>
                   <w:rFonts w:ascii="Arial" w:cs="Arial" w:eastAsia="Arial" w:hAnsi="Arial"/>
@@ -40554,7 +40556,7 @@
               <w:spacing w:after="10" w:before="0"/>
               <w:ind w:left="120"/>
             </w:pPr>
-            <w:hyperlink w:history="1" r:id="rId9rvuolwdses6gv1d9euwe">
+            <w:hyperlink w:history="1" r:id="rIdd7xcjzibuseuuxcqw_d18">
               <w:r>
                 <w:rPr>
                   <w:rFonts w:ascii="Arial" w:cs="Arial" w:eastAsia="Arial" w:hAnsi="Arial"/>
@@ -40570,7 +40572,7 @@
         </w:tc>
         <w:tc>
           <w:tcPr>
-            <w:tcW w:type="dxa" w:w="2556"/>
+            <w:tcW w:type="dxa" w:w="3324"/>
             <w:shd w:fill="FFFFFF" w:color="auto" w:val="clear"/>
             <w:tcMar>
               <w:top w:type="dxa" w:w="60"/>
@@ -40602,7 +40604,7 @@
         </w:tc>
         <w:tc>
           <w:tcPr>
-            <w:tcW w:type="dxa" w:w="2556"/>
+            <w:tcW w:type="dxa" w:w="2300"/>
             <w:shd w:fill="F2F2F2" w:color="auto" w:val="clear"/>
             <w:tcMar>
               <w:top w:type="dxa" w:w="60"/>
@@ -40634,7 +40636,7 @@
         </w:tc>
         <w:tc>
           <w:tcPr>
-            <w:tcW w:type="dxa" w:w="2556"/>
+            <w:tcW w:type="dxa" w:w="2300"/>
             <w:shd w:fill="FFFFFF" w:color="auto" w:val="clear"/>
             <w:tcMar>
               <w:top w:type="dxa" w:w="60"/>
@@ -40700,7 +40702,7 @@
         </w:tc>
         <w:tc>
           <w:tcPr>
-            <w:tcW w:type="dxa" w:w="2556"/>
+            <w:tcW w:type="dxa" w:w="2300"/>
             <w:shd w:fill="FFFFFF" w:color="auto" w:val="clear"/>
             <w:tcMar>
               <w:top w:type="dxa" w:w="60"/>
@@ -40762,7 +40764,7 @@
             <w:pPr>
               <w:spacing w:after="20" w:before="0"/>
             </w:pPr>
-            <w:hyperlink w:history="1" r:id="rIda9dzg72c7233n2rme8iqi">
+            <w:hyperlink w:history="1" r:id="rIdcfmg5xhfpc5ee0dsnlfkb">
               <w:r>
                 <w:rPr>
                   <w:rFonts w:ascii="Arial" w:cs="Arial" w:eastAsia="Arial" w:hAnsi="Arial"/>
@@ -40795,7 +40797,7 @@
               <w:spacing w:after="10" w:before="0"/>
               <w:ind w:left="120"/>
             </w:pPr>
-            <w:hyperlink w:history="1" r:id="rIdntpwikshgeahe1a3i39_-">
+            <w:hyperlink w:history="1" r:id="rIdr74ksz4u_9vivklqmzjmd">
               <w:r>
                 <w:rPr>
                   <w:rFonts w:ascii="Arial" w:cs="Arial" w:eastAsia="Arial" w:hAnsi="Arial"/>
@@ -40840,7 +40842,7 @@
             <w:pPr>
               <w:spacing w:after="20" w:before="0"/>
             </w:pPr>
-            <w:hyperlink w:history="1" r:id="rIdhwyo8vkscs8jstakfksv7">
+            <w:hyperlink w:history="1" r:id="rIde7diuv0oglkg5qhwsxcah">
               <w:r>
                 <w:rPr>
                   <w:rFonts w:ascii="Arial" w:cs="Arial" w:eastAsia="Arial" w:hAnsi="Arial"/>
@@ -40873,7 +40875,7 @@
               <w:spacing w:after="10" w:before="0"/>
               <w:ind w:left="120"/>
             </w:pPr>
-            <w:hyperlink w:history="1" r:id="rId49lx3fjhjuwk90t_ygzqm">
+            <w:hyperlink w:history="1" r:id="rIdlubj01qxwslhrbgc1yyws">
               <w:r>
                 <w:rPr>
                   <w:rFonts w:ascii="Arial" w:cs="Arial" w:eastAsia="Arial" w:hAnsi="Arial"/>
@@ -40889,7 +40891,7 @@
         </w:tc>
         <w:tc>
           <w:tcPr>
-            <w:tcW w:type="dxa" w:w="2556"/>
+            <w:tcW w:type="dxa" w:w="3324"/>
             <w:shd w:fill="FFFFFF" w:color="auto" w:val="clear"/>
             <w:tcMar>
               <w:top w:type="dxa" w:w="60"/>
@@ -40921,7 +40923,7 @@
         </w:tc>
         <w:tc>
           <w:tcPr>
-            <w:tcW w:type="dxa" w:w="2556"/>
+            <w:tcW w:type="dxa" w:w="2300"/>
             <w:shd w:fill="F2F2F2" w:color="auto" w:val="clear"/>
             <w:tcMar>
               <w:top w:type="dxa" w:w="60"/>
@@ -40953,7 +40955,7 @@
         </w:tc>
         <w:tc>
           <w:tcPr>
-            <w:tcW w:type="dxa" w:w="2556"/>
+            <w:tcW w:type="dxa" w:w="2300"/>
             <w:shd w:fill="FFFFFF" w:color="auto" w:val="clear"/>
             <w:tcMar>
               <w:top w:type="dxa" w:w="60"/>
@@ -41019,7 +41021,7 @@
         </w:tc>
         <w:tc>
           <w:tcPr>
-            <w:tcW w:type="dxa" w:w="2556"/>
+            <w:tcW w:type="dxa" w:w="2300"/>
             <w:shd w:fill="FFFFFF" w:color="auto" w:val="clear"/>
             <w:tcMar>
               <w:top w:type="dxa" w:w="60"/>
@@ -41081,7 +41083,7 @@
             <w:pPr>
               <w:spacing w:after="20" w:before="0"/>
             </w:pPr>
-            <w:hyperlink w:history="1" r:id="rIda06ix-a7ylpdmi82nkjpd">
+            <w:hyperlink w:history="1" r:id="rId6ajigslgp7moglrixdkeu">
               <w:r>
                 <w:rPr>
                   <w:rFonts w:ascii="Arial" w:cs="Arial" w:eastAsia="Arial" w:hAnsi="Arial"/>
@@ -41114,7 +41116,7 @@
               <w:spacing w:after="10" w:before="0"/>
               <w:ind w:left="120"/>
             </w:pPr>
-            <w:hyperlink w:history="1" r:id="rId5pfgwhcvcjltdccvunchu">
+            <w:hyperlink w:history="1" r:id="rIdsviofllbokomn2zotchww">
               <w:r>
                 <w:rPr>
                   <w:rFonts w:ascii="Arial" w:cs="Arial" w:eastAsia="Arial" w:hAnsi="Arial"/>
@@ -41159,7 +41161,7 @@
             <w:pPr>
               <w:spacing w:after="20" w:before="0"/>
             </w:pPr>
-            <w:hyperlink w:history="1" r:id="rIdyjkdlzyvmspxhjbxju2al">
+            <w:hyperlink w:history="1" r:id="rIdyoiwmi1y_ohnpfljt0qmg">
               <w:r>
                 <w:rPr>
                   <w:rFonts w:ascii="Arial" w:cs="Arial" w:eastAsia="Arial" w:hAnsi="Arial"/>
@@ -41192,7 +41194,7 @@
               <w:spacing w:after="10" w:before="0"/>
               <w:ind w:left="120"/>
             </w:pPr>
-            <w:hyperlink w:history="1" r:id="rIdkwnrsfhglillpo8-5xta5">
+            <w:hyperlink w:history="1" r:id="rIdqzabuxbwhukj0ifir3iam">
               <w:r>
                 <w:rPr>
                   <w:rFonts w:ascii="Arial" w:cs="Arial" w:eastAsia="Arial" w:hAnsi="Arial"/>
@@ -41208,7 +41210,7 @@
         </w:tc>
         <w:tc>
           <w:tcPr>
-            <w:tcW w:type="dxa" w:w="2556"/>
+            <w:tcW w:type="dxa" w:w="3324"/>
             <w:shd w:fill="FFFFFF" w:color="auto" w:val="clear"/>
             <w:tcMar>
               <w:top w:type="dxa" w:w="60"/>
@@ -41240,7 +41242,7 @@
         </w:tc>
         <w:tc>
           <w:tcPr>
-            <w:tcW w:type="dxa" w:w="2556"/>
+            <w:tcW w:type="dxa" w:w="2300"/>
             <w:shd w:fill="F2F2F2" w:color="auto" w:val="clear"/>
             <w:tcMar>
               <w:top w:type="dxa" w:w="60"/>
@@ -41272,7 +41274,7 @@
         </w:tc>
         <w:tc>
           <w:tcPr>
-            <w:tcW w:type="dxa" w:w="2556"/>
+            <w:tcW w:type="dxa" w:w="2300"/>
             <w:shd w:fill="FFFFFF" w:color="auto" w:val="clear"/>
             <w:tcMar>
               <w:top w:type="dxa" w:w="60"/>
@@ -41338,7 +41340,7 @@
         </w:tc>
         <w:tc>
           <w:tcPr>
-            <w:tcW w:type="dxa" w:w="2556"/>
+            <w:tcW w:type="dxa" w:w="2300"/>
             <w:shd w:fill="FFFFFF" w:color="auto" w:val="clear"/>
             <w:tcMar>
               <w:top w:type="dxa" w:w="60"/>
@@ -41400,7 +41402,7 @@
             <w:pPr>
               <w:spacing w:after="20" w:before="0"/>
             </w:pPr>
-            <w:hyperlink w:history="1" r:id="rIdymtdhel9yfuc0vezmrgg1">
+            <w:hyperlink w:history="1" r:id="rIdl1yl_krwd-nbm7cn8vzqr">
               <w:r>
                 <w:rPr>
                   <w:rFonts w:ascii="Arial" w:cs="Arial" w:eastAsia="Arial" w:hAnsi="Arial"/>
@@ -41433,7 +41435,7 @@
               <w:spacing w:after="10" w:before="0"/>
               <w:ind w:left="120"/>
             </w:pPr>
-            <w:hyperlink w:history="1" r:id="rIde1bh4fzexv3ejwgp77lkr">
+            <w:hyperlink w:history="1" r:id="rIdrgeaffkzcm_1nqzwhsmzm">
               <w:r>
                 <w:rPr>
                   <w:rFonts w:ascii="Arial" w:cs="Arial" w:eastAsia="Arial" w:hAnsi="Arial"/>
@@ -41478,7 +41480,7 @@
             <w:pPr>
               <w:spacing w:after="20" w:before="0"/>
             </w:pPr>
-            <w:hyperlink w:history="1" r:id="rIdex6fpr_vti71im46qmkjr">
+            <w:hyperlink w:history="1" r:id="rIdyhlktehdlfv-akq0qns3u">
               <w:r>
                 <w:rPr>
                   <w:rFonts w:ascii="Arial" w:cs="Arial" w:eastAsia="Arial" w:hAnsi="Arial"/>
@@ -41511,7 +41513,7 @@
               <w:spacing w:after="10" w:before="0"/>
               <w:ind w:left="120"/>
             </w:pPr>
-            <w:hyperlink w:history="1" r:id="rIdssdmrxdyrxnaxqiykbvue">
+            <w:hyperlink w:history="1" r:id="rIdi72aww_jqvqoasdj0lkhu">
               <w:r>
                 <w:rPr>
                   <w:rFonts w:ascii="Arial" w:cs="Arial" w:eastAsia="Arial" w:hAnsi="Arial"/>
@@ -41527,7 +41529,7 @@
         </w:tc>
         <w:tc>
           <w:tcPr>
-            <w:tcW w:type="dxa" w:w="2556"/>
+            <w:tcW w:type="dxa" w:w="3324"/>
             <w:shd w:fill="FFFFFF" w:color="auto" w:val="clear"/>
             <w:tcMar>
               <w:top w:type="dxa" w:w="60"/>
@@ -41578,7 +41580,7 @@
         </w:tc>
         <w:tc>
           <w:tcPr>
-            <w:tcW w:type="dxa" w:w="2556"/>
+            <w:tcW w:type="dxa" w:w="2300"/>
             <w:shd w:fill="F2F2F2" w:color="auto" w:val="clear"/>
             <w:tcMar>
               <w:top w:type="dxa" w:w="60"/>
@@ -41610,7 +41612,7 @@
         </w:tc>
         <w:tc>
           <w:tcPr>
-            <w:tcW w:type="dxa" w:w="2556"/>
+            <w:tcW w:type="dxa" w:w="2300"/>
             <w:shd w:fill="FFFFFF" w:color="auto" w:val="clear"/>
             <w:tcMar>
               <w:top w:type="dxa" w:w="60"/>

--- a/data/outputs/docx/Grade 10 Bio/Bio 2.1/Biology_PlantNutrition_CBE_LessonSequence.docx
+++ b/data/outputs/docx/Grade 10 Bio/Bio 2.1/Biology_PlantNutrition_CBE_LessonSequence.docx
@@ -2927,7 +2927,7 @@
             <w:pPr>
               <w:spacing w:after="20" w:before="0"/>
             </w:pPr>
-            <w:hyperlink w:history="1" r:id="rIdg4j860wghg51gmycw61rj">
+            <w:hyperlink w:history="1" r:id="rIdubrc2_yfhwdxlimfmsjsa">
               <w:r>
                 <w:rPr>
                   <w:rFonts w:ascii="Arial" w:cs="Arial" w:eastAsia="Arial" w:hAnsi="Arial"/>
@@ -2960,7 +2960,7 @@
               <w:spacing w:after="10" w:before="0"/>
               <w:ind w:left="120"/>
             </w:pPr>
-            <w:hyperlink w:history="1" r:id="rIdedewlu6kucdwgghwbpdeb">
+            <w:hyperlink w:history="1" r:id="rIds_w0qulra0twtjenxva1l">
               <w:r>
                 <w:rPr>
                   <w:rFonts w:ascii="Arial" w:cs="Arial" w:eastAsia="Arial" w:hAnsi="Arial"/>
@@ -3005,7 +3005,7 @@
             <w:pPr>
               <w:spacing w:after="20" w:before="0"/>
             </w:pPr>
-            <w:hyperlink w:history="1" r:id="rIdbhb-1vlzzjhdaz8rzg7ik">
+            <w:hyperlink w:history="1" r:id="rIdcpw1pggxzoa_a2lvjrh3o">
               <w:r>
                 <w:rPr>
                   <w:rFonts w:ascii="Arial" w:cs="Arial" w:eastAsia="Arial" w:hAnsi="Arial"/>
@@ -3038,7 +3038,7 @@
               <w:spacing w:after="10" w:before="0"/>
               <w:ind w:left="120"/>
             </w:pPr>
-            <w:hyperlink w:history="1" r:id="rIdu_lasenl2jdleayvocgyw">
+            <w:hyperlink w:history="1" r:id="rId3hgvkxq8zdrkrkpq5voxl">
               <w:r>
                 <w:rPr>
                   <w:rFonts w:ascii="Arial" w:cs="Arial" w:eastAsia="Arial" w:hAnsi="Arial"/>
@@ -3265,7 +3265,7 @@
             <w:pPr>
               <w:spacing w:after="20" w:before="0"/>
             </w:pPr>
-            <w:hyperlink w:history="1" r:id="rIdg1g8i0c7rv5kjbjiwqxjy">
+            <w:hyperlink w:history="1" r:id="rIdyouo8f-4i-b88hg4kan5t">
               <w:r>
                 <w:rPr>
                   <w:rFonts w:ascii="Arial" w:cs="Arial" w:eastAsia="Arial" w:hAnsi="Arial"/>
@@ -3298,7 +3298,7 @@
               <w:spacing w:after="10" w:before="0"/>
               <w:ind w:left="120"/>
             </w:pPr>
-            <w:hyperlink w:history="1" r:id="rIdiy_7n_mumeyva7kz8mwja">
+            <w:hyperlink w:history="1" r:id="rIdxjmqbunpwazn2ipxps6yd">
               <w:r>
                 <w:rPr>
                   <w:rFonts w:ascii="Arial" w:cs="Arial" w:eastAsia="Arial" w:hAnsi="Arial"/>
@@ -3343,7 +3343,7 @@
             <w:pPr>
               <w:spacing w:after="20" w:before="0"/>
             </w:pPr>
-            <w:hyperlink w:history="1" r:id="rIdeukykrgzyjtqg2ajstzsq">
+            <w:hyperlink w:history="1" r:id="rIdfcavsqm0osejk1yb4tc_f">
               <w:r>
                 <w:rPr>
                   <w:rFonts w:ascii="Arial" w:cs="Arial" w:eastAsia="Arial" w:hAnsi="Arial"/>
@@ -3376,7 +3376,7 @@
               <w:spacing w:after="10" w:before="0"/>
               <w:ind w:left="120"/>
             </w:pPr>
-            <w:hyperlink w:history="1" r:id="rIdnfxe77z5uccmlzqyardk9">
+            <w:hyperlink w:history="1" r:id="rIdkd2jnbmz9us9mt8s9-u9z">
               <w:r>
                 <w:rPr>
                   <w:rFonts w:ascii="Arial" w:cs="Arial" w:eastAsia="Arial" w:hAnsi="Arial"/>
@@ -3603,7 +3603,7 @@
             <w:pPr>
               <w:spacing w:after="20" w:before="0"/>
             </w:pPr>
-            <w:hyperlink w:history="1" r:id="rIdxfc1ydv0dhorks7wpoo-f">
+            <w:hyperlink w:history="1" r:id="rIda65xmdmjpaol821_j9bdp">
               <w:r>
                 <w:rPr>
                   <w:rFonts w:ascii="Arial" w:cs="Arial" w:eastAsia="Arial" w:hAnsi="Arial"/>
@@ -3636,7 +3636,7 @@
               <w:spacing w:after="10" w:before="0"/>
               <w:ind w:left="120"/>
             </w:pPr>
-            <w:hyperlink w:history="1" r:id="rIdyufeusjhkkfmn2lidrk3b">
+            <w:hyperlink w:history="1" r:id="rIdn8qitze-uonny0mlujd4t">
               <w:r>
                 <w:rPr>
                   <w:rFonts w:ascii="Arial" w:cs="Arial" w:eastAsia="Arial" w:hAnsi="Arial"/>
@@ -3681,7 +3681,7 @@
             <w:pPr>
               <w:spacing w:after="20" w:before="0"/>
             </w:pPr>
-            <w:hyperlink w:history="1" r:id="rIdmclrrvg1nmkxd7kbvix3g">
+            <w:hyperlink w:history="1" r:id="rIdfiiz8bpebzrvutlqovajc">
               <w:r>
                 <w:rPr>
                   <w:rFonts w:ascii="Arial" w:cs="Arial" w:eastAsia="Arial" w:hAnsi="Arial"/>
@@ -3714,7 +3714,7 @@
               <w:spacing w:after="10" w:before="0"/>
               <w:ind w:left="120"/>
             </w:pPr>
-            <w:hyperlink w:history="1" r:id="rId6xsd9xlcpb0varh3ak-db">
+            <w:hyperlink w:history="1" r:id="rIdaet57taa1aingfxyrue2h">
               <w:r>
                 <w:rPr>
                   <w:rFonts w:ascii="Arial" w:cs="Arial" w:eastAsia="Arial" w:hAnsi="Arial"/>
@@ -3941,7 +3941,7 @@
             <w:pPr>
               <w:spacing w:after="20" w:before="0"/>
             </w:pPr>
-            <w:hyperlink w:history="1" r:id="rIdwhjwqs8ctfa5jyruzalmi">
+            <w:hyperlink w:history="1" r:id="rIdzwocoztx9k5iydqfj6vmw">
               <w:r>
                 <w:rPr>
                   <w:rFonts w:ascii="Arial" w:cs="Arial" w:eastAsia="Arial" w:hAnsi="Arial"/>
@@ -3974,7 +3974,7 @@
               <w:spacing w:after="10" w:before="0"/>
               <w:ind w:left="120"/>
             </w:pPr>
-            <w:hyperlink w:history="1" r:id="rId1j49mpc-ipvio-4eec2ak">
+            <w:hyperlink w:history="1" r:id="rIdil6v6tpgnwctmhqnhrgy2">
               <w:r>
                 <w:rPr>
                   <w:rFonts w:ascii="Arial" w:cs="Arial" w:eastAsia="Arial" w:hAnsi="Arial"/>
@@ -4019,7 +4019,7 @@
             <w:pPr>
               <w:spacing w:after="20" w:before="0"/>
             </w:pPr>
-            <w:hyperlink w:history="1" r:id="rIdzawsnencpbjjjmsrrl0r8">
+            <w:hyperlink w:history="1" r:id="rIdvu3f6hgespxqa_r82m4n8">
               <w:r>
                 <w:rPr>
                   <w:rFonts w:ascii="Arial" w:cs="Arial" w:eastAsia="Arial" w:hAnsi="Arial"/>
@@ -4052,7 +4052,7 @@
               <w:spacing w:after="10" w:before="0"/>
               <w:ind w:left="120"/>
             </w:pPr>
-            <w:hyperlink w:history="1" r:id="rIdn5rsq304x5ozudih6od28">
+            <w:hyperlink w:history="1" r:id="rIdkey5qdew1eu11wl2oupug">
               <w:r>
                 <w:rPr>
                   <w:rFonts w:ascii="Arial" w:cs="Arial" w:eastAsia="Arial" w:hAnsi="Arial"/>
@@ -4260,7 +4260,7 @@
             <w:pPr>
               <w:spacing w:after="20" w:before="0"/>
             </w:pPr>
-            <w:hyperlink w:history="1" r:id="rIdbs8lzhm-9p_r382qze0qt">
+            <w:hyperlink w:history="1" r:id="rIdc-xhiqtrb9zdsm_gzap2z">
               <w:r>
                 <w:rPr>
                   <w:rFonts w:ascii="Arial" w:cs="Arial" w:eastAsia="Arial" w:hAnsi="Arial"/>
@@ -4293,7 +4293,7 @@
               <w:spacing w:after="10" w:before="0"/>
               <w:ind w:left="120"/>
             </w:pPr>
-            <w:hyperlink w:history="1" r:id="rId4zaguh4vk77l4fb5rdvfa">
+            <w:hyperlink w:history="1" r:id="rIdksrw4uvrx_xtychen2-m2">
               <w:r>
                 <w:rPr>
                   <w:rFonts w:ascii="Arial" w:cs="Arial" w:eastAsia="Arial" w:hAnsi="Arial"/>
@@ -4338,7 +4338,7 @@
             <w:pPr>
               <w:spacing w:after="20" w:before="0"/>
             </w:pPr>
-            <w:hyperlink w:history="1" r:id="rIdwj8l1xtibgstna63dz4kb">
+            <w:hyperlink w:history="1" r:id="rIdgtwgdft9twr_kkyifn3xb">
               <w:r>
                 <w:rPr>
                   <w:rFonts w:ascii="Arial" w:cs="Arial" w:eastAsia="Arial" w:hAnsi="Arial"/>
@@ -4371,7 +4371,7 @@
               <w:spacing w:after="10" w:before="0"/>
               <w:ind w:left="120"/>
             </w:pPr>
-            <w:hyperlink w:history="1" r:id="rIdhdsnvmmbdbdbvgzdwyoqd">
+            <w:hyperlink w:history="1" r:id="rIdhsuzxltd7n7dfhp2q3b5h">
               <w:r>
                 <w:rPr>
                   <w:rFonts w:ascii="Arial" w:cs="Arial" w:eastAsia="Arial" w:hAnsi="Arial"/>
@@ -6343,7 +6343,7 @@
             <w:pPr>
               <w:spacing w:after="20" w:before="0"/>
             </w:pPr>
-            <w:hyperlink w:history="1" r:id="rIdkgmyojn9ue2pdyuvr_emb">
+            <w:hyperlink w:history="1" r:id="rIdk2p13b2mqxq1pq1l2drij">
               <w:r>
                 <w:rPr>
                   <w:rFonts w:ascii="Arial" w:cs="Arial" w:eastAsia="Arial" w:hAnsi="Arial"/>
@@ -6376,7 +6376,7 @@
               <w:spacing w:after="10" w:before="0"/>
               <w:ind w:left="120"/>
             </w:pPr>
-            <w:hyperlink w:history="1" r:id="rIdvtgnneagnzr21tqnxekek">
+            <w:hyperlink w:history="1" r:id="rIdmdslnwhyemczt7f0a7zls">
               <w:r>
                 <w:rPr>
                   <w:rFonts w:ascii="Arial" w:cs="Arial" w:eastAsia="Arial" w:hAnsi="Arial"/>
@@ -6421,7 +6421,7 @@
             <w:pPr>
               <w:spacing w:after="20" w:before="0"/>
             </w:pPr>
-            <w:hyperlink w:history="1" r:id="rId211clhmjgczfnnpufmqil">
+            <w:hyperlink w:history="1" r:id="rIdr1dbwqcnnupwpfzm9l9w3">
               <w:r>
                 <w:rPr>
                   <w:rFonts w:ascii="Arial" w:cs="Arial" w:eastAsia="Arial" w:hAnsi="Arial"/>
@@ -6454,7 +6454,7 @@
               <w:spacing w:after="10" w:before="0"/>
               <w:ind w:left="120"/>
             </w:pPr>
-            <w:hyperlink w:history="1" r:id="rIdg-8_wlhu5hpf0eto6-nex">
+            <w:hyperlink w:history="1" r:id="rIdbq-xs2ky6imp7avdozyyk">
               <w:r>
                 <w:rPr>
                   <w:rFonts w:ascii="Arial" w:cs="Arial" w:eastAsia="Arial" w:hAnsi="Arial"/>
@@ -6681,7 +6681,7 @@
             <w:pPr>
               <w:spacing w:after="20" w:before="0"/>
             </w:pPr>
-            <w:hyperlink w:history="1" r:id="rIdglzaqasis66xapffrdwop">
+            <w:hyperlink w:history="1" r:id="rIdjjurcruz3tp8gnyzahz_e">
               <w:r>
                 <w:rPr>
                   <w:rFonts w:ascii="Arial" w:cs="Arial" w:eastAsia="Arial" w:hAnsi="Arial"/>
@@ -6714,7 +6714,7 @@
               <w:spacing w:after="10" w:before="0"/>
               <w:ind w:left="120"/>
             </w:pPr>
-            <w:hyperlink w:history="1" r:id="rIdewfhjem1xmbx_e2aijuiv">
+            <w:hyperlink w:history="1" r:id="rId5ri9nteswzx5czyrzku6q">
               <w:r>
                 <w:rPr>
                   <w:rFonts w:ascii="Arial" w:cs="Arial" w:eastAsia="Arial" w:hAnsi="Arial"/>
@@ -6759,7 +6759,7 @@
             <w:pPr>
               <w:spacing w:after="20" w:before="0"/>
             </w:pPr>
-            <w:hyperlink w:history="1" r:id="rId5bgvvh4h2ce5s8g5oenpl">
+            <w:hyperlink w:history="1" r:id="rIdqoqxyushcm5xcewxe_vzx">
               <w:r>
                 <w:rPr>
                   <w:rFonts w:ascii="Arial" w:cs="Arial" w:eastAsia="Arial" w:hAnsi="Arial"/>
@@ -6792,7 +6792,7 @@
               <w:spacing w:after="10" w:before="0"/>
               <w:ind w:left="120"/>
             </w:pPr>
-            <w:hyperlink w:history="1" r:id="rIdglslwzn9mldkgmufg6fqp">
+            <w:hyperlink w:history="1" r:id="rIdlb1qvte2sidcqo0wydw5q">
               <w:r>
                 <w:rPr>
                   <w:rFonts w:ascii="Arial" w:cs="Arial" w:eastAsia="Arial" w:hAnsi="Arial"/>
@@ -7000,7 +7000,7 @@
             <w:pPr>
               <w:spacing w:after="20" w:before="0"/>
             </w:pPr>
-            <w:hyperlink w:history="1" r:id="rIdjm470ewch2oa2nfxskqw1">
+            <w:hyperlink w:history="1" r:id="rIdkoom3vb6lw4ebycgxrk3x">
               <w:r>
                 <w:rPr>
                   <w:rFonts w:ascii="Arial" w:cs="Arial" w:eastAsia="Arial" w:hAnsi="Arial"/>
@@ -7033,7 +7033,7 @@
               <w:spacing w:after="10" w:before="0"/>
               <w:ind w:left="120"/>
             </w:pPr>
-            <w:hyperlink w:history="1" r:id="rIdkfodmcks4ou2iyh1cupoe">
+            <w:hyperlink w:history="1" r:id="rId7jyx1tlvepboncsrkqrrn">
               <w:r>
                 <w:rPr>
                   <w:rFonts w:ascii="Arial" w:cs="Arial" w:eastAsia="Arial" w:hAnsi="Arial"/>
@@ -7078,7 +7078,7 @@
             <w:pPr>
               <w:spacing w:after="20" w:before="0"/>
             </w:pPr>
-            <w:hyperlink w:history="1" r:id="rIda_m0ynkfxpgub1dkoh_g_">
+            <w:hyperlink w:history="1" r:id="rIdu1j3lp8vyz2eom36erk1b">
               <w:r>
                 <w:rPr>
                   <w:rFonts w:ascii="Arial" w:cs="Arial" w:eastAsia="Arial" w:hAnsi="Arial"/>
@@ -7111,7 +7111,7 @@
               <w:spacing w:after="10" w:before="0"/>
               <w:ind w:left="120"/>
             </w:pPr>
-            <w:hyperlink w:history="1" r:id="rIdsvknvwldlvko7chv6k5me">
+            <w:hyperlink w:history="1" r:id="rId-vk5-u3uehhca7dpwyggp">
               <w:r>
                 <w:rPr>
                   <w:rFonts w:ascii="Arial" w:cs="Arial" w:eastAsia="Arial" w:hAnsi="Arial"/>
@@ -7319,7 +7319,7 @@
             <w:pPr>
               <w:spacing w:after="20" w:before="0"/>
             </w:pPr>
-            <w:hyperlink w:history="1" r:id="rIdcfxgp_m9va9ea7q_zub-s">
+            <w:hyperlink w:history="1" r:id="rIdoe0s45vswdhi9mp_4e4gv">
               <w:r>
                 <w:rPr>
                   <w:rFonts w:ascii="Arial" w:cs="Arial" w:eastAsia="Arial" w:hAnsi="Arial"/>
@@ -7352,7 +7352,7 @@
               <w:spacing w:after="10" w:before="0"/>
               <w:ind w:left="120"/>
             </w:pPr>
-            <w:hyperlink w:history="1" r:id="rId1kyna8dhjkx0oxsrvktn1">
+            <w:hyperlink w:history="1" r:id="rId1gfytkxbzbsspddjsnawi">
               <w:r>
                 <w:rPr>
                   <w:rFonts w:ascii="Arial" w:cs="Arial" w:eastAsia="Arial" w:hAnsi="Arial"/>
@@ -7397,7 +7397,7 @@
             <w:pPr>
               <w:spacing w:after="20" w:before="0"/>
             </w:pPr>
-            <w:hyperlink w:history="1" r:id="rIdqc9rzq9-bkrj3w6hojbu0">
+            <w:hyperlink w:history="1" r:id="rIdswkipulhstx79a53h4dya">
               <w:r>
                 <w:rPr>
                   <w:rFonts w:ascii="Arial" w:cs="Arial" w:eastAsia="Arial" w:hAnsi="Arial"/>
@@ -7430,7 +7430,7 @@
               <w:spacing w:after="10" w:before="0"/>
               <w:ind w:left="120"/>
             </w:pPr>
-            <w:hyperlink w:history="1" r:id="rIdvd22fy2wwcrwmwhbb7nal">
+            <w:hyperlink w:history="1" r:id="rIdmhl7yw6hnqqjbsicbhcof">
               <w:r>
                 <w:rPr>
                   <w:rFonts w:ascii="Arial" w:cs="Arial" w:eastAsia="Arial" w:hAnsi="Arial"/>
@@ -7638,7 +7638,7 @@
             <w:pPr>
               <w:spacing w:after="20" w:before="0"/>
             </w:pPr>
-            <w:hyperlink w:history="1" r:id="rIdoxz5lj2--s4k74f6l4nkh">
+            <w:hyperlink w:history="1" r:id="rIdqjpsvgyhvtl8el_u96n_0">
               <w:r>
                 <w:rPr>
                   <w:rFonts w:ascii="Arial" w:cs="Arial" w:eastAsia="Arial" w:hAnsi="Arial"/>
@@ -7671,7 +7671,7 @@
               <w:spacing w:after="10" w:before="0"/>
               <w:ind w:left="120"/>
             </w:pPr>
-            <w:hyperlink w:history="1" r:id="rIdgj7sixegbfh-lkeh_1zps">
+            <w:hyperlink w:history="1" r:id="rIdk1yuxuhd6ssjjzstjrrvf">
               <w:r>
                 <w:rPr>
                   <w:rFonts w:ascii="Arial" w:cs="Arial" w:eastAsia="Arial" w:hAnsi="Arial"/>
@@ -7716,7 +7716,7 @@
             <w:pPr>
               <w:spacing w:after="20" w:before="0"/>
             </w:pPr>
-            <w:hyperlink w:history="1" r:id="rIddlv8ovxazufyynovktqd0">
+            <w:hyperlink w:history="1" r:id="rIdzyxqc7kdqlvacymbpid8a">
               <w:r>
                 <w:rPr>
                   <w:rFonts w:ascii="Arial" w:cs="Arial" w:eastAsia="Arial" w:hAnsi="Arial"/>
@@ -7749,7 +7749,7 @@
               <w:spacing w:after="10" w:before="0"/>
               <w:ind w:left="120"/>
             </w:pPr>
-            <w:hyperlink w:history="1" r:id="rIdmmfbylxtsvlen7renxsha">
+            <w:hyperlink w:history="1" r:id="rIdgh1dcsm5hzlrez7oxflf9">
               <w:r>
                 <w:rPr>
                   <w:rFonts w:ascii="Arial" w:cs="Arial" w:eastAsia="Arial" w:hAnsi="Arial"/>
@@ -9702,7 +9702,7 @@
             <w:pPr>
               <w:spacing w:after="20" w:before="0"/>
             </w:pPr>
-            <w:hyperlink w:history="1" r:id="rIdedgdeexlsj73ymqt9a6-9">
+            <w:hyperlink w:history="1" r:id="rIdmzr7ol5lnwfrwkems_pdc">
               <w:r>
                 <w:rPr>
                   <w:rFonts w:ascii="Arial" w:cs="Arial" w:eastAsia="Arial" w:hAnsi="Arial"/>
@@ -9735,7 +9735,7 @@
               <w:spacing w:after="10" w:before="0"/>
               <w:ind w:left="120"/>
             </w:pPr>
-            <w:hyperlink w:history="1" r:id="rIduny24xdu3hek_brnso8oc">
+            <w:hyperlink w:history="1" r:id="rIdku-tix0ehk_8rbo4ccmx8">
               <w:r>
                 <w:rPr>
                   <w:rFonts w:ascii="Arial" w:cs="Arial" w:eastAsia="Arial" w:hAnsi="Arial"/>
@@ -9780,7 +9780,7 @@
             <w:pPr>
               <w:spacing w:after="20" w:before="0"/>
             </w:pPr>
-            <w:hyperlink w:history="1" r:id="rIdrgfzzc7t73afjfozbwzsu">
+            <w:hyperlink w:history="1" r:id="rIditmwklr9wz6guzpkqbwtk">
               <w:r>
                 <w:rPr>
                   <w:rFonts w:ascii="Arial" w:cs="Arial" w:eastAsia="Arial" w:hAnsi="Arial"/>
@@ -9813,7 +9813,7 @@
               <w:spacing w:after="10" w:before="0"/>
               <w:ind w:left="120"/>
             </w:pPr>
-            <w:hyperlink w:history="1" r:id="rIdso8ocgtqy9nfmm_oolpxk">
+            <w:hyperlink w:history="1" r:id="rId-g3mjoqfdwlmjrnwhhd-k">
               <w:r>
                 <w:rPr>
                   <w:rFonts w:ascii="Arial" w:cs="Arial" w:eastAsia="Arial" w:hAnsi="Arial"/>
@@ -10021,7 +10021,7 @@
             <w:pPr>
               <w:spacing w:after="20" w:before="0"/>
             </w:pPr>
-            <w:hyperlink w:history="1" r:id="rIdwyycpwp89jcaxtr7rz8aa">
+            <w:hyperlink w:history="1" r:id="rIdam6yayd-ropiwbp5me5sp">
               <w:r>
                 <w:rPr>
                   <w:rFonts w:ascii="Arial" w:cs="Arial" w:eastAsia="Arial" w:hAnsi="Arial"/>
@@ -10054,7 +10054,7 @@
               <w:spacing w:after="10" w:before="0"/>
               <w:ind w:left="120"/>
             </w:pPr>
-            <w:hyperlink w:history="1" r:id="rId_ox4xrjatawdbkqzrc-ol">
+            <w:hyperlink w:history="1" r:id="rIdktut980vhrkr0-vyrotoo">
               <w:r>
                 <w:rPr>
                   <w:rFonts w:ascii="Arial" w:cs="Arial" w:eastAsia="Arial" w:hAnsi="Arial"/>
@@ -10099,7 +10099,7 @@
             <w:pPr>
               <w:spacing w:after="20" w:before="0"/>
             </w:pPr>
-            <w:hyperlink w:history="1" r:id="rIdb5ykbcxpsxrhoexfhi9eh">
+            <w:hyperlink w:history="1" r:id="rIditobnapes3doqeutvuvsz">
               <w:r>
                 <w:rPr>
                   <w:rFonts w:ascii="Arial" w:cs="Arial" w:eastAsia="Arial" w:hAnsi="Arial"/>
@@ -10132,7 +10132,7 @@
               <w:spacing w:after="10" w:before="0"/>
               <w:ind w:left="120"/>
             </w:pPr>
-            <w:hyperlink w:history="1" r:id="rIdxqmna0rgrafqgm1smtxmv">
+            <w:hyperlink w:history="1" r:id="rIdn7ip_0xzspap4va1n21_i">
               <w:r>
                 <w:rPr>
                   <w:rFonts w:ascii="Arial" w:cs="Arial" w:eastAsia="Arial" w:hAnsi="Arial"/>
@@ -10359,7 +10359,7 @@
             <w:pPr>
               <w:spacing w:after="20" w:before="0"/>
             </w:pPr>
-            <w:hyperlink w:history="1" r:id="rIdrbnr6xuv7gjwlm0njwhit">
+            <w:hyperlink w:history="1" r:id="rId_ky-hccemmeij4mwwla87">
               <w:r>
                 <w:rPr>
                   <w:rFonts w:ascii="Arial" w:cs="Arial" w:eastAsia="Arial" w:hAnsi="Arial"/>
@@ -10392,7 +10392,7 @@
               <w:spacing w:after="10" w:before="0"/>
               <w:ind w:left="120"/>
             </w:pPr>
-            <w:hyperlink w:history="1" r:id="rIddy0egkcvr3e3myny7qgxe">
+            <w:hyperlink w:history="1" r:id="rIdcjrmpcd8xltdoicv8prd8">
               <w:r>
                 <w:rPr>
                   <w:rFonts w:ascii="Arial" w:cs="Arial" w:eastAsia="Arial" w:hAnsi="Arial"/>
@@ -10437,7 +10437,7 @@
             <w:pPr>
               <w:spacing w:after="20" w:before="0"/>
             </w:pPr>
-            <w:hyperlink w:history="1" r:id="rIdxafz_p6dsq1uumz7m5-y-">
+            <w:hyperlink w:history="1" r:id="rIdokhf8epvolrwvoqtvtcog">
               <w:r>
                 <w:rPr>
                   <w:rFonts w:ascii="Arial" w:cs="Arial" w:eastAsia="Arial" w:hAnsi="Arial"/>
@@ -10470,7 +10470,7 @@
               <w:spacing w:after="10" w:before="0"/>
               <w:ind w:left="120"/>
             </w:pPr>
-            <w:hyperlink w:history="1" r:id="rId8ofhkpawjwni9mbku2be6">
+            <w:hyperlink w:history="1" r:id="rIdhhqu95ynpvz7r8mrxzwxt">
               <w:r>
                 <w:rPr>
                   <w:rFonts w:ascii="Arial" w:cs="Arial" w:eastAsia="Arial" w:hAnsi="Arial"/>
@@ -10697,7 +10697,7 @@
             <w:pPr>
               <w:spacing w:after="20" w:before="0"/>
             </w:pPr>
-            <w:hyperlink w:history="1" r:id="rIdo2wf8albsxyy3huasjnu3">
+            <w:hyperlink w:history="1" r:id="rIdbmpryybp6y8ostoar_zv1">
               <w:r>
                 <w:rPr>
                   <w:rFonts w:ascii="Arial" w:cs="Arial" w:eastAsia="Arial" w:hAnsi="Arial"/>
@@ -10730,7 +10730,7 @@
               <w:spacing w:after="10" w:before="0"/>
               <w:ind w:left="120"/>
             </w:pPr>
-            <w:hyperlink w:history="1" r:id="rIdvl3t4sqi4ef5m01zplgie">
+            <w:hyperlink w:history="1" r:id="rId2z8orc9-_nllpqtmgw9qp">
               <w:r>
                 <w:rPr>
                   <w:rFonts w:ascii="Arial" w:cs="Arial" w:eastAsia="Arial" w:hAnsi="Arial"/>
@@ -10775,7 +10775,7 @@
             <w:pPr>
               <w:spacing w:after="20" w:before="0"/>
             </w:pPr>
-            <w:hyperlink w:history="1" r:id="rIdg0nw8h9ir3uwc3ihz9g75">
+            <w:hyperlink w:history="1" r:id="rIdovxbbljjrau2o_ov6g7uk">
               <w:r>
                 <w:rPr>
                   <w:rFonts w:ascii="Arial" w:cs="Arial" w:eastAsia="Arial" w:hAnsi="Arial"/>
@@ -10808,7 +10808,7 @@
               <w:spacing w:after="10" w:before="0"/>
               <w:ind w:left="120"/>
             </w:pPr>
-            <w:hyperlink w:history="1" r:id="rId1-hdtjhovtkfbj-r_hoak">
+            <w:hyperlink w:history="1" r:id="rIdt9tqg3itl6zeummt0chny">
               <w:r>
                 <w:rPr>
                   <w:rFonts w:ascii="Arial" w:cs="Arial" w:eastAsia="Arial" w:hAnsi="Arial"/>
@@ -11016,7 +11016,7 @@
             <w:pPr>
               <w:spacing w:after="20" w:before="0"/>
             </w:pPr>
-            <w:hyperlink w:history="1" r:id="rIdxrxcn0ml4rzdtk2w0vyni">
+            <w:hyperlink w:history="1" r:id="rIdzqfnz8cfptp0zeeiv508y">
               <w:r>
                 <w:rPr>
                   <w:rFonts w:ascii="Arial" w:cs="Arial" w:eastAsia="Arial" w:hAnsi="Arial"/>
@@ -11049,7 +11049,7 @@
               <w:spacing w:after="10" w:before="0"/>
               <w:ind w:left="120"/>
             </w:pPr>
-            <w:hyperlink w:history="1" r:id="rIdez6ueerfuao5f-l0h1ayn">
+            <w:hyperlink w:history="1" r:id="rIdlepxpgd5cuijkupoooyxx">
               <w:r>
                 <w:rPr>
                   <w:rFonts w:ascii="Arial" w:cs="Arial" w:eastAsia="Arial" w:hAnsi="Arial"/>
@@ -11094,7 +11094,7 @@
             <w:pPr>
               <w:spacing w:after="20" w:before="0"/>
             </w:pPr>
-            <w:hyperlink w:history="1" r:id="rIdw3erej6h4xiq2g74gpxoq">
+            <w:hyperlink w:history="1" r:id="rIdav9c6lqyko0p9hd09lxpt">
               <w:r>
                 <w:rPr>
                   <w:rFonts w:ascii="Arial" w:cs="Arial" w:eastAsia="Arial" w:hAnsi="Arial"/>
@@ -11127,7 +11127,7 @@
               <w:spacing w:after="10" w:before="0"/>
               <w:ind w:left="120"/>
             </w:pPr>
-            <w:hyperlink w:history="1" r:id="rIdwyhqtrwzaillw_kua7328">
+            <w:hyperlink w:history="1" r:id="rIdccu3jkmjdj6b26zcpwj0x">
               <w:r>
                 <w:rPr>
                   <w:rFonts w:ascii="Arial" w:cs="Arial" w:eastAsia="Arial" w:hAnsi="Arial"/>
@@ -13120,7 +13120,7 @@
             <w:pPr>
               <w:spacing w:after="20" w:before="0"/>
             </w:pPr>
-            <w:hyperlink w:history="1" r:id="rIdvuq_gukso-dli-yhlxrsd">
+            <w:hyperlink w:history="1" r:id="rIdkuw1kumgwo9m8ohvx-pfo">
               <w:r>
                 <w:rPr>
                   <w:rFonts w:ascii="Arial" w:cs="Arial" w:eastAsia="Arial" w:hAnsi="Arial"/>
@@ -13153,7 +13153,7 @@
               <w:spacing w:after="10" w:before="0"/>
               <w:ind w:left="120"/>
             </w:pPr>
-            <w:hyperlink w:history="1" r:id="rIdxbqjsqvnfusumko5vprfw">
+            <w:hyperlink w:history="1" r:id="rId3ejmadpcxloi8s2sptx7p">
               <w:r>
                 <w:rPr>
                   <w:rFonts w:ascii="Arial" w:cs="Arial" w:eastAsia="Arial" w:hAnsi="Arial"/>
@@ -13198,7 +13198,7 @@
             <w:pPr>
               <w:spacing w:after="20" w:before="0"/>
             </w:pPr>
-            <w:hyperlink w:history="1" r:id="rIdx_ntcefsnih9vvhahiiy7">
+            <w:hyperlink w:history="1" r:id="rIdb_upku7bedsdcllcvfevx">
               <w:r>
                 <w:rPr>
                   <w:rFonts w:ascii="Arial" w:cs="Arial" w:eastAsia="Arial" w:hAnsi="Arial"/>
@@ -13231,7 +13231,7 @@
               <w:spacing w:after="10" w:before="0"/>
               <w:ind w:left="120"/>
             </w:pPr>
-            <w:hyperlink w:history="1" r:id="rIdddy9jmjbhbpzqpzqypebv">
+            <w:hyperlink w:history="1" r:id="rIdjazdqmz1s5t8qin13ahmq">
               <w:r>
                 <w:rPr>
                   <w:rFonts w:ascii="Arial" w:cs="Arial" w:eastAsia="Arial" w:hAnsi="Arial"/>
@@ -13439,7 +13439,7 @@
             <w:pPr>
               <w:spacing w:after="20" w:before="0"/>
             </w:pPr>
-            <w:hyperlink w:history="1" r:id="rId4dwhjeuypswshb0vpuvgm">
+            <w:hyperlink w:history="1" r:id="rIdsnjo2hltc2x0udfg7gzcn">
               <w:r>
                 <w:rPr>
                   <w:rFonts w:ascii="Arial" w:cs="Arial" w:eastAsia="Arial" w:hAnsi="Arial"/>
@@ -13472,7 +13472,7 @@
               <w:spacing w:after="10" w:before="0"/>
               <w:ind w:left="120"/>
             </w:pPr>
-            <w:hyperlink w:history="1" r:id="rIdhfn4xzc0ebynqvsght6es">
+            <w:hyperlink w:history="1" r:id="rIdndd_c3jslxxxrm5cl6gbb">
               <w:r>
                 <w:rPr>
                   <w:rFonts w:ascii="Arial" w:cs="Arial" w:eastAsia="Arial" w:hAnsi="Arial"/>
@@ -13517,7 +13517,7 @@
             <w:pPr>
               <w:spacing w:after="20" w:before="0"/>
             </w:pPr>
-            <w:hyperlink w:history="1" r:id="rId9vllkp3evcmnnoyjay9qg">
+            <w:hyperlink w:history="1" r:id="rIdwj4b1760jttuvbm64bzb7">
               <w:r>
                 <w:rPr>
                   <w:rFonts w:ascii="Arial" w:cs="Arial" w:eastAsia="Arial" w:hAnsi="Arial"/>
@@ -13550,7 +13550,7 @@
               <w:spacing w:after="10" w:before="0"/>
               <w:ind w:left="120"/>
             </w:pPr>
-            <w:hyperlink w:history="1" r:id="rId0dxdprqtg-bv3m6leugjc">
+            <w:hyperlink w:history="1" r:id="rIdol5n__n8yyptevwyzs4hh">
               <w:r>
                 <w:rPr>
                   <w:rFonts w:ascii="Arial" w:cs="Arial" w:eastAsia="Arial" w:hAnsi="Arial"/>
@@ -13777,7 +13777,7 @@
             <w:pPr>
               <w:spacing w:after="20" w:before="0"/>
             </w:pPr>
-            <w:hyperlink w:history="1" r:id="rIdetwneroa22d7husyngkbp">
+            <w:hyperlink w:history="1" r:id="rIdljflbnylpxzu3ch5770e4">
               <w:r>
                 <w:rPr>
                   <w:rFonts w:ascii="Arial" w:cs="Arial" w:eastAsia="Arial" w:hAnsi="Arial"/>
@@ -13810,7 +13810,7 @@
               <w:spacing w:after="10" w:before="0"/>
               <w:ind w:left="120"/>
             </w:pPr>
-            <w:hyperlink w:history="1" r:id="rIdi0o3ajadd7qvhhzqgjrrf">
+            <w:hyperlink w:history="1" r:id="rIdqvsigbiyqz5sul_wb5qj8">
               <w:r>
                 <w:rPr>
                   <w:rFonts w:ascii="Arial" w:cs="Arial" w:eastAsia="Arial" w:hAnsi="Arial"/>
@@ -13855,7 +13855,7 @@
             <w:pPr>
               <w:spacing w:after="20" w:before="0"/>
             </w:pPr>
-            <w:hyperlink w:history="1" r:id="rId4lvxcrixfvyjwm3_8ys-n">
+            <w:hyperlink w:history="1" r:id="rId8jjpkus-l1xb680flaqtm">
               <w:r>
                 <w:rPr>
                   <w:rFonts w:ascii="Arial" w:cs="Arial" w:eastAsia="Arial" w:hAnsi="Arial"/>
@@ -13888,7 +13888,7 @@
               <w:spacing w:after="10" w:before="0"/>
               <w:ind w:left="120"/>
             </w:pPr>
-            <w:hyperlink w:history="1" r:id="rIdleaqrxllxjrfarnz1df2k">
+            <w:hyperlink w:history="1" r:id="rIdyw9vzeowxggrbzfjqibj9">
               <w:r>
                 <w:rPr>
                   <w:rFonts w:ascii="Arial" w:cs="Arial" w:eastAsia="Arial" w:hAnsi="Arial"/>
@@ -14115,7 +14115,7 @@
             <w:pPr>
               <w:spacing w:after="20" w:before="0"/>
             </w:pPr>
-            <w:hyperlink w:history="1" r:id="rIdhxkxvspvgdgwdvmcikdpr">
+            <w:hyperlink w:history="1" r:id="rIdvmz-zrsloj7t52sr-_4ui">
               <w:r>
                 <w:rPr>
                   <w:rFonts w:ascii="Arial" w:cs="Arial" w:eastAsia="Arial" w:hAnsi="Arial"/>
@@ -14148,7 +14148,7 @@
               <w:spacing w:after="10" w:before="0"/>
               <w:ind w:left="120"/>
             </w:pPr>
-            <w:hyperlink w:history="1" r:id="rIdcxmw1poenvnyihpbgr1k8">
+            <w:hyperlink w:history="1" r:id="rId5t6oaszrn-pq6ywuu1nyi">
               <w:r>
                 <w:rPr>
                   <w:rFonts w:ascii="Arial" w:cs="Arial" w:eastAsia="Arial" w:hAnsi="Arial"/>
@@ -14193,7 +14193,7 @@
             <w:pPr>
               <w:spacing w:after="20" w:before="0"/>
             </w:pPr>
-            <w:hyperlink w:history="1" r:id="rIdnegh88zdglqzizty5ckmf">
+            <w:hyperlink w:history="1" r:id="rIdhqt70uuur_t6cldmhhd_5">
               <w:r>
                 <w:rPr>
                   <w:rFonts w:ascii="Arial" w:cs="Arial" w:eastAsia="Arial" w:hAnsi="Arial"/>
@@ -14226,7 +14226,7 @@
               <w:spacing w:after="10" w:before="0"/>
               <w:ind w:left="120"/>
             </w:pPr>
-            <w:hyperlink w:history="1" r:id="rIdspxhugvmlmca28pvlbao_">
+            <w:hyperlink w:history="1" r:id="rIdasd5ieraigvpqgwhavdvn">
               <w:r>
                 <w:rPr>
                   <w:rFonts w:ascii="Arial" w:cs="Arial" w:eastAsia="Arial" w:hAnsi="Arial"/>
@@ -14434,7 +14434,7 @@
             <w:pPr>
               <w:spacing w:after="20" w:before="0"/>
             </w:pPr>
-            <w:hyperlink w:history="1" r:id="rIdfg5r49gapndu9x35hd8jl">
+            <w:hyperlink w:history="1" r:id="rIdxipkkgge-8er19aajxrpi">
               <w:r>
                 <w:rPr>
                   <w:rFonts w:ascii="Arial" w:cs="Arial" w:eastAsia="Arial" w:hAnsi="Arial"/>
@@ -14467,7 +14467,7 @@
               <w:spacing w:after="10" w:before="0"/>
               <w:ind w:left="120"/>
             </w:pPr>
-            <w:hyperlink w:history="1" r:id="rId_c2hqsm-jdjnipdmlvjne">
+            <w:hyperlink w:history="1" r:id="rId0prjtfx16yoh6gdsngmxv">
               <w:r>
                 <w:rPr>
                   <w:rFonts w:ascii="Arial" w:cs="Arial" w:eastAsia="Arial" w:hAnsi="Arial"/>
@@ -14512,7 +14512,7 @@
             <w:pPr>
               <w:spacing w:after="20" w:before="0"/>
             </w:pPr>
-            <w:hyperlink w:history="1" r:id="rIdrirc2sgytnmz4e_vaascd">
+            <w:hyperlink w:history="1" r:id="rId_3cw_kbyofvqakipqjm0t">
               <w:r>
                 <w:rPr>
                   <w:rFonts w:ascii="Arial" w:cs="Arial" w:eastAsia="Arial" w:hAnsi="Arial"/>
@@ -14545,7 +14545,7 @@
               <w:spacing w:after="10" w:before="0"/>
               <w:ind w:left="120"/>
             </w:pPr>
-            <w:hyperlink w:history="1" r:id="rId9yhy5typgzimzaiwb997t">
+            <w:hyperlink w:history="1" r:id="rIdprtisgp3t772wdnfkwbxi">
               <w:r>
                 <w:rPr>
                   <w:rFonts w:ascii="Arial" w:cs="Arial" w:eastAsia="Arial" w:hAnsi="Arial"/>
@@ -16518,7 +16518,7 @@
             <w:pPr>
               <w:spacing w:after="20" w:before="0"/>
             </w:pPr>
-            <w:hyperlink w:history="1" r:id="rIdrfapa0pyiy5fnmieuelih">
+            <w:hyperlink w:history="1" r:id="rId4419ad9dfgostfkazcbjg">
               <w:r>
                 <w:rPr>
                   <w:rFonts w:ascii="Arial" w:cs="Arial" w:eastAsia="Arial" w:hAnsi="Arial"/>
@@ -16551,7 +16551,7 @@
               <w:spacing w:after="10" w:before="0"/>
               <w:ind w:left="120"/>
             </w:pPr>
-            <w:hyperlink w:history="1" r:id="rIdwurtynlmskm3uocuq1x0o">
+            <w:hyperlink w:history="1" r:id="rId4w-dynn_nyi6asacq9wwu">
               <w:r>
                 <w:rPr>
                   <w:rFonts w:ascii="Arial" w:cs="Arial" w:eastAsia="Arial" w:hAnsi="Arial"/>
@@ -16596,7 +16596,7 @@
             <w:pPr>
               <w:spacing w:after="20" w:before="0"/>
             </w:pPr>
-            <w:hyperlink w:history="1" r:id="rIduhy1clzjbspeilo7ezsqh">
+            <w:hyperlink w:history="1" r:id="rIdtgmnr9pderfsracv3arxv">
               <w:r>
                 <w:rPr>
                   <w:rFonts w:ascii="Arial" w:cs="Arial" w:eastAsia="Arial" w:hAnsi="Arial"/>
@@ -16629,7 +16629,7 @@
               <w:spacing w:after="10" w:before="0"/>
               <w:ind w:left="120"/>
             </w:pPr>
-            <w:hyperlink w:history="1" r:id="rId0tnvhbiobvfmvgsw04ccu">
+            <w:hyperlink w:history="1" r:id="rIdvkopum78jsuhwvs_i1nwe">
               <w:r>
                 <w:rPr>
                   <w:rFonts w:ascii="Arial" w:cs="Arial" w:eastAsia="Arial" w:hAnsi="Arial"/>
@@ -16837,7 +16837,7 @@
             <w:pPr>
               <w:spacing w:after="20" w:before="0"/>
             </w:pPr>
-            <w:hyperlink w:history="1" r:id="rIdimiowr-znscdjskmgxv_-">
+            <w:hyperlink w:history="1" r:id="rId5xfwi8bzxrplata1ixytq">
               <w:r>
                 <w:rPr>
                   <w:rFonts w:ascii="Arial" w:cs="Arial" w:eastAsia="Arial" w:hAnsi="Arial"/>
@@ -16870,7 +16870,7 @@
               <w:spacing w:after="10" w:before="0"/>
               <w:ind w:left="120"/>
             </w:pPr>
-            <w:hyperlink w:history="1" r:id="rIdodwvipegc_bmu57_f4sd9">
+            <w:hyperlink w:history="1" r:id="rIdvdgmsp_yjyheklzwqznte">
               <w:r>
                 <w:rPr>
                   <w:rFonts w:ascii="Arial" w:cs="Arial" w:eastAsia="Arial" w:hAnsi="Arial"/>
@@ -16915,7 +16915,7 @@
             <w:pPr>
               <w:spacing w:after="20" w:before="0"/>
             </w:pPr>
-            <w:hyperlink w:history="1" r:id="rIdou3adptqafispwgy157lp">
+            <w:hyperlink w:history="1" r:id="rIdefw_re7g7oex3ykvgl-yo">
               <w:r>
                 <w:rPr>
                   <w:rFonts w:ascii="Arial" w:cs="Arial" w:eastAsia="Arial" w:hAnsi="Arial"/>
@@ -16948,7 +16948,7 @@
               <w:spacing w:after="10" w:before="0"/>
               <w:ind w:left="120"/>
             </w:pPr>
-            <w:hyperlink w:history="1" r:id="rIdnctv8hy-ztpjzfbwt08kx">
+            <w:hyperlink w:history="1" r:id="rIde1kqwyb0zxhccg9czzx0w">
               <w:r>
                 <w:rPr>
                   <w:rFonts w:ascii="Arial" w:cs="Arial" w:eastAsia="Arial" w:hAnsi="Arial"/>
@@ -17175,7 +17175,7 @@
             <w:pPr>
               <w:spacing w:after="20" w:before="0"/>
             </w:pPr>
-            <w:hyperlink w:history="1" r:id="rIdhhzpaiw-imzrnhod913hx">
+            <w:hyperlink w:history="1" r:id="rIdlxjm7522dbzzl4drd6v0g">
               <w:r>
                 <w:rPr>
                   <w:rFonts w:ascii="Arial" w:cs="Arial" w:eastAsia="Arial" w:hAnsi="Arial"/>
@@ -17208,7 +17208,7 @@
               <w:spacing w:after="10" w:before="0"/>
               <w:ind w:left="120"/>
             </w:pPr>
-            <w:hyperlink w:history="1" r:id="rIdnxfbvukw0uhdevwwwi9aq">
+            <w:hyperlink w:history="1" r:id="rIdoyas2wmbewpgwlpkzdff0">
               <w:r>
                 <w:rPr>
                   <w:rFonts w:ascii="Arial" w:cs="Arial" w:eastAsia="Arial" w:hAnsi="Arial"/>
@@ -17253,7 +17253,7 @@
             <w:pPr>
               <w:spacing w:after="20" w:before="0"/>
             </w:pPr>
-            <w:hyperlink w:history="1" r:id="rId_intllqwa9pmovkdlsqxf">
+            <w:hyperlink w:history="1" r:id="rIdvdeotkzsvoet4rmkynynp">
               <w:r>
                 <w:rPr>
                   <w:rFonts w:ascii="Arial" w:cs="Arial" w:eastAsia="Arial" w:hAnsi="Arial"/>
@@ -17286,7 +17286,7 @@
               <w:spacing w:after="10" w:before="0"/>
               <w:ind w:left="120"/>
             </w:pPr>
-            <w:hyperlink w:history="1" r:id="rIdihq7t5x3czzrlj5qyg7ej">
+            <w:hyperlink w:history="1" r:id="rIdkxtusttropuja_khdbkhs">
               <w:r>
                 <w:rPr>
                   <w:rFonts w:ascii="Arial" w:cs="Arial" w:eastAsia="Arial" w:hAnsi="Arial"/>
@@ -17513,7 +17513,7 @@
             <w:pPr>
               <w:spacing w:after="20" w:before="0"/>
             </w:pPr>
-            <w:hyperlink w:history="1" r:id="rIdxp0um7ohvf3_lnkbj4m11">
+            <w:hyperlink w:history="1" r:id="rId7dafn_wm5whivtod8utq4">
               <w:r>
                 <w:rPr>
                   <w:rFonts w:ascii="Arial" w:cs="Arial" w:eastAsia="Arial" w:hAnsi="Arial"/>
@@ -17546,7 +17546,7 @@
               <w:spacing w:after="10" w:before="0"/>
               <w:ind w:left="120"/>
             </w:pPr>
-            <w:hyperlink w:history="1" r:id="rIdkpgl5jr7t4awyowibtlva">
+            <w:hyperlink w:history="1" r:id="rIdrlk19fucpt_mwnqomnchd">
               <w:r>
                 <w:rPr>
                   <w:rFonts w:ascii="Arial" w:cs="Arial" w:eastAsia="Arial" w:hAnsi="Arial"/>
@@ -17591,7 +17591,7 @@
             <w:pPr>
               <w:spacing w:after="20" w:before="0"/>
             </w:pPr>
-            <w:hyperlink w:history="1" r:id="rIdcdp2tbzszqah3-spombke">
+            <w:hyperlink w:history="1" r:id="rIdakrt8rkvw3bti-kr8z-rg">
               <w:r>
                 <w:rPr>
                   <w:rFonts w:ascii="Arial" w:cs="Arial" w:eastAsia="Arial" w:hAnsi="Arial"/>
@@ -17624,7 +17624,7 @@
               <w:spacing w:after="10" w:before="0"/>
               <w:ind w:left="120"/>
             </w:pPr>
-            <w:hyperlink w:history="1" r:id="rIdftxsn3zygwwpgrbptxexq">
+            <w:hyperlink w:history="1" r:id="rId9dz9oldahgwvdwqy5jkds">
               <w:r>
                 <w:rPr>
                   <w:rFonts w:ascii="Arial" w:cs="Arial" w:eastAsia="Arial" w:hAnsi="Arial"/>
@@ -17832,7 +17832,7 @@
             <w:pPr>
               <w:spacing w:after="20" w:before="0"/>
             </w:pPr>
-            <w:hyperlink w:history="1" r:id="rIdnhz9tkw8d7s0cipyi8lyh">
+            <w:hyperlink w:history="1" r:id="rIdmqq8swpvwlkcxkryicf53">
               <w:r>
                 <w:rPr>
                   <w:rFonts w:ascii="Arial" w:cs="Arial" w:eastAsia="Arial" w:hAnsi="Arial"/>
@@ -17865,7 +17865,7 @@
               <w:spacing w:after="10" w:before="0"/>
               <w:ind w:left="120"/>
             </w:pPr>
-            <w:hyperlink w:history="1" r:id="rId_n2lpc12v1uncxdxtg3o2">
+            <w:hyperlink w:history="1" r:id="rId2g-cmbgmh9nqmgdums7bi">
               <w:r>
                 <w:rPr>
                   <w:rFonts w:ascii="Arial" w:cs="Arial" w:eastAsia="Arial" w:hAnsi="Arial"/>
@@ -17910,7 +17910,7 @@
             <w:pPr>
               <w:spacing w:after="20" w:before="0"/>
             </w:pPr>
-            <w:hyperlink w:history="1" r:id="rIdgtvn5_v9ljcn_zc3mrrxc">
+            <w:hyperlink w:history="1" r:id="rIdzllyhtufkhqy9pnxktpdt">
               <w:r>
                 <w:rPr>
                   <w:rFonts w:ascii="Arial" w:cs="Arial" w:eastAsia="Arial" w:hAnsi="Arial"/>
@@ -17943,7 +17943,7 @@
               <w:spacing w:after="10" w:before="0"/>
               <w:ind w:left="120"/>
             </w:pPr>
-            <w:hyperlink w:history="1" r:id="rIdkybmnmfm3olqkeu80tcxb">
+            <w:hyperlink w:history="1" r:id="rIdb-qc_0bo3hoxuc8bomprq">
               <w:r>
                 <w:rPr>
                   <w:rFonts w:ascii="Arial" w:cs="Arial" w:eastAsia="Arial" w:hAnsi="Arial"/>
@@ -19916,7 +19916,7 @@
             <w:pPr>
               <w:spacing w:after="20" w:before="0"/>
             </w:pPr>
-            <w:hyperlink w:history="1" r:id="rIdfdclr9iwtdki_xw1m4u_a">
+            <w:hyperlink w:history="1" r:id="rIddetntlau9ij-9bcdtsgsj">
               <w:r>
                 <w:rPr>
                   <w:rFonts w:ascii="Arial" w:cs="Arial" w:eastAsia="Arial" w:hAnsi="Arial"/>
@@ -19949,7 +19949,7 @@
               <w:spacing w:after="10" w:before="0"/>
               <w:ind w:left="120"/>
             </w:pPr>
-            <w:hyperlink w:history="1" r:id="rId3qqohqjf5iizqudldjf7u">
+            <w:hyperlink w:history="1" r:id="rIdmo6osyre8vkij4fq0lakn">
               <w:r>
                 <w:rPr>
                   <w:rFonts w:ascii="Arial" w:cs="Arial" w:eastAsia="Arial" w:hAnsi="Arial"/>
@@ -19994,7 +19994,7 @@
             <w:pPr>
               <w:spacing w:after="20" w:before="0"/>
             </w:pPr>
-            <w:hyperlink w:history="1" r:id="rId22lmc4leafng_xvjdffum">
+            <w:hyperlink w:history="1" r:id="rId2rw6jlcv1ai3kkqh2qvpj">
               <w:r>
                 <w:rPr>
                   <w:rFonts w:ascii="Arial" w:cs="Arial" w:eastAsia="Arial" w:hAnsi="Arial"/>
@@ -20027,7 +20027,7 @@
               <w:spacing w:after="10" w:before="0"/>
               <w:ind w:left="120"/>
             </w:pPr>
-            <w:hyperlink w:history="1" r:id="rIdswfrnnlfnop8e8nlbkj2i">
+            <w:hyperlink w:history="1" r:id="rIdmk_xk3jsy05azsbhuq3kt">
               <w:r>
                 <w:rPr>
                   <w:rFonts w:ascii="Arial" w:cs="Arial" w:eastAsia="Arial" w:hAnsi="Arial"/>
@@ -20235,7 +20235,7 @@
             <w:pPr>
               <w:spacing w:after="20" w:before="0"/>
             </w:pPr>
-            <w:hyperlink w:history="1" r:id="rIdkbgr4oviudlk8mocvlfwf">
+            <w:hyperlink w:history="1" r:id="rIdr59ecaqewys1zgydim_aa">
               <w:r>
                 <w:rPr>
                   <w:rFonts w:ascii="Arial" w:cs="Arial" w:eastAsia="Arial" w:hAnsi="Arial"/>
@@ -20268,7 +20268,7 @@
               <w:spacing w:after="10" w:before="0"/>
               <w:ind w:left="120"/>
             </w:pPr>
-            <w:hyperlink w:history="1" r:id="rIdof8khurpwzukop4tqerzg">
+            <w:hyperlink w:history="1" r:id="rIdnu672aiekfqzvggwak3mp">
               <w:r>
                 <w:rPr>
                   <w:rFonts w:ascii="Arial" w:cs="Arial" w:eastAsia="Arial" w:hAnsi="Arial"/>
@@ -20313,7 +20313,7 @@
             <w:pPr>
               <w:spacing w:after="20" w:before="0"/>
             </w:pPr>
-            <w:hyperlink w:history="1" r:id="rIdy1lpn0x0zwzhvurhaywvj">
+            <w:hyperlink w:history="1" r:id="rId4vfqa-kezfcrssnadlq4w">
               <w:r>
                 <w:rPr>
                   <w:rFonts w:ascii="Arial" w:cs="Arial" w:eastAsia="Arial" w:hAnsi="Arial"/>
@@ -20346,7 +20346,7 @@
               <w:spacing w:after="10" w:before="0"/>
               <w:ind w:left="120"/>
             </w:pPr>
-            <w:hyperlink w:history="1" r:id="rIdssojqr3audwxujueyqz-r">
+            <w:hyperlink w:history="1" r:id="rId1ar19pgn7uh9nu16tj7j4">
               <w:r>
                 <w:rPr>
                   <w:rFonts w:ascii="Arial" w:cs="Arial" w:eastAsia="Arial" w:hAnsi="Arial"/>
@@ -20573,7 +20573,7 @@
             <w:pPr>
               <w:spacing w:after="20" w:before="0"/>
             </w:pPr>
-            <w:hyperlink w:history="1" r:id="rIdjhorwpc6avbevtfpgn7lg">
+            <w:hyperlink w:history="1" r:id="rIdrkzhnwbtulur8odg6_5m-">
               <w:r>
                 <w:rPr>
                   <w:rFonts w:ascii="Arial" w:cs="Arial" w:eastAsia="Arial" w:hAnsi="Arial"/>
@@ -20606,7 +20606,7 @@
               <w:spacing w:after="10" w:before="0"/>
               <w:ind w:left="120"/>
             </w:pPr>
-            <w:hyperlink w:history="1" r:id="rIdu9lzmc5ev7brjydwpeyau">
+            <w:hyperlink w:history="1" r:id="rIdomdicqbuzd1587zgpofm0">
               <w:r>
                 <w:rPr>
                   <w:rFonts w:ascii="Arial" w:cs="Arial" w:eastAsia="Arial" w:hAnsi="Arial"/>
@@ -20651,7 +20651,7 @@
             <w:pPr>
               <w:spacing w:after="20" w:before="0"/>
             </w:pPr>
-            <w:hyperlink w:history="1" r:id="rIdzkfemzavzp0pkk5p1dvuj">
+            <w:hyperlink w:history="1" r:id="rIdu3l1sf76byovwfwbmvfh8">
               <w:r>
                 <w:rPr>
                   <w:rFonts w:ascii="Arial" w:cs="Arial" w:eastAsia="Arial" w:hAnsi="Arial"/>
@@ -20684,7 +20684,7 @@
               <w:spacing w:after="10" w:before="0"/>
               <w:ind w:left="120"/>
             </w:pPr>
-            <w:hyperlink w:history="1" r:id="rIdabbdslfncyoiaahhsyapc">
+            <w:hyperlink w:history="1" r:id="rId5h-rgov-vfzopqtfunuce">
               <w:r>
                 <w:rPr>
                   <w:rFonts w:ascii="Arial" w:cs="Arial" w:eastAsia="Arial" w:hAnsi="Arial"/>
@@ -20911,7 +20911,7 @@
             <w:pPr>
               <w:spacing w:after="20" w:before="0"/>
             </w:pPr>
-            <w:hyperlink w:history="1" r:id="rIdaxsvj8ixsggwf6c4lnmfl">
+            <w:hyperlink w:history="1" r:id="rIdkl2efuv8dukfbfm_agcrp">
               <w:r>
                 <w:rPr>
                   <w:rFonts w:ascii="Arial" w:cs="Arial" w:eastAsia="Arial" w:hAnsi="Arial"/>
@@ -20944,7 +20944,7 @@
               <w:spacing w:after="10" w:before="0"/>
               <w:ind w:left="120"/>
             </w:pPr>
-            <w:hyperlink w:history="1" r:id="rIdf5jl2mbvlio9ycwgixm2h">
+            <w:hyperlink w:history="1" r:id="rIdu8lubi0dkdmwqxrtsppzw">
               <w:r>
                 <w:rPr>
                   <w:rFonts w:ascii="Arial" w:cs="Arial" w:eastAsia="Arial" w:hAnsi="Arial"/>
@@ -20989,7 +20989,7 @@
             <w:pPr>
               <w:spacing w:after="20" w:before="0"/>
             </w:pPr>
-            <w:hyperlink w:history="1" r:id="rId62lcqre2eemse20p-b3u5">
+            <w:hyperlink w:history="1" r:id="rIdro6jquro22feyqhmb3kra">
               <w:r>
                 <w:rPr>
                   <w:rFonts w:ascii="Arial" w:cs="Arial" w:eastAsia="Arial" w:hAnsi="Arial"/>
@@ -21022,7 +21022,7 @@
               <w:spacing w:after="10" w:before="0"/>
               <w:ind w:left="120"/>
             </w:pPr>
-            <w:hyperlink w:history="1" r:id="rIdnglq1t_2cojkwuugckzwd">
+            <w:hyperlink w:history="1" r:id="rIdah4zo6kxucjyqw4le4sbq">
               <w:r>
                 <w:rPr>
                   <w:rFonts w:ascii="Arial" w:cs="Arial" w:eastAsia="Arial" w:hAnsi="Arial"/>
@@ -21230,7 +21230,7 @@
             <w:pPr>
               <w:spacing w:after="20" w:before="0"/>
             </w:pPr>
-            <w:hyperlink w:history="1" r:id="rIdadxbqavtkw3bx8rh1w_6a">
+            <w:hyperlink w:history="1" r:id="rId-1euwqepe89yi55hjuc1p">
               <w:r>
                 <w:rPr>
                   <w:rFonts w:ascii="Arial" w:cs="Arial" w:eastAsia="Arial" w:hAnsi="Arial"/>
@@ -21263,7 +21263,7 @@
               <w:spacing w:after="10" w:before="0"/>
               <w:ind w:left="120"/>
             </w:pPr>
-            <w:hyperlink w:history="1" r:id="rId2ddblpkn8c9aui5fxkeh8">
+            <w:hyperlink w:history="1" r:id="rIdgwxgpxu3vzanmnp5qzamb">
               <w:r>
                 <w:rPr>
                   <w:rFonts w:ascii="Arial" w:cs="Arial" w:eastAsia="Arial" w:hAnsi="Arial"/>
@@ -21308,7 +21308,7 @@
             <w:pPr>
               <w:spacing w:after="20" w:before="0"/>
             </w:pPr>
-            <w:hyperlink w:history="1" r:id="rIdhitawtuzjeu6nowj-heg2">
+            <w:hyperlink w:history="1" r:id="rIdterlb9wc8l9064uicpk21">
               <w:r>
                 <w:rPr>
                   <w:rFonts w:ascii="Arial" w:cs="Arial" w:eastAsia="Arial" w:hAnsi="Arial"/>
@@ -21341,7 +21341,7 @@
               <w:spacing w:after="10" w:before="0"/>
               <w:ind w:left="120"/>
             </w:pPr>
-            <w:hyperlink w:history="1" r:id="rIdistbh4oam8lnzluuhvhtl">
+            <w:hyperlink w:history="1" r:id="rId9sk1n-uhhzt_yzzzg06zp">
               <w:r>
                 <w:rPr>
                   <w:rFonts w:ascii="Arial" w:cs="Arial" w:eastAsia="Arial" w:hAnsi="Arial"/>
@@ -23274,7 +23274,7 @@
             <w:pPr>
               <w:spacing w:after="20" w:before="0"/>
             </w:pPr>
-            <w:hyperlink w:history="1" r:id="rIdyqarqun_lkanyptethysz">
+            <w:hyperlink w:history="1" r:id="rIdef3dnezknzj75nla7wfen">
               <w:r>
                 <w:rPr>
                   <w:rFonts w:ascii="Arial" w:cs="Arial" w:eastAsia="Arial" w:hAnsi="Arial"/>
@@ -23307,7 +23307,7 @@
               <w:spacing w:after="10" w:before="0"/>
               <w:ind w:left="120"/>
             </w:pPr>
-            <w:hyperlink w:history="1" r:id="rIdy3ywwwr5n6z5oqsvo93n2">
+            <w:hyperlink w:history="1" r:id="rId1nl1_egjtzxszzi4mh-ng">
               <w:r>
                 <w:rPr>
                   <w:rFonts w:ascii="Arial" w:cs="Arial" w:eastAsia="Arial" w:hAnsi="Arial"/>
@@ -23352,7 +23352,7 @@
             <w:pPr>
               <w:spacing w:after="20" w:before="0"/>
             </w:pPr>
-            <w:hyperlink w:history="1" r:id="rId7zyjzg61ed0vvo1yoijni">
+            <w:hyperlink w:history="1" r:id="rIdj9uyqz291hvq2-ztd6teg">
               <w:r>
                 <w:rPr>
                   <w:rFonts w:ascii="Arial" w:cs="Arial" w:eastAsia="Arial" w:hAnsi="Arial"/>
@@ -23385,7 +23385,7 @@
               <w:spacing w:after="10" w:before="0"/>
               <w:ind w:left="120"/>
             </w:pPr>
-            <w:hyperlink w:history="1" r:id="rIdvmwq5qojxu65bo1rpdbhb">
+            <w:hyperlink w:history="1" r:id="rIdzj7hdbzpzyea2dfjggqul">
               <w:r>
                 <w:rPr>
                   <w:rFonts w:ascii="Arial" w:cs="Arial" w:eastAsia="Arial" w:hAnsi="Arial"/>
@@ -23593,7 +23593,7 @@
             <w:pPr>
               <w:spacing w:after="20" w:before="0"/>
             </w:pPr>
-            <w:hyperlink w:history="1" r:id="rIdq9tc-4btwgr1tynuictck">
+            <w:hyperlink w:history="1" r:id="rIdxqvtikqf9pvea0jwq49gt">
               <w:r>
                 <w:rPr>
                   <w:rFonts w:ascii="Arial" w:cs="Arial" w:eastAsia="Arial" w:hAnsi="Arial"/>
@@ -23626,7 +23626,7 @@
               <w:spacing w:after="10" w:before="0"/>
               <w:ind w:left="120"/>
             </w:pPr>
-            <w:hyperlink w:history="1" r:id="rIdx8cpmx5yczks8dq04y7ud">
+            <w:hyperlink w:history="1" r:id="rId5mpotjuhedksja_8ahgt9">
               <w:r>
                 <w:rPr>
                   <w:rFonts w:ascii="Arial" w:cs="Arial" w:eastAsia="Arial" w:hAnsi="Arial"/>
@@ -23671,7 +23671,7 @@
             <w:pPr>
               <w:spacing w:after="20" w:before="0"/>
             </w:pPr>
-            <w:hyperlink w:history="1" r:id="rIdj-4u_filrllkszagf0lrj">
+            <w:hyperlink w:history="1" r:id="rIdmgtzvtjqiuzk3qeazylcm">
               <w:r>
                 <w:rPr>
                   <w:rFonts w:ascii="Arial" w:cs="Arial" w:eastAsia="Arial" w:hAnsi="Arial"/>
@@ -23704,7 +23704,7 @@
               <w:spacing w:after="10" w:before="0"/>
               <w:ind w:left="120"/>
             </w:pPr>
-            <w:hyperlink w:history="1" r:id="rId0hsn-adyfv89qyfcrpgiu">
+            <w:hyperlink w:history="1" r:id="rIddul9echtcwnjlxytbn45v">
               <w:r>
                 <w:rPr>
                   <w:rFonts w:ascii="Arial" w:cs="Arial" w:eastAsia="Arial" w:hAnsi="Arial"/>
@@ -23931,7 +23931,7 @@
             <w:pPr>
               <w:spacing w:after="20" w:before="0"/>
             </w:pPr>
-            <w:hyperlink w:history="1" r:id="rIdoyqbnf3xf4whtk-ln0wsu">
+            <w:hyperlink w:history="1" r:id="rIddmb1ljchzxkyfomyjlabi">
               <w:r>
                 <w:rPr>
                   <w:rFonts w:ascii="Arial" w:cs="Arial" w:eastAsia="Arial" w:hAnsi="Arial"/>
@@ -23964,7 +23964,7 @@
               <w:spacing w:after="10" w:before="0"/>
               <w:ind w:left="120"/>
             </w:pPr>
-            <w:hyperlink w:history="1" r:id="rIddtbssarhmev062v_gn420">
+            <w:hyperlink w:history="1" r:id="rIdebluj-clnihbzh4ybbwbb">
               <w:r>
                 <w:rPr>
                   <w:rFonts w:ascii="Arial" w:cs="Arial" w:eastAsia="Arial" w:hAnsi="Arial"/>
@@ -24009,7 +24009,7 @@
             <w:pPr>
               <w:spacing w:after="20" w:before="0"/>
             </w:pPr>
-            <w:hyperlink w:history="1" r:id="rIdorpr9p6kfq5nyml5ckefk">
+            <w:hyperlink w:history="1" r:id="rIdpc-eurbowht5zda1kddjj">
               <w:r>
                 <w:rPr>
                   <w:rFonts w:ascii="Arial" w:cs="Arial" w:eastAsia="Arial" w:hAnsi="Arial"/>
@@ -24042,7 +24042,7 @@
               <w:spacing w:after="10" w:before="0"/>
               <w:ind w:left="120"/>
             </w:pPr>
-            <w:hyperlink w:history="1" r:id="rIdiheurauzc3zn83thu3dxd">
+            <w:hyperlink w:history="1" r:id="rId21-c6ev_yxbvtbubgmo3x">
               <w:r>
                 <w:rPr>
                   <w:rFonts w:ascii="Arial" w:cs="Arial" w:eastAsia="Arial" w:hAnsi="Arial"/>
@@ -24269,7 +24269,7 @@
             <w:pPr>
               <w:spacing w:after="20" w:before="0"/>
             </w:pPr>
-            <w:hyperlink w:history="1" r:id="rIdh9diikdgrjwvzvpzxoxg-">
+            <w:hyperlink w:history="1" r:id="rIdkfm627qn5gg_ngms_slw0">
               <w:r>
                 <w:rPr>
                   <w:rFonts w:ascii="Arial" w:cs="Arial" w:eastAsia="Arial" w:hAnsi="Arial"/>
@@ -24302,7 +24302,7 @@
               <w:spacing w:after="10" w:before="0"/>
               <w:ind w:left="120"/>
             </w:pPr>
-            <w:hyperlink w:history="1" r:id="rIdb_7osauqgj1i92finz0np">
+            <w:hyperlink w:history="1" r:id="rIdbuduzmscz4c2zxt5nt40r">
               <w:r>
                 <w:rPr>
                   <w:rFonts w:ascii="Arial" w:cs="Arial" w:eastAsia="Arial" w:hAnsi="Arial"/>
@@ -24347,7 +24347,7 @@
             <w:pPr>
               <w:spacing w:after="20" w:before="0"/>
             </w:pPr>
-            <w:hyperlink w:history="1" r:id="rId5hg-c4vj8rubnfxkdyusu">
+            <w:hyperlink w:history="1" r:id="rIdd3gpgcvoqb6rmmemb6nyz">
               <w:r>
                 <w:rPr>
                   <w:rFonts w:ascii="Arial" w:cs="Arial" w:eastAsia="Arial" w:hAnsi="Arial"/>
@@ -24380,7 +24380,7 @@
               <w:spacing w:after="10" w:before="0"/>
               <w:ind w:left="120"/>
             </w:pPr>
-            <w:hyperlink w:history="1" r:id="rIdyoqsc879vgb7w8pjy3ojj">
+            <w:hyperlink w:history="1" r:id="rIdy6rm4kaf0_48r2a4eavcc">
               <w:r>
                 <w:rPr>
                   <w:rFonts w:ascii="Arial" w:cs="Arial" w:eastAsia="Arial" w:hAnsi="Arial"/>
@@ -24588,7 +24588,7 @@
             <w:pPr>
               <w:spacing w:after="20" w:before="0"/>
             </w:pPr>
-            <w:hyperlink w:history="1" r:id="rIdbet--lwqzkykmwfwetovq">
+            <w:hyperlink w:history="1" r:id="rIdwz2k0pfv9mlgoae0ehthb">
               <w:r>
                 <w:rPr>
                   <w:rFonts w:ascii="Arial" w:cs="Arial" w:eastAsia="Arial" w:hAnsi="Arial"/>
@@ -24621,7 +24621,7 @@
               <w:spacing w:after="10" w:before="0"/>
               <w:ind w:left="120"/>
             </w:pPr>
-            <w:hyperlink w:history="1" r:id="rIdsh-fqrc4g-okh9hw2mkv1">
+            <w:hyperlink w:history="1" r:id="rIdwqc3avpdujczcpyqgm0vq">
               <w:r>
                 <w:rPr>
                   <w:rFonts w:ascii="Arial" w:cs="Arial" w:eastAsia="Arial" w:hAnsi="Arial"/>
@@ -24666,7 +24666,7 @@
             <w:pPr>
               <w:spacing w:after="20" w:before="0"/>
             </w:pPr>
-            <w:hyperlink w:history="1" r:id="rIdv-q-ni9p9gklzzbi_mcds">
+            <w:hyperlink w:history="1" r:id="rId2zikqw9kercnuqshw54im">
               <w:r>
                 <w:rPr>
                   <w:rFonts w:ascii="Arial" w:cs="Arial" w:eastAsia="Arial" w:hAnsi="Arial"/>
@@ -24699,7 +24699,7 @@
               <w:spacing w:after="10" w:before="0"/>
               <w:ind w:left="120"/>
             </w:pPr>
-            <w:hyperlink w:history="1" r:id="rId5a5q4b4p0qeg9bx-vjvkn">
+            <w:hyperlink w:history="1" r:id="rIdw_dhaskxvkuajeicjhpu6">
               <w:r>
                 <w:rPr>
                   <w:rFonts w:ascii="Arial" w:cs="Arial" w:eastAsia="Arial" w:hAnsi="Arial"/>
@@ -26652,7 +26652,7 @@
             <w:pPr>
               <w:spacing w:after="20" w:before="0"/>
             </w:pPr>
-            <w:hyperlink w:history="1" r:id="rIdil4jqlradopglz7zmes7c">
+            <w:hyperlink w:history="1" r:id="rId2tjaadp18oyffxwcfodt_">
               <w:r>
                 <w:rPr>
                   <w:rFonts w:ascii="Arial" w:cs="Arial" w:eastAsia="Arial" w:hAnsi="Arial"/>
@@ -26685,7 +26685,7 @@
               <w:spacing w:after="10" w:before="0"/>
               <w:ind w:left="120"/>
             </w:pPr>
-            <w:hyperlink w:history="1" r:id="rIddd939khpmo4pzgrkmri3v">
+            <w:hyperlink w:history="1" r:id="rIdt4smniurf4sm13ky-k-sl">
               <w:r>
                 <w:rPr>
                   <w:rFonts w:ascii="Arial" w:cs="Arial" w:eastAsia="Arial" w:hAnsi="Arial"/>
@@ -26730,7 +26730,7 @@
             <w:pPr>
               <w:spacing w:after="20" w:before="0"/>
             </w:pPr>
-            <w:hyperlink w:history="1" r:id="rId_s4lzcr80969jtkyg4323">
+            <w:hyperlink w:history="1" r:id="rIdhgtpilli84fgksd7_9ex7">
               <w:r>
                 <w:rPr>
                   <w:rFonts w:ascii="Arial" w:cs="Arial" w:eastAsia="Arial" w:hAnsi="Arial"/>
@@ -26763,7 +26763,7 @@
               <w:spacing w:after="10" w:before="0"/>
               <w:ind w:left="120"/>
             </w:pPr>
-            <w:hyperlink w:history="1" r:id="rIda2yxzgtxb7joqhwstafr-">
+            <w:hyperlink w:history="1" r:id="rIdiu9py_hu1c9_vrbolt3fx">
               <w:r>
                 <w:rPr>
                   <w:rFonts w:ascii="Arial" w:cs="Arial" w:eastAsia="Arial" w:hAnsi="Arial"/>
@@ -26971,7 +26971,7 @@
             <w:pPr>
               <w:spacing w:after="20" w:before="0"/>
             </w:pPr>
-            <w:hyperlink w:history="1" r:id="rIdjfvwakyuqvq8pysoazxxb">
+            <w:hyperlink w:history="1" r:id="rIdbcnbw8zzj5cb2-pvpztu1">
               <w:r>
                 <w:rPr>
                   <w:rFonts w:ascii="Arial" w:cs="Arial" w:eastAsia="Arial" w:hAnsi="Arial"/>
@@ -27004,7 +27004,7 @@
               <w:spacing w:after="10" w:before="0"/>
               <w:ind w:left="120"/>
             </w:pPr>
-            <w:hyperlink w:history="1" r:id="rIdu9uvwyim6euntjyk4aaog">
+            <w:hyperlink w:history="1" r:id="rIdbp4ennbmg0gfcwltmynhp">
               <w:r>
                 <w:rPr>
                   <w:rFonts w:ascii="Arial" w:cs="Arial" w:eastAsia="Arial" w:hAnsi="Arial"/>
@@ -27049,7 +27049,7 @@
             <w:pPr>
               <w:spacing w:after="20" w:before="0"/>
             </w:pPr>
-            <w:hyperlink w:history="1" r:id="rIdzxnx8f78plaxryjmguikw">
+            <w:hyperlink w:history="1" r:id="rIds4nm7oxghuxnrcudepi26">
               <w:r>
                 <w:rPr>
                   <w:rFonts w:ascii="Arial" w:cs="Arial" w:eastAsia="Arial" w:hAnsi="Arial"/>
@@ -27082,7 +27082,7 @@
               <w:spacing w:after="10" w:before="0"/>
               <w:ind w:left="120"/>
             </w:pPr>
-            <w:hyperlink w:history="1" r:id="rIdr9bjas7bz06vn0f4yt4ud">
+            <w:hyperlink w:history="1" r:id="rIdqqrcmitweqbvxf7sunnha">
               <w:r>
                 <w:rPr>
                   <w:rFonts w:ascii="Arial" w:cs="Arial" w:eastAsia="Arial" w:hAnsi="Arial"/>
@@ -27290,7 +27290,7 @@
             <w:pPr>
               <w:spacing w:after="20" w:before="0"/>
             </w:pPr>
-            <w:hyperlink w:history="1" r:id="rIdkm6hvae2n-jjm34-6nof4">
+            <w:hyperlink w:history="1" r:id="rIdsyabnqqvycxyhkq1g8fbw">
               <w:r>
                 <w:rPr>
                   <w:rFonts w:ascii="Arial" w:cs="Arial" w:eastAsia="Arial" w:hAnsi="Arial"/>
@@ -27323,7 +27323,7 @@
               <w:spacing w:after="10" w:before="0"/>
               <w:ind w:left="120"/>
             </w:pPr>
-            <w:hyperlink w:history="1" r:id="rIdbmflrdcukayhyyy_cuqyn">
+            <w:hyperlink w:history="1" r:id="rId6sfxxmqanwcl99whxbe0k">
               <w:r>
                 <w:rPr>
                   <w:rFonts w:ascii="Arial" w:cs="Arial" w:eastAsia="Arial" w:hAnsi="Arial"/>
@@ -27368,7 +27368,7 @@
             <w:pPr>
               <w:spacing w:after="20" w:before="0"/>
             </w:pPr>
-            <w:hyperlink w:history="1" r:id="rIdjzqkaovnm5vrz8n_-b1hj">
+            <w:hyperlink w:history="1" r:id="rIdkhfljekzlwyuiazxkdkv2">
               <w:r>
                 <w:rPr>
                   <w:rFonts w:ascii="Arial" w:cs="Arial" w:eastAsia="Arial" w:hAnsi="Arial"/>
@@ -27401,7 +27401,7 @@
               <w:spacing w:after="10" w:before="0"/>
               <w:ind w:left="120"/>
             </w:pPr>
-            <w:hyperlink w:history="1" r:id="rIdmjcym4qbxszwt5qvd1spn">
+            <w:hyperlink w:history="1" r:id="rIdzu1d9fwhkb6zwipjd1c3k">
               <w:r>
                 <w:rPr>
                   <w:rFonts w:ascii="Arial" w:cs="Arial" w:eastAsia="Arial" w:hAnsi="Arial"/>
@@ -27628,7 +27628,7 @@
             <w:pPr>
               <w:spacing w:after="20" w:before="0"/>
             </w:pPr>
-            <w:hyperlink w:history="1" r:id="rIdg_-sd5z1robmg81eojifj">
+            <w:hyperlink w:history="1" r:id="rIds4lwy4nivi_qs2wo8inve">
               <w:r>
                 <w:rPr>
                   <w:rFonts w:ascii="Arial" w:cs="Arial" w:eastAsia="Arial" w:hAnsi="Arial"/>
@@ -27661,7 +27661,7 @@
               <w:spacing w:after="10" w:before="0"/>
               <w:ind w:left="120"/>
             </w:pPr>
-            <w:hyperlink w:history="1" r:id="rIdewj94zxeebqtgxz48pz8b">
+            <w:hyperlink w:history="1" r:id="rIdu-2xdob6ocawyxt5qawqk">
               <w:r>
                 <w:rPr>
                   <w:rFonts w:ascii="Arial" w:cs="Arial" w:eastAsia="Arial" w:hAnsi="Arial"/>
@@ -27706,7 +27706,7 @@
             <w:pPr>
               <w:spacing w:after="20" w:before="0"/>
             </w:pPr>
-            <w:hyperlink w:history="1" r:id="rIdvoclbz-w3gwogxqpuiq_l">
+            <w:hyperlink w:history="1" r:id="rIdp4tsezdoektffzf_k7frb">
               <w:r>
                 <w:rPr>
                   <w:rFonts w:ascii="Arial" w:cs="Arial" w:eastAsia="Arial" w:hAnsi="Arial"/>
@@ -27739,7 +27739,7 @@
               <w:spacing w:after="10" w:before="0"/>
               <w:ind w:left="120"/>
             </w:pPr>
-            <w:hyperlink w:history="1" r:id="rIdmjom4sqxapighf5686q4n">
+            <w:hyperlink w:history="1" r:id="rIdyl9hazp347z2124lf0mci">
               <w:r>
                 <w:rPr>
                   <w:rFonts w:ascii="Arial" w:cs="Arial" w:eastAsia="Arial" w:hAnsi="Arial"/>
@@ -27947,7 +27947,7 @@
             <w:pPr>
               <w:spacing w:after="20" w:before="0"/>
             </w:pPr>
-            <w:hyperlink w:history="1" r:id="rIdvoo-nvywjudonl9myisqa">
+            <w:hyperlink w:history="1" r:id="rIda8xhxavsd6apvnx-mf1w5">
               <w:r>
                 <w:rPr>
                   <w:rFonts w:ascii="Arial" w:cs="Arial" w:eastAsia="Arial" w:hAnsi="Arial"/>
@@ -27980,7 +27980,7 @@
               <w:spacing w:after="10" w:before="0"/>
               <w:ind w:left="120"/>
             </w:pPr>
-            <w:hyperlink w:history="1" r:id="rId__iaovq76surdgudu8_po">
+            <w:hyperlink w:history="1" r:id="rIdqj3dicwrw_1c5nvixqlqf">
               <w:r>
                 <w:rPr>
                   <w:rFonts w:ascii="Arial" w:cs="Arial" w:eastAsia="Arial" w:hAnsi="Arial"/>
@@ -28025,7 +28025,7 @@
             <w:pPr>
               <w:spacing w:after="20" w:before="0"/>
             </w:pPr>
-            <w:hyperlink w:history="1" r:id="rIdrir1p8blfehg_mswaytlt">
+            <w:hyperlink w:history="1" r:id="rIdpnau1c3x5q-4oy8mmme4q">
               <w:r>
                 <w:rPr>
                   <w:rFonts w:ascii="Arial" w:cs="Arial" w:eastAsia="Arial" w:hAnsi="Arial"/>
@@ -28058,7 +28058,7 @@
               <w:spacing w:after="10" w:before="0"/>
               <w:ind w:left="120"/>
             </w:pPr>
-            <w:hyperlink w:history="1" r:id="rIdjkz_523iuiy5giwtkli1j">
+            <w:hyperlink w:history="1" r:id="rIdavq2upbnotol0eswf2jrw">
               <w:r>
                 <w:rPr>
                   <w:rFonts w:ascii="Arial" w:cs="Arial" w:eastAsia="Arial" w:hAnsi="Arial"/>
@@ -30051,7 +30051,7 @@
             <w:pPr>
               <w:spacing w:after="20" w:before="0"/>
             </w:pPr>
-            <w:hyperlink w:history="1" r:id="rId3lz4n8uicmnukoqv0eree">
+            <w:hyperlink w:history="1" r:id="rIdhcyyr-eqxxuhi738gmbdw">
               <w:r>
                 <w:rPr>
                   <w:rFonts w:ascii="Arial" w:cs="Arial" w:eastAsia="Arial" w:hAnsi="Arial"/>
@@ -30084,7 +30084,7 @@
               <w:spacing w:after="10" w:before="0"/>
               <w:ind w:left="120"/>
             </w:pPr>
-            <w:hyperlink w:history="1" r:id="rIdiketquwqg3uaijpevwreq">
+            <w:hyperlink w:history="1" r:id="rIdjanqtqg26ghe5jwiawzht">
               <w:r>
                 <w:rPr>
                   <w:rFonts w:ascii="Arial" w:cs="Arial" w:eastAsia="Arial" w:hAnsi="Arial"/>
@@ -30129,7 +30129,7 @@
             <w:pPr>
               <w:spacing w:after="20" w:before="0"/>
             </w:pPr>
-            <w:hyperlink w:history="1" r:id="rId69iruxz58p6txygv5uktb">
+            <w:hyperlink w:history="1" r:id="rIdqqs_u0putzz9xzeeqcyit">
               <w:r>
                 <w:rPr>
                   <w:rFonts w:ascii="Arial" w:cs="Arial" w:eastAsia="Arial" w:hAnsi="Arial"/>
@@ -30162,7 +30162,7 @@
               <w:spacing w:after="10" w:before="0"/>
               <w:ind w:left="120"/>
             </w:pPr>
-            <w:hyperlink w:history="1" r:id="rIdywoajsnkukyl7ta-lz_xs">
+            <w:hyperlink w:history="1" r:id="rIdceav_lup4wxra1ygxc0cy">
               <w:r>
                 <w:rPr>
                   <w:rFonts w:ascii="Arial" w:cs="Arial" w:eastAsia="Arial" w:hAnsi="Arial"/>
@@ -30370,7 +30370,7 @@
             <w:pPr>
               <w:spacing w:after="20" w:before="0"/>
             </w:pPr>
-            <w:hyperlink w:history="1" r:id="rIddkvazmxgbbhg8sf_p7p1p">
+            <w:hyperlink w:history="1" r:id="rId2ourjzzjczwa7msjwczdb">
               <w:r>
                 <w:rPr>
                   <w:rFonts w:ascii="Arial" w:cs="Arial" w:eastAsia="Arial" w:hAnsi="Arial"/>
@@ -30403,7 +30403,7 @@
               <w:spacing w:after="10" w:before="0"/>
               <w:ind w:left="120"/>
             </w:pPr>
-            <w:hyperlink w:history="1" r:id="rIduamajjri8kgda2vfvc6py">
+            <w:hyperlink w:history="1" r:id="rIdbwh1zbplizdd38zhoj5rl">
               <w:r>
                 <w:rPr>
                   <w:rFonts w:ascii="Arial" w:cs="Arial" w:eastAsia="Arial" w:hAnsi="Arial"/>
@@ -30448,7 +30448,7 @@
             <w:pPr>
               <w:spacing w:after="20" w:before="0"/>
             </w:pPr>
-            <w:hyperlink w:history="1" r:id="rId_aolmtwpxvvzt1gxjvd0d">
+            <w:hyperlink w:history="1" r:id="rIdxl8mncuhm7znb5ayylabc">
               <w:r>
                 <w:rPr>
                   <w:rFonts w:ascii="Arial" w:cs="Arial" w:eastAsia="Arial" w:hAnsi="Arial"/>
@@ -30481,7 +30481,7 @@
               <w:spacing w:after="10" w:before="0"/>
               <w:ind w:left="120"/>
             </w:pPr>
-            <w:hyperlink w:history="1" r:id="rIdq0gktz7qvqooode9cjgpc">
+            <w:hyperlink w:history="1" r:id="rIdwcc5a-9dokfgw9sr48c9-">
               <w:r>
                 <w:rPr>
                   <w:rFonts w:ascii="Arial" w:cs="Arial" w:eastAsia="Arial" w:hAnsi="Arial"/>
@@ -30708,7 +30708,7 @@
             <w:pPr>
               <w:spacing w:after="20" w:before="0"/>
             </w:pPr>
-            <w:hyperlink w:history="1" r:id="rId5rhfcxpy3ospc3m1ohqb4">
+            <w:hyperlink w:history="1" r:id="rIdvkqn8wtfjac6j8f9t4erp">
               <w:r>
                 <w:rPr>
                   <w:rFonts w:ascii="Arial" w:cs="Arial" w:eastAsia="Arial" w:hAnsi="Arial"/>
@@ -30741,7 +30741,7 @@
               <w:spacing w:after="10" w:before="0"/>
               <w:ind w:left="120"/>
             </w:pPr>
-            <w:hyperlink w:history="1" r:id="rIdfewrom-1ktirrpeslhxxn">
+            <w:hyperlink w:history="1" r:id="rIdlqpkbkxvgcfenaliwnnqh">
               <w:r>
                 <w:rPr>
                   <w:rFonts w:ascii="Arial" w:cs="Arial" w:eastAsia="Arial" w:hAnsi="Arial"/>
@@ -30786,7 +30786,7 @@
             <w:pPr>
               <w:spacing w:after="20" w:before="0"/>
             </w:pPr>
-            <w:hyperlink w:history="1" r:id="rIdsh_eagpgxnq3xrxxhv8xy">
+            <w:hyperlink w:history="1" r:id="rIdedf8lreoep7gw1oke2soo">
               <w:r>
                 <w:rPr>
                   <w:rFonts w:ascii="Arial" w:cs="Arial" w:eastAsia="Arial" w:hAnsi="Arial"/>
@@ -30819,7 +30819,7 @@
               <w:spacing w:after="10" w:before="0"/>
               <w:ind w:left="120"/>
             </w:pPr>
-            <w:hyperlink w:history="1" r:id="rId4ovng4ncksyaou6_csrw1">
+            <w:hyperlink w:history="1" r:id="rIdutcrepbo4qmxfyltsds8j">
               <w:r>
                 <w:rPr>
                   <w:rFonts w:ascii="Arial" w:cs="Arial" w:eastAsia="Arial" w:hAnsi="Arial"/>
@@ -31046,7 +31046,7 @@
             <w:pPr>
               <w:spacing w:after="20" w:before="0"/>
             </w:pPr>
-            <w:hyperlink w:history="1" r:id="rIdwe58b9rsesu9l45pz7uqu">
+            <w:hyperlink w:history="1" r:id="rIdj7sbrn2bsf-qr_zzrseg9">
               <w:r>
                 <w:rPr>
                   <w:rFonts w:ascii="Arial" w:cs="Arial" w:eastAsia="Arial" w:hAnsi="Arial"/>
@@ -31079,7 +31079,7 @@
               <w:spacing w:after="10" w:before="0"/>
               <w:ind w:left="120"/>
             </w:pPr>
-            <w:hyperlink w:history="1" r:id="rIdrn-gnn4n2jj20effru_rx">
+            <w:hyperlink w:history="1" r:id="rIdkwd7w2w4yoxpmwnaqwrwn">
               <w:r>
                 <w:rPr>
                   <w:rFonts w:ascii="Arial" w:cs="Arial" w:eastAsia="Arial" w:hAnsi="Arial"/>
@@ -31124,7 +31124,7 @@
             <w:pPr>
               <w:spacing w:after="20" w:before="0"/>
             </w:pPr>
-            <w:hyperlink w:history="1" r:id="rIdil1uorwklksbwyweghqyp">
+            <w:hyperlink w:history="1" r:id="rIddhr17axzcjm-chg7xngcm">
               <w:r>
                 <w:rPr>
                   <w:rFonts w:ascii="Arial" w:cs="Arial" w:eastAsia="Arial" w:hAnsi="Arial"/>
@@ -31157,7 +31157,7 @@
               <w:spacing w:after="10" w:before="0"/>
               <w:ind w:left="120"/>
             </w:pPr>
-            <w:hyperlink w:history="1" r:id="rIduuglxdngglgtr4aultytf">
+            <w:hyperlink w:history="1" r:id="rId1wuwlgbeuknyn9zb8klza">
               <w:r>
                 <w:rPr>
                   <w:rFonts w:ascii="Arial" w:cs="Arial" w:eastAsia="Arial" w:hAnsi="Arial"/>
@@ -31365,7 +31365,7 @@
             <w:pPr>
               <w:spacing w:after="20" w:before="0"/>
             </w:pPr>
-            <w:hyperlink w:history="1" r:id="rIdiotvwfhbmpqtw0d4btd56">
+            <w:hyperlink w:history="1" r:id="rIdv41xvqt_gl4hq_n1u6r6b">
               <w:r>
                 <w:rPr>
                   <w:rFonts w:ascii="Arial" w:cs="Arial" w:eastAsia="Arial" w:hAnsi="Arial"/>
@@ -31398,7 +31398,7 @@
               <w:spacing w:after="10" w:before="0"/>
               <w:ind w:left="120"/>
             </w:pPr>
-            <w:hyperlink w:history="1" r:id="rIdmpowrp34tkgfsgilxfs9r">
+            <w:hyperlink w:history="1" r:id="rIdz0fq7oyn9-m-bpgnuybwq">
               <w:r>
                 <w:rPr>
                   <w:rFonts w:ascii="Arial" w:cs="Arial" w:eastAsia="Arial" w:hAnsi="Arial"/>
@@ -31443,7 +31443,7 @@
             <w:pPr>
               <w:spacing w:after="20" w:before="0"/>
             </w:pPr>
-            <w:hyperlink w:history="1" r:id="rIdkdpnlc1yljlrdx6uuiaqn">
+            <w:hyperlink w:history="1" r:id="rIdgzcgbovwsv5bfhrtohcmh">
               <w:r>
                 <w:rPr>
                   <w:rFonts w:ascii="Arial" w:cs="Arial" w:eastAsia="Arial" w:hAnsi="Arial"/>
@@ -31476,7 +31476,7 @@
               <w:spacing w:after="10" w:before="0"/>
               <w:ind w:left="120"/>
             </w:pPr>
-            <w:hyperlink w:history="1" r:id="rIdsl3wz7yz-jpgyfgfsnv3_">
+            <w:hyperlink w:history="1" r:id="rId68-hjzw4ry0m56sqcqkku">
               <w:r>
                 <w:rPr>
                   <w:rFonts w:ascii="Arial" w:cs="Arial" w:eastAsia="Arial" w:hAnsi="Arial"/>
@@ -33409,7 +33409,7 @@
             <w:pPr>
               <w:spacing w:after="20" w:before="0"/>
             </w:pPr>
-            <w:hyperlink w:history="1" r:id="rId9xwkrroza1wtiyfkaejyp">
+            <w:hyperlink w:history="1" r:id="rIdnfv0nuex5ltbf_zl6pdqv">
               <w:r>
                 <w:rPr>
                   <w:rFonts w:ascii="Arial" w:cs="Arial" w:eastAsia="Arial" w:hAnsi="Arial"/>
@@ -33442,7 +33442,7 @@
               <w:spacing w:after="10" w:before="0"/>
               <w:ind w:left="120"/>
             </w:pPr>
-            <w:hyperlink w:history="1" r:id="rId7_gx9o_8h17as0ambtdzq">
+            <w:hyperlink w:history="1" r:id="rIdn-ddtn2n3wtjtbonh3mxq">
               <w:r>
                 <w:rPr>
                   <w:rFonts w:ascii="Arial" w:cs="Arial" w:eastAsia="Arial" w:hAnsi="Arial"/>
@@ -33487,7 +33487,7 @@
             <w:pPr>
               <w:spacing w:after="20" w:before="0"/>
             </w:pPr>
-            <w:hyperlink w:history="1" r:id="rIdrrjqgx3hf4ewgj1vtytix">
+            <w:hyperlink w:history="1" r:id="rIdhtebqlao1fmvcwiq7lmfv">
               <w:r>
                 <w:rPr>
                   <w:rFonts w:ascii="Arial" w:cs="Arial" w:eastAsia="Arial" w:hAnsi="Arial"/>
@@ -33520,7 +33520,7 @@
               <w:spacing w:after="10" w:before="0"/>
               <w:ind w:left="120"/>
             </w:pPr>
-            <w:hyperlink w:history="1" r:id="rId06rfzos2cuxxverlnsx21">
+            <w:hyperlink w:history="1" r:id="rIdznrklilmncaofkljv_cha">
               <w:r>
                 <w:rPr>
                   <w:rFonts w:ascii="Arial" w:cs="Arial" w:eastAsia="Arial" w:hAnsi="Arial"/>
@@ -33728,7 +33728,7 @@
             <w:pPr>
               <w:spacing w:after="20" w:before="0"/>
             </w:pPr>
-            <w:hyperlink w:history="1" r:id="rIdj0b96qxybzop1reucwh-4">
+            <w:hyperlink w:history="1" r:id="rIdk-_qezt8qbubl7hthdy9l">
               <w:r>
                 <w:rPr>
                   <w:rFonts w:ascii="Arial" w:cs="Arial" w:eastAsia="Arial" w:hAnsi="Arial"/>
@@ -33761,7 +33761,7 @@
               <w:spacing w:after="10" w:before="0"/>
               <w:ind w:left="120"/>
             </w:pPr>
-            <w:hyperlink w:history="1" r:id="rIdhqsj1hi-enws2ien-tfxu">
+            <w:hyperlink w:history="1" r:id="rIdhuoimb-_nyvfe3kzbxek-">
               <w:r>
                 <w:rPr>
                   <w:rFonts w:ascii="Arial" w:cs="Arial" w:eastAsia="Arial" w:hAnsi="Arial"/>
@@ -33806,7 +33806,7 @@
             <w:pPr>
               <w:spacing w:after="20" w:before="0"/>
             </w:pPr>
-            <w:hyperlink w:history="1" r:id="rIdk13pvmecyfecfkaldjgn6">
+            <w:hyperlink w:history="1" r:id="rIdqimekp0jzkxmipubdf93s">
               <w:r>
                 <w:rPr>
                   <w:rFonts w:ascii="Arial" w:cs="Arial" w:eastAsia="Arial" w:hAnsi="Arial"/>
@@ -33839,7 +33839,7 @@
               <w:spacing w:after="10" w:before="0"/>
               <w:ind w:left="120"/>
             </w:pPr>
-            <w:hyperlink w:history="1" r:id="rIdgafeseeueg7dmf0ozpmja">
+            <w:hyperlink w:history="1" r:id="rIdbj-0tkbqlqe57w9eu2f1q">
               <w:r>
                 <w:rPr>
                   <w:rFonts w:ascii="Arial" w:cs="Arial" w:eastAsia="Arial" w:hAnsi="Arial"/>
@@ -34066,7 +34066,7 @@
             <w:pPr>
               <w:spacing w:after="20" w:before="0"/>
             </w:pPr>
-            <w:hyperlink w:history="1" r:id="rIdk0les050mcaezccunfevo">
+            <w:hyperlink w:history="1" r:id="rId_97dzwl4q4aad1_etyhtr">
               <w:r>
                 <w:rPr>
                   <w:rFonts w:ascii="Arial" w:cs="Arial" w:eastAsia="Arial" w:hAnsi="Arial"/>
@@ -34099,7 +34099,7 @@
               <w:spacing w:after="10" w:before="0"/>
               <w:ind w:left="120"/>
             </w:pPr>
-            <w:hyperlink w:history="1" r:id="rIdd6khcrzhowwb-gzzyu7qh">
+            <w:hyperlink w:history="1" r:id="rIddvixsgl2hs5_w7q7kyyp5">
               <w:r>
                 <w:rPr>
                   <w:rFonts w:ascii="Arial" w:cs="Arial" w:eastAsia="Arial" w:hAnsi="Arial"/>
@@ -34144,7 +34144,7 @@
             <w:pPr>
               <w:spacing w:after="20" w:before="0"/>
             </w:pPr>
-            <w:hyperlink w:history="1" r:id="rIdgt3dv9xknybhcwyf2dsdq">
+            <w:hyperlink w:history="1" r:id="rIdqiaolopxz6ee-sztemus1">
               <w:r>
                 <w:rPr>
                   <w:rFonts w:ascii="Arial" w:cs="Arial" w:eastAsia="Arial" w:hAnsi="Arial"/>
@@ -34177,7 +34177,7 @@
               <w:spacing w:after="10" w:before="0"/>
               <w:ind w:left="120"/>
             </w:pPr>
-            <w:hyperlink w:history="1" r:id="rIdkusg03dyvchkmte2j7j0p">
+            <w:hyperlink w:history="1" r:id="rIdp9dxbxurposedxnais9po">
               <w:r>
                 <w:rPr>
                   <w:rFonts w:ascii="Arial" w:cs="Arial" w:eastAsia="Arial" w:hAnsi="Arial"/>
@@ -34404,7 +34404,7 @@
             <w:pPr>
               <w:spacing w:after="20" w:before="0"/>
             </w:pPr>
-            <w:hyperlink w:history="1" r:id="rId6ii6xlizuvnaeweks8hti">
+            <w:hyperlink w:history="1" r:id="rId6dz4tsejybroeaij1caik">
               <w:r>
                 <w:rPr>
                   <w:rFonts w:ascii="Arial" w:cs="Arial" w:eastAsia="Arial" w:hAnsi="Arial"/>
@@ -34437,7 +34437,7 @@
               <w:spacing w:after="10" w:before="0"/>
               <w:ind w:left="120"/>
             </w:pPr>
-            <w:hyperlink w:history="1" r:id="rIdbes-wxkjq6nbxozxwh8hr">
+            <w:hyperlink w:history="1" r:id="rIdmczzka-oczobweg6lppcj">
               <w:r>
                 <w:rPr>
                   <w:rFonts w:ascii="Arial" w:cs="Arial" w:eastAsia="Arial" w:hAnsi="Arial"/>
@@ -34482,7 +34482,7 @@
             <w:pPr>
               <w:spacing w:after="20" w:before="0"/>
             </w:pPr>
-            <w:hyperlink w:history="1" r:id="rIdnjhg8zscz5gnyjgjrenz5">
+            <w:hyperlink w:history="1" r:id="rIdlkzkrloommkjmqzh7pust">
               <w:r>
                 <w:rPr>
                   <w:rFonts w:ascii="Arial" w:cs="Arial" w:eastAsia="Arial" w:hAnsi="Arial"/>
@@ -34515,7 +34515,7 @@
               <w:spacing w:after="10" w:before="0"/>
               <w:ind w:left="120"/>
             </w:pPr>
-            <w:hyperlink w:history="1" r:id="rIdfyvhb31wkkw0wghnqzso9">
+            <w:hyperlink w:history="1" r:id="rIdh1vmozlpfteqafqklptcy">
               <w:r>
                 <w:rPr>
                   <w:rFonts w:ascii="Arial" w:cs="Arial" w:eastAsia="Arial" w:hAnsi="Arial"/>
@@ -34723,7 +34723,7 @@
             <w:pPr>
               <w:spacing w:after="20" w:before="0"/>
             </w:pPr>
-            <w:hyperlink w:history="1" r:id="rId5uebrry7f5fvowwkcklrs">
+            <w:hyperlink w:history="1" r:id="rIdxbfuasob3bkf1lrltz6ap">
               <w:r>
                 <w:rPr>
                   <w:rFonts w:ascii="Arial" w:cs="Arial" w:eastAsia="Arial" w:hAnsi="Arial"/>
@@ -34756,7 +34756,7 @@
               <w:spacing w:after="10" w:before="0"/>
               <w:ind w:left="120"/>
             </w:pPr>
-            <w:hyperlink w:history="1" r:id="rIdnge5q_u_d5oynikizxjub">
+            <w:hyperlink w:history="1" r:id="rIdlkgmq6cynzeun-ree5k0x">
               <w:r>
                 <w:rPr>
                   <w:rFonts w:ascii="Arial" w:cs="Arial" w:eastAsia="Arial" w:hAnsi="Arial"/>
@@ -34801,7 +34801,7 @@
             <w:pPr>
               <w:spacing w:after="20" w:before="0"/>
             </w:pPr>
-            <w:hyperlink w:history="1" r:id="rId92acuz3ix0u-tfky_1-f0">
+            <w:hyperlink w:history="1" r:id="rIdjcwhxl5ubpglvqinoaoax">
               <w:r>
                 <w:rPr>
                   <w:rFonts w:ascii="Arial" w:cs="Arial" w:eastAsia="Arial" w:hAnsi="Arial"/>
@@ -34834,7 +34834,7 @@
               <w:spacing w:after="10" w:before="0"/>
               <w:ind w:left="120"/>
             </w:pPr>
-            <w:hyperlink w:history="1" r:id="rIdxfymosba6vz0dpikmtwyc">
+            <w:hyperlink w:history="1" r:id="rIdtqwxah-ud7fb96pnotiem">
               <w:r>
                 <w:rPr>
                   <w:rFonts w:ascii="Arial" w:cs="Arial" w:eastAsia="Arial" w:hAnsi="Arial"/>
@@ -36787,7 +36787,7 @@
             <w:pPr>
               <w:spacing w:after="20" w:before="0"/>
             </w:pPr>
-            <w:hyperlink w:history="1" r:id="rIdtm6osaadod228mwx9vlk3">
+            <w:hyperlink w:history="1" r:id="rIddpza_n_zhvcmb8csh3tyl">
               <w:r>
                 <w:rPr>
                   <w:rFonts w:ascii="Arial" w:cs="Arial" w:eastAsia="Arial" w:hAnsi="Arial"/>
@@ -36820,7 +36820,7 @@
               <w:spacing w:after="10" w:before="0"/>
               <w:ind w:left="120"/>
             </w:pPr>
-            <w:hyperlink w:history="1" r:id="rId4sdp14uyeuz91r-vck2d9">
+            <w:hyperlink w:history="1" r:id="rId9hfvs2l8xm_dx_3mspqwd">
               <w:r>
                 <w:rPr>
                   <w:rFonts w:ascii="Arial" w:cs="Arial" w:eastAsia="Arial" w:hAnsi="Arial"/>
@@ -36865,7 +36865,7 @@
             <w:pPr>
               <w:spacing w:after="20" w:before="0"/>
             </w:pPr>
-            <w:hyperlink w:history="1" r:id="rIdf8fkgfcftgrnsbvrfrjsm">
+            <w:hyperlink w:history="1" r:id="rIdj5le5ihfhcedfven43owm">
               <w:r>
                 <w:rPr>
                   <w:rFonts w:ascii="Arial" w:cs="Arial" w:eastAsia="Arial" w:hAnsi="Arial"/>
@@ -36898,7 +36898,7 @@
               <w:spacing w:after="10" w:before="0"/>
               <w:ind w:left="120"/>
             </w:pPr>
-            <w:hyperlink w:history="1" r:id="rIdxfpsomyctmwde50c0jyuj">
+            <w:hyperlink w:history="1" r:id="rIdqn5odjnc0hxxr0u-qmwuz">
               <w:r>
                 <w:rPr>
                   <w:rFonts w:ascii="Arial" w:cs="Arial" w:eastAsia="Arial" w:hAnsi="Arial"/>
@@ -37106,7 +37106,7 @@
             <w:pPr>
               <w:spacing w:after="20" w:before="0"/>
             </w:pPr>
-            <w:hyperlink w:history="1" r:id="rId6xgrxufrwueyxjvhg3_vb">
+            <w:hyperlink w:history="1" r:id="rIdve7fusmjfjs0mrcmgdgl-">
               <w:r>
                 <w:rPr>
                   <w:rFonts w:ascii="Arial" w:cs="Arial" w:eastAsia="Arial" w:hAnsi="Arial"/>
@@ -37139,7 +37139,7 @@
               <w:spacing w:after="10" w:before="0"/>
               <w:ind w:left="120"/>
             </w:pPr>
-            <w:hyperlink w:history="1" r:id="rIdc-tlqyfhg5uyidi2eb0zn">
+            <w:hyperlink w:history="1" r:id="rIdyyr1loyis3xehz1exiolj">
               <w:r>
                 <w:rPr>
                   <w:rFonts w:ascii="Arial" w:cs="Arial" w:eastAsia="Arial" w:hAnsi="Arial"/>
@@ -37184,7 +37184,7 @@
             <w:pPr>
               <w:spacing w:after="20" w:before="0"/>
             </w:pPr>
-            <w:hyperlink w:history="1" r:id="rIdasyfhnuvo0k6qdoyqscjk">
+            <w:hyperlink w:history="1" r:id="rIdqyg8v4jn3zzgf6w5tf0tz">
               <w:r>
                 <w:rPr>
                   <w:rFonts w:ascii="Arial" w:cs="Arial" w:eastAsia="Arial" w:hAnsi="Arial"/>
@@ -37217,7 +37217,7 @@
               <w:spacing w:after="10" w:before="0"/>
               <w:ind w:left="120"/>
             </w:pPr>
-            <w:hyperlink w:history="1" r:id="rIdvohh36delhr_yabkqo9wb">
+            <w:hyperlink w:history="1" r:id="rId6ojncfoqwb6ffhqfm5kiq">
               <w:r>
                 <w:rPr>
                   <w:rFonts w:ascii="Arial" w:cs="Arial" w:eastAsia="Arial" w:hAnsi="Arial"/>
@@ -37444,7 +37444,7 @@
             <w:pPr>
               <w:spacing w:after="20" w:before="0"/>
             </w:pPr>
-            <w:hyperlink w:history="1" r:id="rIdmnlc7wotj40pcoleiqrco">
+            <w:hyperlink w:history="1" r:id="rId7fje0xfng5rb1gl03lk5z">
               <w:r>
                 <w:rPr>
                   <w:rFonts w:ascii="Arial" w:cs="Arial" w:eastAsia="Arial" w:hAnsi="Arial"/>
@@ -37477,7 +37477,7 @@
               <w:spacing w:after="10" w:before="0"/>
               <w:ind w:left="120"/>
             </w:pPr>
-            <w:hyperlink w:history="1" r:id="rIdk-znvuoipjcs1lflc2kwf">
+            <w:hyperlink w:history="1" r:id="rIdn0xegzalcyqzjlr-lnlqr">
               <w:r>
                 <w:rPr>
                   <w:rFonts w:ascii="Arial" w:cs="Arial" w:eastAsia="Arial" w:hAnsi="Arial"/>
@@ -37522,7 +37522,7 @@
             <w:pPr>
               <w:spacing w:after="20" w:before="0"/>
             </w:pPr>
-            <w:hyperlink w:history="1" r:id="rIdodhljfjgxhsfarlm4cvrc">
+            <w:hyperlink w:history="1" r:id="rIdgdtr8ow0fm-npnhrcx95t">
               <w:r>
                 <w:rPr>
                   <w:rFonts w:ascii="Arial" w:cs="Arial" w:eastAsia="Arial" w:hAnsi="Arial"/>
@@ -37555,7 +37555,7 @@
               <w:spacing w:after="10" w:before="0"/>
               <w:ind w:left="120"/>
             </w:pPr>
-            <w:hyperlink w:history="1" r:id="rIdg8cwjleya1-glwjvybls7">
+            <w:hyperlink w:history="1" r:id="rIdlksc6dvhsk5tem12ndvb9">
               <w:r>
                 <w:rPr>
                   <w:rFonts w:ascii="Arial" w:cs="Arial" w:eastAsia="Arial" w:hAnsi="Arial"/>
@@ -37763,7 +37763,7 @@
             <w:pPr>
               <w:spacing w:after="20" w:before="0"/>
             </w:pPr>
-            <w:hyperlink w:history="1" r:id="rId4hibshvwdq12peho6unpz">
+            <w:hyperlink w:history="1" r:id="rIdahik8jg7xvbvohcp_w9tc">
               <w:r>
                 <w:rPr>
                   <w:rFonts w:ascii="Arial" w:cs="Arial" w:eastAsia="Arial" w:hAnsi="Arial"/>
@@ -37796,7 +37796,7 @@
               <w:spacing w:after="10" w:before="0"/>
               <w:ind w:left="120"/>
             </w:pPr>
-            <w:hyperlink w:history="1" r:id="rIdqhpnggqq9nqryeswkxvvm">
+            <w:hyperlink w:history="1" r:id="rId4wqgxpocdn7peecqz8x_t">
               <w:r>
                 <w:rPr>
                   <w:rFonts w:ascii="Arial" w:cs="Arial" w:eastAsia="Arial" w:hAnsi="Arial"/>
@@ -37841,7 +37841,7 @@
             <w:pPr>
               <w:spacing w:after="20" w:before="0"/>
             </w:pPr>
-            <w:hyperlink w:history="1" r:id="rIdcsul5ypievzjxobsg0fvm">
+            <w:hyperlink w:history="1" r:id="rIdivetdby__zvtn3hcvmhjj">
               <w:r>
                 <w:rPr>
                   <w:rFonts w:ascii="Arial" w:cs="Arial" w:eastAsia="Arial" w:hAnsi="Arial"/>
@@ -37874,7 +37874,7 @@
               <w:spacing w:after="10" w:before="0"/>
               <w:ind w:left="120"/>
             </w:pPr>
-            <w:hyperlink w:history="1" r:id="rIdv1gqroaylsqwnfd8ub9sn">
+            <w:hyperlink w:history="1" r:id="rIdzuxgpg_ewh4p4babu9ov8">
               <w:r>
                 <w:rPr>
                   <w:rFonts w:ascii="Arial" w:cs="Arial" w:eastAsia="Arial" w:hAnsi="Arial"/>
@@ -38082,7 +38082,7 @@
             <w:pPr>
               <w:spacing w:after="20" w:before="0"/>
             </w:pPr>
-            <w:hyperlink w:history="1" r:id="rIde_kv76k9ooqdweokerrlq">
+            <w:hyperlink w:history="1" r:id="rIdzhpdeqmhgtdgtc4hjyyyv">
               <w:r>
                 <w:rPr>
                   <w:rFonts w:ascii="Arial" w:cs="Arial" w:eastAsia="Arial" w:hAnsi="Arial"/>
@@ -38115,7 +38115,7 @@
               <w:spacing w:after="10" w:before="0"/>
               <w:ind w:left="120"/>
             </w:pPr>
-            <w:hyperlink w:history="1" r:id="rIdus5vigxzspicj74dwqi23">
+            <w:hyperlink w:history="1" r:id="rIddojz2r44eoyakp72aatht">
               <w:r>
                 <w:rPr>
                   <w:rFonts w:ascii="Arial" w:cs="Arial" w:eastAsia="Arial" w:hAnsi="Arial"/>
@@ -38160,7 +38160,7 @@
             <w:pPr>
               <w:spacing w:after="20" w:before="0"/>
             </w:pPr>
-            <w:hyperlink w:history="1" r:id="rIdmqp6u651jqruued73ybng">
+            <w:hyperlink w:history="1" r:id="rIdkoyqhgsinuib_xvx4cdw1">
               <w:r>
                 <w:rPr>
                   <w:rFonts w:ascii="Arial" w:cs="Arial" w:eastAsia="Arial" w:hAnsi="Arial"/>
@@ -38193,7 +38193,7 @@
               <w:spacing w:after="10" w:before="0"/>
               <w:ind w:left="120"/>
             </w:pPr>
-            <w:hyperlink w:history="1" r:id="rIdkmlkz1xq0otiuv-jxgkj3">
+            <w:hyperlink w:history="1" r:id="rIdn9j4-4oftiu9qxwg5bkmv">
               <w:r>
                 <w:rPr>
                   <w:rFonts w:ascii="Arial" w:cs="Arial" w:eastAsia="Arial" w:hAnsi="Arial"/>
@@ -40126,7 +40126,7 @@
             <w:pPr>
               <w:spacing w:after="20" w:before="0"/>
             </w:pPr>
-            <w:hyperlink w:history="1" r:id="rIdvicc3ptu8qsdnc_jyjnhw">
+            <w:hyperlink w:history="1" r:id="rId-r6rlnna87sdl9mpettnp">
               <w:r>
                 <w:rPr>
                   <w:rFonts w:ascii="Arial" w:cs="Arial" w:eastAsia="Arial" w:hAnsi="Arial"/>
@@ -40159,7 +40159,7 @@
               <w:spacing w:after="10" w:before="0"/>
               <w:ind w:left="120"/>
             </w:pPr>
-            <w:hyperlink w:history="1" r:id="rIddrpuxaw4casdjpn2xrpg4">
+            <w:hyperlink w:history="1" r:id="rIdmbvrmp8slefyyint1eoov">
               <w:r>
                 <w:rPr>
                   <w:rFonts w:ascii="Arial" w:cs="Arial" w:eastAsia="Arial" w:hAnsi="Arial"/>
@@ -40204,7 +40204,7 @@
             <w:pPr>
               <w:spacing w:after="20" w:before="0"/>
             </w:pPr>
-            <w:hyperlink w:history="1" r:id="rIdxwuw_vbq83htowkpmgtsb">
+            <w:hyperlink w:history="1" r:id="rIdyyx1coxxpxeh2vptgje1e">
               <w:r>
                 <w:rPr>
                   <w:rFonts w:ascii="Arial" w:cs="Arial" w:eastAsia="Arial" w:hAnsi="Arial"/>
@@ -40237,7 +40237,7 @@
               <w:spacing w:after="10" w:before="0"/>
               <w:ind w:left="120"/>
             </w:pPr>
-            <w:hyperlink w:history="1" r:id="rId2iq7cptracvq7ps7t7wgt">
+            <w:hyperlink w:history="1" r:id="rIdo83fez5qjtbtsxrrbv3ri">
               <w:r>
                 <w:rPr>
                   <w:rFonts w:ascii="Arial" w:cs="Arial" w:eastAsia="Arial" w:hAnsi="Arial"/>
@@ -40445,7 +40445,7 @@
             <w:pPr>
               <w:spacing w:after="20" w:before="0"/>
             </w:pPr>
-            <w:hyperlink w:history="1" r:id="rIde-vvkeo162mtsap2zac1j">
+            <w:hyperlink w:history="1" r:id="rIdncfpca4gh6vtg3matwn4g">
               <w:r>
                 <w:rPr>
                   <w:rFonts w:ascii="Arial" w:cs="Arial" w:eastAsia="Arial" w:hAnsi="Arial"/>
@@ -40478,7 +40478,7 @@
               <w:spacing w:after="10" w:before="0"/>
               <w:ind w:left="120"/>
             </w:pPr>
-            <w:hyperlink w:history="1" r:id="rId7aaepznrdisgjfwj3kmzu">
+            <w:hyperlink w:history="1" r:id="rIdis7ezuzl6m59p8lff9v0l">
               <w:r>
                 <w:rPr>
                   <w:rFonts w:ascii="Arial" w:cs="Arial" w:eastAsia="Arial" w:hAnsi="Arial"/>
@@ -40523,7 +40523,7 @@
             <w:pPr>
               <w:spacing w:after="20" w:before="0"/>
             </w:pPr>
-            <w:hyperlink w:history="1" r:id="rId6r7h2hf0yftojrwxdoz5-">
+            <w:hyperlink w:history="1" r:id="rIdzbqbinvf0wtuvtzddlifm">
               <w:r>
                 <w:rPr>
                   <w:rFonts w:ascii="Arial" w:cs="Arial" w:eastAsia="Arial" w:hAnsi="Arial"/>
@@ -40556,7 +40556,7 @@
               <w:spacing w:after="10" w:before="0"/>
               <w:ind w:left="120"/>
             </w:pPr>
-            <w:hyperlink w:history="1" r:id="rIdd7xcjzibuseuuxcqw_d18">
+            <w:hyperlink w:history="1" r:id="rIdgmxh0tdff_8tncjcevbzg">
               <w:r>
                 <w:rPr>
                   <w:rFonts w:ascii="Arial" w:cs="Arial" w:eastAsia="Arial" w:hAnsi="Arial"/>
@@ -40764,7 +40764,7 @@
             <w:pPr>
               <w:spacing w:after="20" w:before="0"/>
             </w:pPr>
-            <w:hyperlink w:history="1" r:id="rIdcfmg5xhfpc5ee0dsnlfkb">
+            <w:hyperlink w:history="1" r:id="rIdhv3icwiqoqs1jpa0sglos">
               <w:r>
                 <w:rPr>
                   <w:rFonts w:ascii="Arial" w:cs="Arial" w:eastAsia="Arial" w:hAnsi="Arial"/>
@@ -40797,7 +40797,7 @@
               <w:spacing w:after="10" w:before="0"/>
               <w:ind w:left="120"/>
             </w:pPr>
-            <w:hyperlink w:history="1" r:id="rIdr74ksz4u_9vivklqmzjmd">
+            <w:hyperlink w:history="1" r:id="rIdsvrmo5pvhtr40c09ojtzy">
               <w:r>
                 <w:rPr>
                   <w:rFonts w:ascii="Arial" w:cs="Arial" w:eastAsia="Arial" w:hAnsi="Arial"/>
@@ -40842,7 +40842,7 @@
             <w:pPr>
               <w:spacing w:after="20" w:before="0"/>
             </w:pPr>
-            <w:hyperlink w:history="1" r:id="rIde7diuv0oglkg5qhwsxcah">
+            <w:hyperlink w:history="1" r:id="rIdwsqvmeueb_l6mm5doksqj">
               <w:r>
                 <w:rPr>
                   <w:rFonts w:ascii="Arial" w:cs="Arial" w:eastAsia="Arial" w:hAnsi="Arial"/>
@@ -40875,7 +40875,7 @@
               <w:spacing w:after="10" w:before="0"/>
               <w:ind w:left="120"/>
             </w:pPr>
-            <w:hyperlink w:history="1" r:id="rIdlubj01qxwslhrbgc1yyws">
+            <w:hyperlink w:history="1" r:id="rIdiybepl7ixhjaesbtasvzx">
               <w:r>
                 <w:rPr>
                   <w:rFonts w:ascii="Arial" w:cs="Arial" w:eastAsia="Arial" w:hAnsi="Arial"/>
@@ -41083,7 +41083,7 @@
             <w:pPr>
               <w:spacing w:after="20" w:before="0"/>
             </w:pPr>
-            <w:hyperlink w:history="1" r:id="rId6ajigslgp7moglrixdkeu">
+            <w:hyperlink w:history="1" r:id="rIdpo_1ctsnmngntfzq9mjw1">
               <w:r>
                 <w:rPr>
                   <w:rFonts w:ascii="Arial" w:cs="Arial" w:eastAsia="Arial" w:hAnsi="Arial"/>
@@ -41116,7 +41116,7 @@
               <w:spacing w:after="10" w:before="0"/>
               <w:ind w:left="120"/>
             </w:pPr>
-            <w:hyperlink w:history="1" r:id="rIdsviofllbokomn2zotchww">
+            <w:hyperlink w:history="1" r:id="rIdujjpxvlxchbnaxch-9mvo">
               <w:r>
                 <w:rPr>
                   <w:rFonts w:ascii="Arial" w:cs="Arial" w:eastAsia="Arial" w:hAnsi="Arial"/>
@@ -41161,7 +41161,7 @@
             <w:pPr>
               <w:spacing w:after="20" w:before="0"/>
             </w:pPr>
-            <w:hyperlink w:history="1" r:id="rIdyoiwmi1y_ohnpfljt0qmg">
+            <w:hyperlink w:history="1" r:id="rIdrfqtio3pknf74omobkqcw">
               <w:r>
                 <w:rPr>
                   <w:rFonts w:ascii="Arial" w:cs="Arial" w:eastAsia="Arial" w:hAnsi="Arial"/>
@@ -41194,7 +41194,7 @@
               <w:spacing w:after="10" w:before="0"/>
               <w:ind w:left="120"/>
             </w:pPr>
-            <w:hyperlink w:history="1" r:id="rIdqzabuxbwhukj0ifir3iam">
+            <w:hyperlink w:history="1" r:id="rIdurr3hnp4ia5iekmuedvli">
               <w:r>
                 <w:rPr>
                   <w:rFonts w:ascii="Arial" w:cs="Arial" w:eastAsia="Arial" w:hAnsi="Arial"/>
@@ -41402,7 +41402,7 @@
             <w:pPr>
               <w:spacing w:after="20" w:before="0"/>
             </w:pPr>
-            <w:hyperlink w:history="1" r:id="rIdl1yl_krwd-nbm7cn8vzqr">
+            <w:hyperlink w:history="1" r:id="rIdma_aag3zhb1acjmin6e6i">
               <w:r>
                 <w:rPr>
                   <w:rFonts w:ascii="Arial" w:cs="Arial" w:eastAsia="Arial" w:hAnsi="Arial"/>
@@ -41435,7 +41435,7 @@
               <w:spacing w:after="10" w:before="0"/>
               <w:ind w:left="120"/>
             </w:pPr>
-            <w:hyperlink w:history="1" r:id="rIdrgeaffkzcm_1nqzwhsmzm">
+            <w:hyperlink w:history="1" r:id="rIdikdjwp1oy-ryhn-ubbl0w">
               <w:r>
                 <w:rPr>
                   <w:rFonts w:ascii="Arial" w:cs="Arial" w:eastAsia="Arial" w:hAnsi="Arial"/>
@@ -41480,7 +41480,7 @@
             <w:pPr>
               <w:spacing w:after="20" w:before="0"/>
             </w:pPr>
-            <w:hyperlink w:history="1" r:id="rIdyhlktehdlfv-akq0qns3u">
+            <w:hyperlink w:history="1" r:id="rIdeflqa3m-nbshocbbekmez">
               <w:r>
                 <w:rPr>
                   <w:rFonts w:ascii="Arial" w:cs="Arial" w:eastAsia="Arial" w:hAnsi="Arial"/>
@@ -41513,7 +41513,7 @@
               <w:spacing w:after="10" w:before="0"/>
               <w:ind w:left="120"/>
             </w:pPr>
-            <w:hyperlink w:history="1" r:id="rIdi72aww_jqvqoasdj0lkhu">
+            <w:hyperlink w:history="1" r:id="rIdfoxpyippkpwclveeyypyc">
               <w:r>
                 <w:rPr>
                   <w:rFonts w:ascii="Arial" w:cs="Arial" w:eastAsia="Arial" w:hAnsi="Arial"/>
